--- a/SITP/DSA-Notes/M16_Mathematics.docx
+++ b/SITP/DSA-Notes/M16_Mathematics.docx
@@ -60,7 +60,7 @@
         </w:p>
       </w:sdtContent>
     </w:sdt>
-    <w:bookmarkStart w:id="44" w:name="module-16-mathematics-for-dsa"/>
+    <w:bookmarkStart w:id="47" w:name="module-16-mathematics-for-dsa"/>
     <w:p>
       <w:pPr>
         <w:pStyle w:val="Heading1"/>
@@ -201,7 +201,7 @@
         </w:pict>
       </w:r>
     </w:p>
-    <w:bookmarkStart w:id="13" w:name="gcd-lcm-the-euclidean-algorithm"/>
+    <w:bookmarkStart w:id="14" w:name="gcd-lcm-the-euclidean-algorithm"/>
     <w:p>
       <w:pPr>
         <w:pStyle w:val="Heading2"/>
@@ -520,12 +520,298 @@
         <w:t xml:space="preserve">until one becomes 0; the other is the GCD.</w:t>
       </w:r>
     </w:p>
-    <w:bookmarkStart w:id="12" w:name="mcqs"/>
+    <w:bookmarkStart w:id="12" w:name="Xdc3637f540bb1dbc0f666fae7f8070ff7d4933e"/>
     <w:p>
       <w:pPr>
         <w:pStyle w:val="Heading3"/>
       </w:pPr>
       <w:r>
+        <w:t xml:space="preserve">Why Euclid is O(log): the Fibonacci worst case (GATE)</w:t>
+      </w:r>
+    </w:p>
+    <w:p>
+      <w:pPr>
+        <w:pStyle w:val="FirstParagraph"/>
+      </w:pPr>
+      <w:r>
+        <w:t xml:space="preserve">Each step replaces</w:t>
+      </w:r>
+      <w:r>
+        <w:t xml:space="preserve"> </w:t>
+      </w:r>
+      <w:r>
+        <w:rPr>
+          <w:rStyle w:val="VerbatimChar"/>
+        </w:rPr>
+        <w:t xml:space="preserve">(a,b)</w:t>
+      </w:r>
+      <w:r>
+        <w:t xml:space="preserve"> </w:t>
+      </w:r>
+      <w:r>
+        <w:t xml:space="preserve">with</w:t>
+      </w:r>
+      <w:r>
+        <w:t xml:space="preserve"> </w:t>
+      </w:r>
+      <w:r>
+        <w:rPr>
+          <w:rStyle w:val="VerbatimChar"/>
+        </w:rPr>
+        <w:t xml:space="preserve">(b, a mod b)</w:t>
+      </w:r>
+      <w:r>
+        <w:t xml:space="preserve">. The</w:t>
+      </w:r>
+      <w:r>
+        <w:t xml:space="preserve"> </w:t>
+      </w:r>
+      <w:r>
+        <w:rPr>
+          <w:b/>
+          <w:bCs/>
+        </w:rPr>
+        <w:t xml:space="preserve">slowest</w:t>
+      </w:r>
+      <w:r>
+        <w:t xml:space="preserve"> </w:t>
+      </w:r>
+      <w:r>
+        <w:t xml:space="preserve">possible</w:t>
+      </w:r>
+      <w:r>
+        <w:t xml:space="preserve"> </w:t>
+      </w:r>
+      <w:r>
+        <w:t xml:space="preserve">shrinkage is when consecutive</w:t>
+      </w:r>
+      <w:r>
+        <w:t xml:space="preserve"> </w:t>
+      </w:r>
+      <w:r>
+        <w:rPr>
+          <w:b/>
+          <w:bCs/>
+        </w:rPr>
+        <w:t xml:space="preserve">Fibonacci numbers</w:t>
+      </w:r>
+      <w:r>
+        <w:t xml:space="preserve"> </w:t>
+      </w:r>
+      <w:r>
+        <w:t xml:space="preserve">are the inputs — then each</w:t>
+      </w:r>
+      <w:r>
+        <w:t xml:space="preserve"> </w:t>
+      </w:r>
+      <w:r>
+        <w:t xml:space="preserve">step peels off exactly one Fibonacci number and the remainder is the previous one.</w:t>
+      </w:r>
+    </w:p>
+    <w:p>
+      <w:pPr>
+        <w:pStyle w:val="SourceCode"/>
+      </w:pPr>
+      <w:r>
+        <w:rPr>
+          <w:rStyle w:val="VerbatimChar"/>
+        </w:rPr>
+        <w:t xml:space="preserve">gcd(13,8):   13 mod 8 = 5   -&gt; gcd(8,5)</w:t>
+      </w:r>
+      <w:r>
+        <w:br/>
+      </w:r>
+      <w:r>
+        <w:rPr>
+          <w:rStyle w:val="VerbatimChar"/>
+        </w:rPr>
+        <w:t xml:space="preserve">gcd(8,5):     8 mod 5 = 3   -&gt; gcd(5,3)</w:t>
+      </w:r>
+      <w:r>
+        <w:br/>
+      </w:r>
+      <w:r>
+        <w:rPr>
+          <w:rStyle w:val="VerbatimChar"/>
+        </w:rPr>
+        <w:t xml:space="preserve">gcd(5,3):     5 mod 3 = 2   -&gt; gcd(3,2)</w:t>
+      </w:r>
+      <w:r>
+        <w:br/>
+      </w:r>
+      <w:r>
+        <w:rPr>
+          <w:rStyle w:val="VerbatimChar"/>
+        </w:rPr>
+        <w:t xml:space="preserve">gcd(3,2):     3 mod 2 = 1   -&gt; gcd(2,1)</w:t>
+      </w:r>
+      <w:r>
+        <w:br/>
+      </w:r>
+      <w:r>
+        <w:rPr>
+          <w:rStyle w:val="VerbatimChar"/>
+        </w:rPr>
+        <w:t xml:space="preserve">gcd(2,1):     2 mod 1 = 0   -&gt; gcd(1,0) = 1     # 5 steps for F(7),F(6)</w:t>
+      </w:r>
+    </w:p>
+    <w:p>
+      <w:pPr>
+        <w:pStyle w:val="Compact"/>
+        <w:numPr>
+          <w:ilvl w:val="0"/>
+          <w:numId w:val="1002"/>
+        </w:numPr>
+      </w:pPr>
+      <w:r>
+        <w:t xml:space="preserve">Because Fibonacci numbers grow like</w:t>
+      </w:r>
+      <w:r>
+        <w:t xml:space="preserve"> </w:t>
+      </w:r>
+      <w:r>
+        <w:rPr>
+          <w:rStyle w:val="VerbatimChar"/>
+        </w:rPr>
+        <w:t xml:space="preserve">φⁿ</w:t>
+      </w:r>
+      <w:r>
+        <w:t xml:space="preserve"> </w:t>
+      </w:r>
+      <w:r>
+        <w:t xml:space="preserve">(</w:t>
+      </w:r>
+      <w:r>
+        <w:rPr>
+          <w:rStyle w:val="VerbatimChar"/>
+        </w:rPr>
+        <w:t xml:space="preserve">φ ≈ 1.618</w:t>
+      </w:r>
+      <w:r>
+        <w:t xml:space="preserve">), reaching</w:t>
+      </w:r>
+      <w:r>
+        <w:t xml:space="preserve"> </w:t>
+      </w:r>
+      <w:r>
+        <w:rPr>
+          <w:rStyle w:val="VerbatimChar"/>
+        </w:rPr>
+        <w:t xml:space="preserve">Fₖ</w:t>
+      </w:r>
+      <w:r>
+        <w:t xml:space="preserve"> </w:t>
+      </w:r>
+      <w:r>
+        <w:t xml:space="preserve">takes</w:t>
+      </w:r>
+      <w:r>
+        <w:t xml:space="preserve"> </w:t>
+      </w:r>
+      <w:r>
+        <w:t xml:space="preserve">about</w:t>
+      </w:r>
+      <w:r>
+        <w:t xml:space="preserve"> </w:t>
+      </w:r>
+      <w:r>
+        <w:rPr>
+          <w:rStyle w:val="VerbatimChar"/>
+        </w:rPr>
+        <w:t xml:space="preserve">k ≈ log_φ(n)</w:t>
+      </w:r>
+      <w:r>
+        <w:t xml:space="preserve"> </w:t>
+      </w:r>
+      <w:r>
+        <w:t xml:space="preserve">steps →</w:t>
+      </w:r>
+      <w:r>
+        <w:t xml:space="preserve"> </w:t>
+      </w:r>
+      <w:r>
+        <w:rPr>
+          <w:b/>
+          <w:bCs/>
+        </w:rPr>
+        <w:t xml:space="preserve">O(log n)</w:t>
+      </w:r>
+      <w:r>
+        <w:t xml:space="preserve"> </w:t>
+      </w:r>
+      <w:r>
+        <w:t xml:space="preserve">in the worst case.</w:t>
+      </w:r>
+      <w:r>
+        <w:t xml:space="preserve"> </w:t>
+      </w:r>
+      <w:r>
+        <w:rPr>
+          <w:b/>
+          <w:bCs/>
+        </w:rPr>
+        <w:t xml:space="preserve">Lamé’s theorem</w:t>
+      </w:r>
+      <w:r>
+        <w:t xml:space="preserve"> </w:t>
+      </w:r>
+      <w:r>
+        <w:t xml:space="preserve">states this formally: the number of steps is ≤</w:t>
+      </w:r>
+      <w:r>
+        <w:t xml:space="preserve"> </w:t>
+      </w:r>
+      <w:r>
+        <w:rPr>
+          <w:rStyle w:val="VerbatimChar"/>
+        </w:rPr>
+        <w:t xml:space="preserve">~4.785·log₁₀(min(a,b)) + 1</w:t>
+      </w:r>
+      <w:r>
+        <w:t xml:space="preserve">.</w:t>
+      </w:r>
+    </w:p>
+    <w:p>
+      <w:pPr>
+        <w:pStyle w:val="BlockText"/>
+      </w:pPr>
+      <w:r>
+        <w:rPr>
+          <w:b/>
+          <w:bCs/>
+        </w:rPr>
+        <w:t xml:space="preserve">Memory hook:</w:t>
+      </w:r>
+      <w:r>
+        <w:t xml:space="preserve"> </w:t>
+      </w:r>
+      <w:r>
+        <w:rPr>
+          <w:i/>
+          <w:iCs/>
+        </w:rPr>
+        <w:t xml:space="preserve">adjacent Fibonacci numbers are Euclid’s kryptonite</w:t>
+      </w:r>
+      <w:r>
+        <w:t xml:space="preserve"> </w:t>
+      </w:r>
+      <w:r>
+        <w:t xml:space="preserve">— they</w:t>
+      </w:r>
+      <w:r>
+        <w:t xml:space="preserve"> </w:t>
+      </w:r>
+      <w:r>
+        <w:t xml:space="preserve">force the maximum number of steps for their size.</w:t>
+      </w:r>
+    </w:p>
+    <w:bookmarkEnd w:id="12"/>
+    <w:bookmarkStart w:id="13" w:name="mcqs"/>
+    <w:p>
+      <w:pPr>
+        <w:pStyle w:val="Heading3"/>
+      </w:pPr>
+      <w:r>
         <w:t xml:space="preserve">MCQs</w:t>
       </w:r>
     </w:p>
@@ -534,7 +820,7 @@
         <w:pStyle w:val="Compact"/>
         <w:numPr>
           <w:ilvl w:val="0"/>
-          <w:numId w:val="1002"/>
+          <w:numId w:val="1003"/>
         </w:numPr>
       </w:pPr>
       <w:r>
@@ -579,7 +865,7 @@
         <w:pStyle w:val="Compact"/>
         <w:numPr>
           <w:ilvl w:val="0"/>
-          <w:numId w:val="1002"/>
+          <w:numId w:val="1003"/>
         </w:numPr>
       </w:pPr>
       <w:r>
@@ -604,7 +890,7 @@
         <w:pStyle w:val="Compact"/>
         <w:numPr>
           <w:ilvl w:val="0"/>
-          <w:numId w:val="1002"/>
+          <w:numId w:val="1003"/>
         </w:numPr>
       </w:pPr>
       <w:r>
@@ -630,9 +916,9 @@
         </w:pict>
       </w:r>
     </w:p>
-    <w:bookmarkEnd w:id="12"/>
     <w:bookmarkEnd w:id="13"/>
-    <w:bookmarkStart w:id="21" w:name="modular-arithmetic-keep-numbers-small"/>
+    <w:bookmarkEnd w:id="14"/>
+    <w:bookmarkStart w:id="22" w:name="modular-arithmetic-keep-numbers-small"/>
     <w:p>
       <w:pPr>
         <w:pStyle w:val="Heading2"/>
@@ -702,18 +988,18 @@
           <wp:inline>
             <wp:extent cx="5334000" cy="2667000"/>
             <wp:effectExtent b="0" l="0" r="0" t="0"/>
-            <wp:docPr descr="Modular arithmetic rules: add/mul distribute over mod; subtraction add m; division needs the modular inverse." title="" id="15" name="Picture"/>
+            <wp:docPr descr="Modular arithmetic rules: add/mul distribute over mod; subtraction add m; division needs the modular inverse." title="" id="16" name="Picture"/>
             <a:graphic>
               <a:graphicData uri="http://schemas.openxmlformats.org/drawingml/2006/picture">
                 <pic:pic>
                   <pic:nvPicPr>
-                    <pic:cNvPr descr="images/122_modular.png" id="16" name="Picture"/>
+                    <pic:cNvPr descr="images/122_modular.png" id="17" name="Picture"/>
                     <pic:cNvPicPr>
                       <a:picLocks noChangeArrowheads="1" noChangeAspect="1"/>
                     </pic:cNvPicPr>
                   </pic:nvPicPr>
                   <pic:blipFill>
-                    <a:blip r:embed="rId14"/>
+                    <a:blip r:embed="rId15"/>
                     <a:stretch>
                       <a:fillRect/>
                     </a:stretch>
@@ -777,7 +1063,7 @@
         <w:t xml:space="preserve">(a - b) mod m = ((a mod m) - (b mod m) + m) mod m     # +m keeps it non-negative</w:t>
       </w:r>
     </w:p>
-    <w:bookmarkStart w:id="17" w:name="modular-inverse-division-under-a-modulus"/>
+    <w:bookmarkStart w:id="18" w:name="modular-inverse-division-under-a-modulus"/>
     <w:p>
       <w:pPr>
         <w:pStyle w:val="Heading3"/>
@@ -863,7 +1149,7 @@
         <w:pStyle w:val="Compact"/>
         <w:numPr>
           <w:ilvl w:val="0"/>
-          <w:numId w:val="1003"/>
+          <w:numId w:val="1004"/>
         </w:numPr>
       </w:pPr>
       <w:r>
@@ -943,7 +1229,7 @@
         <w:pStyle w:val="Compact"/>
         <w:numPr>
           <w:ilvl w:val="0"/>
-          <w:numId w:val="1003"/>
+          <w:numId w:val="1004"/>
         </w:numPr>
       </w:pPr>
       <w:r>
@@ -990,520 +1276,967 @@
         <w:t xml:space="preserve">).</w:t>
       </w:r>
     </w:p>
-    <w:bookmarkEnd w:id="17"/>
-    <w:bookmarkStart w:id="18" w:name="X4f678ecc397fff637a2a13719d995c1dfd83e9e"/>
-    <w:p>
-      <w:pPr>
-        <w:pStyle w:val="Heading3"/>
-      </w:pPr>
-      <w:r>
-        <w:t xml:space="preserve">Fast exponentiation &amp; Pow(x, n) (LC 50 — a top FAANG problem)</w:t>
-      </w:r>
-    </w:p>
     <w:p>
       <w:pPr>
         <w:pStyle w:val="FirstParagraph"/>
       </w:pPr>
       <w:r>
         <w:rPr>
-          <w:rStyle w:val="VerbatimChar"/>
-        </w:rPr>
-        <w:t xml:space="preserve">aⁿ</w:t>
-      </w:r>
-      <w:r>
-        <w:t xml:space="preserve"> </w:t>
-      </w:r>
-      <w:r>
-        <w:t xml:space="preserve">(or</w:t>
-      </w:r>
-      <w:r>
-        <w:t xml:space="preserve"> </w:t>
-      </w:r>
-      <w:r>
-        <w:rPr>
-          <w:rStyle w:val="VerbatimChar"/>
-        </w:rPr>
-        <w:t xml:space="preserve">aⁿ mod m</w:t>
-      </w:r>
-      <w:r>
-        <w:t xml:space="preserve">) in</w:t>
-      </w:r>
-      <w:r>
-        <w:t xml:space="preserve"> </w:t>
-      </w:r>
-      <w:r>
-        <w:rPr>
-          <w:b/>
-          <w:bCs/>
-        </w:rPr>
-        <w:t xml:space="preserve">O(log n)</w:t>
-      </w:r>
-      <w:r>
-        <w:t xml:space="preserve"> </w:t>
-      </w:r>
-      <w:r>
-        <w:t xml:space="preserve">by square-and-multiply:</w:t>
-      </w:r>
-    </w:p>
-    <w:p>
-      <w:pPr>
-        <w:pStyle w:val="SourceCode"/>
-      </w:pPr>
-      <w:r>
-        <w:rPr>
-          <w:rStyle w:val="VerbatimChar"/>
-        </w:rPr>
-        <w:t xml:space="preserve"># Pow(x, n) — real-valued (LC 50)</w:t>
-      </w:r>
-      <w:r>
-        <w:br/>
-      </w:r>
-      <w:r>
-        <w:rPr>
-          <w:rStyle w:val="VerbatimChar"/>
-        </w:rPr>
-        <w:t xml:space="preserve">long nn = n</w:t>
-      </w:r>
-      <w:r>
-        <w:br/>
-      </w:r>
-      <w:r>
-        <w:rPr>
-          <w:rStyle w:val="VerbatimChar"/>
-        </w:rPr>
-        <w:t xml:space="preserve">if n &lt; 0: x = 1 / x; nn = -nn        # CAREFUL: negating INT_MIN overflows -&gt; use long</w:t>
-      </w:r>
-      <w:r>
-        <w:br/>
-      </w:r>
-      <w:r>
-        <w:rPr>
-          <w:rStyle w:val="VerbatimChar"/>
-        </w:rPr>
-        <w:t xml:space="preserve">result = 1</w:t>
-      </w:r>
-      <w:r>
-        <w:br/>
-      </w:r>
-      <w:r>
-        <w:rPr>
-          <w:rStyle w:val="VerbatimChar"/>
-        </w:rPr>
-        <w:t xml:space="preserve">while nn &gt; 0:</w:t>
-      </w:r>
-      <w:r>
-        <w:br/>
-      </w:r>
-      <w:r>
-        <w:rPr>
-          <w:rStyle w:val="VerbatimChar"/>
-        </w:rPr>
-        <w:t xml:space="preserve">    if nn &amp; 1: result *= x</w:t>
-      </w:r>
-      <w:r>
-        <w:br/>
-      </w:r>
-      <w:r>
-        <w:rPr>
-          <w:rStyle w:val="VerbatimChar"/>
-        </w:rPr>
-        <w:t xml:space="preserve">    x *= x; nn &gt;&gt;= 1</w:t>
-      </w:r>
-      <w:r>
-        <w:br/>
-      </w:r>
-      <w:r>
-        <w:rPr>
-          <w:rStyle w:val="VerbatimChar"/>
-        </w:rPr>
-        <w:t xml:space="preserve">return result          # for modular pow: take % m after each * (Module 12 §12.6)</w:t>
-      </w:r>
-    </w:p>
-    <w:p>
-      <w:pPr>
-        <w:pStyle w:val="Compact"/>
-        <w:numPr>
-          <w:ilvl w:val="0"/>
-          <w:numId w:val="1004"/>
-        </w:numPr>
-      </w:pPr>
-      <w:r>
-        <w:rPr>
-          <w:b/>
-          <w:bCs/>
-        </w:rPr>
-        <w:t xml:space="preserve">Gotchas:</w:t>
-      </w:r>
-      <w:r>
-        <w:t xml:space="preserve"> </w:t>
-      </w:r>
-      <w:r>
-        <w:t xml:space="preserve">negative</w:t>
-      </w:r>
-      <w:r>
-        <w:t xml:space="preserve"> </w:t>
-      </w:r>
-      <w:r>
-        <w:rPr>
-          <w:rStyle w:val="VerbatimChar"/>
-        </w:rPr>
-        <w:t xml:space="preserve">n</w:t>
-      </w:r>
-      <w:r>
-        <w:t xml:space="preserve"> </w:t>
-      </w:r>
-      <w:r>
-        <w:t xml:space="preserve">(invert and flip sign;</w:t>
-      </w:r>
-      <w:r>
-        <w:t xml:space="preserve"> </w:t>
-      </w:r>
-      <w:r>
-        <w:rPr>
-          <w:rStyle w:val="VerbatimChar"/>
-        </w:rPr>
-        <w:t xml:space="preserve">INT_MIN</w:t>
-      </w:r>
-      <w:r>
-        <w:t xml:space="preserve"> </w:t>
-      </w:r>
-      <w:r>
-        <w:t xml:space="preserve">negation overflow →</w:t>
-      </w:r>
-      <w:r>
-        <w:t xml:space="preserve"> </w:t>
-      </w:r>
-      <w:r>
-        <w:t xml:space="preserve">widen to long); real-valued Pow vs</w:t>
-      </w:r>
-      <w:r>
-        <w:t xml:space="preserve"> </w:t>
-      </w:r>
-      <w:r>
-        <w:rPr>
-          <w:b/>
-          <w:bCs/>
-        </w:rPr>
-        <w:t xml:space="preserve">modular</w:t>
-      </w:r>
-      <w:r>
-        <w:t xml:space="preserve"> </w:t>
-      </w:r>
-      <w:r>
-        <w:t xml:space="preserve">pow</w:t>
-      </w:r>
-      <w:r>
-        <w:t xml:space="preserve"> </w:t>
-      </w:r>
-      <w:r>
-        <w:rPr>
-          <w:rStyle w:val="VerbatimChar"/>
-        </w:rPr>
-        <w:t xml:space="preserve">aⁿ mod m</w:t>
-      </w:r>
-      <w:r>
-        <w:t xml:space="preserve">.</w:t>
-      </w:r>
-    </w:p>
-    <w:p>
-      <w:pPr>
-        <w:pStyle w:val="Compact"/>
-        <w:numPr>
-          <w:ilvl w:val="0"/>
-          <w:numId w:val="1004"/>
-        </w:numPr>
-      </w:pPr>
-      <w:r>
-        <w:t xml:space="preserve">This powers</w:t>
-      </w:r>
-      <w:r>
-        <w:t xml:space="preserve"> </w:t>
-      </w:r>
-      <w:r>
-        <w:rPr>
-          <w:b/>
-          <w:bCs/>
-        </w:rPr>
-        <w:t xml:space="preserve">modular inverse</w:t>
-      </w:r>
-      <w:r>
-        <w:t xml:space="preserve"> </w:t>
-      </w:r>
-      <w:r>
-        <w:t xml:space="preserve">and</w:t>
-      </w:r>
-      <w:r>
-        <w:t xml:space="preserve"> </w:t>
-      </w:r>
-      <w:r>
-        <w:rPr>
-          <w:b/>
-          <w:bCs/>
-        </w:rPr>
-        <w:t xml:space="preserve">RSA-style crypto</w:t>
-      </w:r>
-      <w:r>
-        <w:t xml:space="preserve"> </w:t>
-      </w:r>
-      <w:r>
-        <w:t xml:space="preserve">(SEBI-IT relevant).</w:t>
-      </w:r>
-    </w:p>
-    <w:bookmarkEnd w:id="18"/>
-    <w:bookmarkStart w:id="19" w:name="key-theorems-gate-state-them-precisely"/>
-    <w:p>
-      <w:pPr>
-        <w:pStyle w:val="Heading3"/>
-      </w:pPr>
-      <w:r>
-        <w:t xml:space="preserve">Key theorems (GATE — state them precisely)</w:t>
-      </w:r>
-    </w:p>
-    <w:p>
-      <w:pPr>
-        <w:pStyle w:val="Compact"/>
-        <w:numPr>
-          <w:ilvl w:val="0"/>
-          <w:numId w:val="1005"/>
-        </w:numPr>
-      </w:pPr>
-      <w:r>
-        <w:rPr>
-          <w:b/>
-          <w:bCs/>
-        </w:rPr>
-        <w:t xml:space="preserve">Fermat’s little theorem:</w:t>
-      </w:r>
-      <w:r>
-        <w:t xml:space="preserve"> </w:t>
-      </w:r>
-      <w:r>
-        <w:t xml:space="preserve">if</w:t>
-      </w:r>
-      <w:r>
-        <w:t xml:space="preserve"> </w:t>
-      </w:r>
-      <w:r>
-        <w:rPr>
-          <w:rStyle w:val="VerbatimChar"/>
-        </w:rPr>
-        <w:t xml:space="preserve">p</w:t>
-      </w:r>
-      <w:r>
-        <w:t xml:space="preserve"> </w:t>
-      </w:r>
-      <w:r>
-        <w:t xml:space="preserve">is prime and</w:t>
-      </w:r>
-      <w:r>
-        <w:t xml:space="preserve"> </w:t>
-      </w:r>
-      <w:r>
-        <w:rPr>
-          <w:rStyle w:val="VerbatimChar"/>
-        </w:rPr>
-        <w:t xml:space="preserve">gcd(a,p)=1</w:t>
-      </w:r>
-      <w:r>
-        <w:t xml:space="preserve">, then</w:t>
-      </w:r>
-      <w:r>
-        <w:t xml:space="preserve"> </w:t>
-      </w:r>
-      <w:r>
-        <w:rPr>
-          <w:rStyle w:val="VerbatimChar"/>
-        </w:rPr>
-        <w:t xml:space="preserve">a^(p−1) ≡ 1 (mod p)</w:t>
-      </w:r>
-      <w:r>
-        <w:t xml:space="preserve"> </w:t>
-      </w:r>
-      <w:r>
-        <w:t xml:space="preserve">⇒ inverse</w:t>
-      </w:r>
-      <w:r>
-        <w:t xml:space="preserve"> </w:t>
-      </w:r>
-      <w:r>
-        <w:rPr>
-          <w:rStyle w:val="VerbatimChar"/>
-        </w:rPr>
-        <w:t xml:space="preserve">a^(p−2) mod p</w:t>
-      </w:r>
-      <w:r>
-        <w:t xml:space="preserve">.</w:t>
-      </w:r>
-    </w:p>
-    <w:p>
-      <w:pPr>
-        <w:pStyle w:val="Compact"/>
-        <w:numPr>
-          <w:ilvl w:val="0"/>
-          <w:numId w:val="1005"/>
-        </w:numPr>
-      </w:pPr>
-      <w:r>
-        <w:rPr>
-          <w:b/>
-          <w:bCs/>
-        </w:rPr>
-        <w:t xml:space="preserve">Euler’s theorem:</w:t>
-      </w:r>
-      <w:r>
-        <w:t xml:space="preserve"> </w:t>
-      </w:r>
-      <w:r>
-        <w:t xml:space="preserve">if</w:t>
-      </w:r>
-      <w:r>
-        <w:t xml:space="preserve"> </w:t>
-      </w:r>
-      <w:r>
-        <w:rPr>
-          <w:rStyle w:val="VerbatimChar"/>
-        </w:rPr>
-        <w:t xml:space="preserve">gcd(a,n)=1</w:t>
-      </w:r>
-      <w:r>
-        <w:t xml:space="preserve">, then</w:t>
-      </w:r>
-      <w:r>
-        <w:t xml:space="preserve"> </w:t>
-      </w:r>
-      <w:r>
-        <w:rPr>
-          <w:rStyle w:val="VerbatimChar"/>
-        </w:rPr>
-        <w:t xml:space="preserve">a^φ(n) ≡ 1 (mod n)</w:t>
-      </w:r>
-      <w:r>
-        <w:t xml:space="preserve">.</w:t>
-      </w:r>
-    </w:p>
-    <w:p>
-      <w:pPr>
-        <w:pStyle w:val="Compact"/>
-        <w:numPr>
-          <w:ilvl w:val="0"/>
-          <w:numId w:val="1005"/>
-        </w:numPr>
-      </w:pPr>
-      <w:r>
-        <w:rPr>
-          <w:b/>
-          <w:bCs/>
-        </w:rPr>
-        <w:t xml:space="preserve">Chinese Remainder Theorem (CRT):</w:t>
-      </w:r>
-      <w:r>
-        <w:t xml:space="preserve"> </w:t>
-      </w:r>
-      <w:r>
-        <w:t xml:space="preserve">for</w:t>
-      </w:r>
-      <w:r>
-        <w:t xml:space="preserve"> </w:t>
-      </w:r>
-      <w:r>
-        <w:rPr>
-          <w:b/>
-          <w:bCs/>
-        </w:rPr>
-        <w:t xml:space="preserve">pairwise-coprime</w:t>
-      </w:r>
-      <w:r>
-        <w:t xml:space="preserve"> </w:t>
-      </w:r>
-      <w:r>
-        <w:t xml:space="preserve">moduli</w:t>
-      </w:r>
-      <w:r>
-        <w:t xml:space="preserve"> </w:t>
-      </w:r>
-      <w:r>
-        <w:rPr>
-          <w:rStyle w:val="VerbatimChar"/>
-        </w:rPr>
-        <w:t xml:space="preserve">m₁…m_k</w:t>
-      </w:r>
-      <w:r>
-        <w:t xml:space="preserve">, the system</w:t>
-      </w:r>
-      <w:r>
-        <w:t xml:space="preserve"> </w:t>
-      </w:r>
-      <w:r>
-        <w:rPr>
-          <w:rStyle w:val="VerbatimChar"/>
-        </w:rPr>
-        <w:t xml:space="preserve">x ≡ aᵢ (mod mᵢ)</w:t>
-      </w:r>
-      <w:r>
-        <w:t xml:space="preserve"> </w:t>
-      </w:r>
-      <w:r>
-        <w:t xml:space="preserve">has a unique solution mod</w:t>
-      </w:r>
-      <w:r>
-        <w:t xml:space="preserve"> </w:t>
-      </w:r>
-      <w:r>
-        <w:rPr>
-          <w:rStyle w:val="VerbatimChar"/>
-        </w:rPr>
-        <w:t xml:space="preserve">M = Πmᵢ</w:t>
-      </w:r>
-      <w:r>
-        <w:t xml:space="preserve">:</w:t>
-      </w:r>
-      <w:r>
-        <w:t xml:space="preserve"> </w:t>
-      </w:r>
-      <w:r>
-        <w:rPr>
-          <w:rStyle w:val="VerbatimChar"/>
-        </w:rPr>
-        <w:t xml:space="preserve">x = Σ aᵢ·Mᵢ·yᵢ (mod M)</w:t>
-      </w:r>
-      <w:r>
-        <w:t xml:space="preserve"> </w:t>
-      </w:r>
-      <w:r>
-        <w:t xml:space="preserve">where</w:t>
-      </w:r>
-      <w:r>
-        <w:t xml:space="preserve"> </w:t>
-      </w:r>
-      <w:r>
-        <w:rPr>
-          <w:rStyle w:val="VerbatimChar"/>
-        </w:rPr>
-        <w:t xml:space="preserve">Mᵢ = M/mᵢ</w:t>
-      </w:r>
-      <w:r>
-        <w:t xml:space="preserve">,</w:t>
-      </w:r>
-      <w:r>
-        <w:t xml:space="preserve"> </w:t>
-      </w:r>
-      <w:r>
-        <w:rPr>
-          <w:rStyle w:val="VerbatimChar"/>
-        </w:rPr>
-        <w:t xml:space="preserve">yᵢ = Mᵢ⁻¹ mod mᵢ</w:t>
-      </w:r>
-      <w:r>
-        <w:t xml:space="preserve">.</w:t>
-      </w:r>
-      <w:r>
-        <w:t xml:space="preserve"> </w:t>
-      </w:r>
+          <w:b/>
+          <w:bCs/>
+        </w:rPr>
+        <w:t xml:space="preserve">Worked — inverse of 3 mod 11 (both methods).</w:t>
+      </w:r>
+    </w:p>
+    <w:p>
+      <w:pPr>
+        <w:pStyle w:val="BodyText"/>
+      </w:pPr>
       <w:r>
         <w:rPr>
           <w:i/>
           <w:iCs/>
         </w:rPr>
+        <w:t xml:space="preserve">Fermat (m prime):</w:t>
+      </w:r>
+      <w:r>
+        <w:t xml:space="preserve"> </w:t>
+      </w:r>
+      <w:r>
+        <w:rPr>
+          <w:rStyle w:val="VerbatimChar"/>
+        </w:rPr>
+        <w:t xml:space="preserve">3⁻¹ = 3^(11−2) = 3⁹ mod 11</w:t>
+      </w:r>
+      <w:r>
+        <w:t xml:space="preserve">.</w:t>
+      </w:r>
+    </w:p>
+    <w:p>
+      <w:pPr>
+        <w:pStyle w:val="SourceCode"/>
+      </w:pPr>
+      <w:r>
+        <w:rPr>
+          <w:rStyle w:val="VerbatimChar"/>
+        </w:rPr>
+        <w:t xml:space="preserve">3^1=3, 3^2=9, 3^4=(9^2)=81=4, 3^8=(4^2)=16=5   (all mod 11)</w:t>
+      </w:r>
+      <w:r>
+        <w:br/>
+      </w:r>
+      <w:r>
+        <w:rPr>
+          <w:rStyle w:val="VerbatimChar"/>
+        </w:rPr>
+        <w:t xml:space="preserve">3^9 = 3^8 · 3^1 = 5·3 = 15 = 4 (mod 11)</w:t>
+      </w:r>
+      <w:r>
+        <w:br/>
+      </w:r>
+      <w:r>
+        <w:rPr>
+          <w:rStyle w:val="VerbatimChar"/>
+        </w:rPr>
+        <w:t xml:space="preserve">check: 3·4 = 12 = 1 (mod 11)   ✓   so 3⁻¹ = 4</w:t>
+      </w:r>
+    </w:p>
+    <w:p>
+      <w:pPr>
+        <w:pStyle w:val="FirstParagraph"/>
+      </w:pPr>
+      <w:r>
+        <w:rPr>
+          <w:i/>
+          <w:iCs/>
+        </w:rPr>
+        <w:t xml:space="preserve">Extended Euclid (works for any coprime m):</w:t>
+      </w:r>
+      <w:r>
+        <w:t xml:space="preserve"> </w:t>
+      </w:r>
+      <w:r>
+        <w:t xml:space="preserve">solve</w:t>
+      </w:r>
+      <w:r>
+        <w:t xml:space="preserve"> </w:t>
+      </w:r>
+      <w:r>
+        <w:rPr>
+          <w:rStyle w:val="VerbatimChar"/>
+        </w:rPr>
+        <w:t xml:space="preserve">3x + 11y = 1</w:t>
+      </w:r>
+      <w:r>
+        <w:t xml:space="preserve">.</w:t>
+      </w:r>
+    </w:p>
+    <w:p>
+      <w:pPr>
+        <w:pStyle w:val="SourceCode"/>
+      </w:pPr>
+      <w:r>
+        <w:rPr>
+          <w:rStyle w:val="VerbatimChar"/>
+        </w:rPr>
+        <w:t xml:space="preserve">extgcd(3,11): 11 = 3·3 + 2  ;  3 = 1·2 + 1  ;  2 = 2·1 + 0   -&gt; gcd = 1</w:t>
+      </w:r>
+      <w:r>
+        <w:br/>
+      </w:r>
+      <w:r>
+        <w:rPr>
+          <w:rStyle w:val="VerbatimChar"/>
+        </w:rPr>
+        <w:t xml:space="preserve">back-substitute: 1 = 3 - 1·2 = 3 - (11 - 3·3) = 4·3 - 1·11</w:t>
+      </w:r>
+      <w:r>
+        <w:br/>
+      </w:r>
+      <w:r>
+        <w:rPr>
+          <w:rStyle w:val="VerbatimChar"/>
+        </w:rPr>
+        <w:t xml:space="preserve">so x = 4  -&gt;  3⁻¹ ≡ 4 (mod 11)   ✓   (same answer)</w:t>
+      </w:r>
+    </w:p>
+    <w:p>
+      <w:pPr>
+        <w:pStyle w:val="Compact"/>
+        <w:numPr>
+          <w:ilvl w:val="0"/>
+          <w:numId w:val="1005"/>
+        </w:numPr>
+      </w:pPr>
+      <w:r>
+        <w:rPr>
+          <w:b/>
+          <w:bCs/>
+        </w:rPr>
+        <w:t xml:space="preserve">When to use which:</w:t>
+      </w:r>
+      <w:r>
+        <w:t xml:space="preserve"> </w:t>
+      </w:r>
+      <w:r>
+        <w:t xml:space="preserve">Fermat is one line but needs</w:t>
+      </w:r>
+      <w:r>
+        <w:t xml:space="preserve"> </w:t>
+      </w:r>
+      <w:r>
+        <w:rPr>
+          <w:rStyle w:val="VerbatimChar"/>
+        </w:rPr>
+        <w:t xml:space="preserve">m</w:t>
+      </w:r>
+      <w:r>
+        <w:t xml:space="preserve"> </w:t>
+      </w:r>
+      <w:r>
+        <w:rPr>
+          <w:b/>
+          <w:bCs/>
+        </w:rPr>
+        <w:t xml:space="preserve">prime</w:t>
+      </w:r>
+      <w:r>
+        <w:t xml:space="preserve">; extended</w:t>
+      </w:r>
+      <w:r>
+        <w:t xml:space="preserve"> </w:t>
+      </w:r>
+      <w:r>
+        <w:t xml:space="preserve">Euclid needs only</w:t>
+      </w:r>
+      <w:r>
+        <w:t xml:space="preserve"> </w:t>
+      </w:r>
+      <w:r>
+        <w:rPr>
+          <w:rStyle w:val="VerbatimChar"/>
+        </w:rPr>
+        <w:t xml:space="preserve">gcd(b,m)=1</w:t>
+      </w:r>
+      <w:r>
+        <w:t xml:space="preserve"> </w:t>
+      </w:r>
+      <w:r>
+        <w:t xml:space="preserve">(any modulus). For many inverses</w:t>
+      </w:r>
+      <w:r>
+        <w:t xml:space="preserve"> </w:t>
+      </w:r>
+      <w:r>
+        <w:rPr>
+          <w:rStyle w:val="VerbatimChar"/>
+        </w:rPr>
+        <w:t xml:space="preserve">1..n</w:t>
+      </w:r>
+      <w:r>
+        <w:t xml:space="preserve"> </w:t>
+      </w:r>
+      <w:r>
+        <w:t xml:space="preserve">mod a</w:t>
+      </w:r>
+      <w:r>
+        <w:t xml:space="preserve"> </w:t>
+      </w:r>
+      <w:r>
+        <w:t xml:space="preserve">prime, use the linear recurrence</w:t>
+      </w:r>
+      <w:r>
+        <w:t xml:space="preserve"> </w:t>
+      </w:r>
+      <w:r>
+        <w:rPr>
+          <w:rStyle w:val="VerbatimChar"/>
+        </w:rPr>
+        <w:t xml:space="preserve">inv[i] = −(m/i)·inv[m mod i] mod m</w:t>
+      </w:r>
+      <w:r>
+        <w:t xml:space="preserve"> </w:t>
+      </w:r>
+      <w:r>
+        <w:t xml:space="preserve">in</w:t>
+      </w:r>
+      <w:r>
+        <w:t xml:space="preserve"> </w:t>
+      </w:r>
+      <w:r>
+        <w:rPr>
+          <w:b/>
+          <w:bCs/>
+        </w:rPr>
+        <w:t xml:space="preserve">O(n)</w:t>
+      </w:r>
+      <w:r>
+        <w:t xml:space="preserve">.</w:t>
+      </w:r>
+    </w:p>
+    <w:bookmarkEnd w:id="18"/>
+    <w:bookmarkStart w:id="19" w:name="X4f678ecc397fff637a2a13719d995c1dfd83e9e"/>
+    <w:p>
+      <w:pPr>
+        <w:pStyle w:val="Heading3"/>
+      </w:pPr>
+      <w:r>
+        <w:t xml:space="preserve">Fast exponentiation &amp; Pow(x, n) (LC 50 — a top FAANG problem)</w:t>
+      </w:r>
+    </w:p>
+    <w:p>
+      <w:pPr>
+        <w:pStyle w:val="FirstParagraph"/>
+      </w:pPr>
+      <w:r>
+        <w:rPr>
+          <w:rStyle w:val="VerbatimChar"/>
+        </w:rPr>
+        <w:t xml:space="preserve">aⁿ</w:t>
+      </w:r>
+      <w:r>
+        <w:t xml:space="preserve"> </w:t>
+      </w:r>
+      <w:r>
+        <w:t xml:space="preserve">(or</w:t>
+      </w:r>
+      <w:r>
+        <w:t xml:space="preserve"> </w:t>
+      </w:r>
+      <w:r>
+        <w:rPr>
+          <w:rStyle w:val="VerbatimChar"/>
+        </w:rPr>
+        <w:t xml:space="preserve">aⁿ mod m</w:t>
+      </w:r>
+      <w:r>
+        <w:t xml:space="preserve">) in</w:t>
+      </w:r>
+      <w:r>
+        <w:t xml:space="preserve"> </w:t>
+      </w:r>
+      <w:r>
+        <w:rPr>
+          <w:b/>
+          <w:bCs/>
+        </w:rPr>
+        <w:t xml:space="preserve">O(log n)</w:t>
+      </w:r>
+      <w:r>
+        <w:t xml:space="preserve"> </w:t>
+      </w:r>
+      <w:r>
+        <w:t xml:space="preserve">by square-and-multiply:</w:t>
+      </w:r>
+    </w:p>
+    <w:p>
+      <w:pPr>
+        <w:pStyle w:val="SourceCode"/>
+      </w:pPr>
+      <w:r>
+        <w:rPr>
+          <w:rStyle w:val="VerbatimChar"/>
+        </w:rPr>
+        <w:t xml:space="preserve"># Pow(x, n) — real-valued (LC 50)</w:t>
+      </w:r>
+      <w:r>
+        <w:br/>
+      </w:r>
+      <w:r>
+        <w:rPr>
+          <w:rStyle w:val="VerbatimChar"/>
+        </w:rPr>
+        <w:t xml:space="preserve">long nn = n</w:t>
+      </w:r>
+      <w:r>
+        <w:br/>
+      </w:r>
+      <w:r>
+        <w:rPr>
+          <w:rStyle w:val="VerbatimChar"/>
+        </w:rPr>
+        <w:t xml:space="preserve">if n &lt; 0: x = 1 / x; nn = -nn        # CAREFUL: negating INT_MIN overflows -&gt; use long</w:t>
+      </w:r>
+      <w:r>
+        <w:br/>
+      </w:r>
+      <w:r>
+        <w:rPr>
+          <w:rStyle w:val="VerbatimChar"/>
+        </w:rPr>
+        <w:t xml:space="preserve">result = 1</w:t>
+      </w:r>
+      <w:r>
+        <w:br/>
+      </w:r>
+      <w:r>
+        <w:rPr>
+          <w:rStyle w:val="VerbatimChar"/>
+        </w:rPr>
+        <w:t xml:space="preserve">while nn &gt; 0:</w:t>
+      </w:r>
+      <w:r>
+        <w:br/>
+      </w:r>
+      <w:r>
+        <w:rPr>
+          <w:rStyle w:val="VerbatimChar"/>
+        </w:rPr>
+        <w:t xml:space="preserve">    if nn &amp; 1: result *= x</w:t>
+      </w:r>
+      <w:r>
+        <w:br/>
+      </w:r>
+      <w:r>
+        <w:rPr>
+          <w:rStyle w:val="VerbatimChar"/>
+        </w:rPr>
+        <w:t xml:space="preserve">    x *= x; nn &gt;&gt;= 1</w:t>
+      </w:r>
+      <w:r>
+        <w:br/>
+      </w:r>
+      <w:r>
+        <w:rPr>
+          <w:rStyle w:val="VerbatimChar"/>
+        </w:rPr>
+        <w:t xml:space="preserve">return result          # for modular pow: take % m after each * (Module 12 §12.6)</w:t>
+      </w:r>
+    </w:p>
+    <w:p>
+      <w:pPr>
+        <w:pStyle w:val="Compact"/>
+        <w:numPr>
+          <w:ilvl w:val="0"/>
+          <w:numId w:val="1006"/>
+        </w:numPr>
+      </w:pPr>
+      <w:r>
+        <w:rPr>
+          <w:b/>
+          <w:bCs/>
+        </w:rPr>
+        <w:t xml:space="preserve">Gotchas:</w:t>
+      </w:r>
+      <w:r>
+        <w:t xml:space="preserve"> </w:t>
+      </w:r>
+      <w:r>
+        <w:t xml:space="preserve">negative</w:t>
+      </w:r>
+      <w:r>
+        <w:t xml:space="preserve"> </w:t>
+      </w:r>
+      <w:r>
+        <w:rPr>
+          <w:rStyle w:val="VerbatimChar"/>
+        </w:rPr>
+        <w:t xml:space="preserve">n</w:t>
+      </w:r>
+      <w:r>
+        <w:t xml:space="preserve"> </w:t>
+      </w:r>
+      <w:r>
+        <w:t xml:space="preserve">(invert and flip sign;</w:t>
+      </w:r>
+      <w:r>
+        <w:t xml:space="preserve"> </w:t>
+      </w:r>
+      <w:r>
+        <w:rPr>
+          <w:rStyle w:val="VerbatimChar"/>
+        </w:rPr>
+        <w:t xml:space="preserve">INT_MIN</w:t>
+      </w:r>
+      <w:r>
+        <w:t xml:space="preserve"> </w:t>
+      </w:r>
+      <w:r>
+        <w:t xml:space="preserve">negation overflow →</w:t>
+      </w:r>
+      <w:r>
+        <w:t xml:space="preserve"> </w:t>
+      </w:r>
+      <w:r>
+        <w:t xml:space="preserve">widen to long); real-valued Pow vs</w:t>
+      </w:r>
+      <w:r>
+        <w:t xml:space="preserve"> </w:t>
+      </w:r>
+      <w:r>
+        <w:rPr>
+          <w:b/>
+          <w:bCs/>
+        </w:rPr>
+        <w:t xml:space="preserve">modular</w:t>
+      </w:r>
+      <w:r>
+        <w:t xml:space="preserve"> </w:t>
+      </w:r>
+      <w:r>
+        <w:t xml:space="preserve">pow</w:t>
+      </w:r>
+      <w:r>
+        <w:t xml:space="preserve"> </w:t>
+      </w:r>
+      <w:r>
+        <w:rPr>
+          <w:rStyle w:val="VerbatimChar"/>
+        </w:rPr>
+        <w:t xml:space="preserve">aⁿ mod m</w:t>
+      </w:r>
+      <w:r>
+        <w:t xml:space="preserve">.</w:t>
+      </w:r>
+    </w:p>
+    <w:p>
+      <w:pPr>
+        <w:pStyle w:val="Compact"/>
+        <w:numPr>
+          <w:ilvl w:val="0"/>
+          <w:numId w:val="1006"/>
+        </w:numPr>
+      </w:pPr>
+      <w:r>
+        <w:t xml:space="preserve">This powers</w:t>
+      </w:r>
+      <w:r>
+        <w:t xml:space="preserve"> </w:t>
+      </w:r>
+      <w:r>
+        <w:rPr>
+          <w:b/>
+          <w:bCs/>
+        </w:rPr>
+        <w:t xml:space="preserve">modular inverse</w:t>
+      </w:r>
+      <w:r>
+        <w:t xml:space="preserve"> </w:t>
+      </w:r>
+      <w:r>
+        <w:t xml:space="preserve">and</w:t>
+      </w:r>
+      <w:r>
+        <w:t xml:space="preserve"> </w:t>
+      </w:r>
+      <w:r>
+        <w:rPr>
+          <w:b/>
+          <w:bCs/>
+        </w:rPr>
+        <w:t xml:space="preserve">RSA-style crypto</w:t>
+      </w:r>
+      <w:r>
+        <w:t xml:space="preserve"> </w:t>
+      </w:r>
+      <w:r>
+        <w:t xml:space="preserve">(SEBI-IT relevant).</w:t>
+      </w:r>
+    </w:p>
+    <w:p>
+      <w:pPr>
+        <w:pStyle w:val="FirstParagraph"/>
+      </w:pPr>
+      <w:r>
+        <w:rPr>
+          <w:b/>
+          <w:bCs/>
+        </w:rPr>
+        <w:t xml:space="preserve">Dry-run —</w:t>
+      </w:r>
+      <w:r>
+        <w:rPr>
+          <w:b/>
+          <w:bCs/>
+        </w:rPr>
+        <w:t xml:space="preserve"> </w:t>
+      </w:r>
+      <w:r>
+        <w:rPr>
+          <w:rStyle w:val="VerbatimChar"/>
+          <w:b/>
+          <w:bCs/>
+        </w:rPr>
+        <w:t xml:space="preserve">3^13 mod 100</w:t>
+      </w:r>
+      <w:r>
+        <w:rPr>
+          <w:b/>
+          <w:bCs/>
+        </w:rPr>
+        <w:t xml:space="preserve"> </w:t>
+      </w:r>
+      <w:r>
+        <w:rPr>
+          <w:b/>
+          <w:bCs/>
+        </w:rPr>
+        <w:t xml:space="preserve">(square-and-multiply).</w:t>
+      </w:r>
+      <w:r>
+        <w:t xml:space="preserve"> </w:t>
+      </w:r>
+      <w:r>
+        <w:rPr>
+          <w:rStyle w:val="VerbatimChar"/>
+        </w:rPr>
+        <w:t xml:space="preserve">13 = 1101₂</w:t>
+      </w:r>
+      <w:r>
+        <w:t xml:space="preserve">, so read the</w:t>
+      </w:r>
+      <w:r>
+        <w:t xml:space="preserve"> </w:t>
+      </w:r>
+      <w:r>
+        <w:t xml:space="preserve">exponent bit-by-bit from the LSB:</w:t>
+      </w:r>
+    </w:p>
+    <w:p>
+      <w:pPr>
+        <w:pStyle w:val="SourceCode"/>
+      </w:pPr>
+      <w:r>
+        <w:rPr>
+          <w:rStyle w:val="VerbatimChar"/>
+        </w:rPr>
+        <w:t xml:space="preserve">bit  nn  (nn&amp;1)  action                  x (running square)   result</w:t>
+      </w:r>
+      <w:r>
+        <w:br/>
+      </w:r>
+      <w:r>
+        <w:rPr>
+          <w:rStyle w:val="VerbatimChar"/>
+        </w:rPr>
+        <w:t xml:space="preserve"> -    13    -    init                     x=3                  result=1</w:t>
+      </w:r>
+      <w:r>
+        <w:br/>
+      </w:r>
+      <w:r>
+        <w:rPr>
+          <w:rStyle w:val="VerbatimChar"/>
+        </w:rPr>
+        <w:t xml:space="preserve"> 0    13    1    result *= x -&gt; 1·3=3     x=3·3=9              result=3</w:t>
+      </w:r>
+      <w:r>
+        <w:br/>
+      </w:r>
+      <w:r>
+        <w:rPr>
+          <w:rStyle w:val="VerbatimChar"/>
+        </w:rPr>
+        <w:t xml:space="preserve"> 1     6    0    (skip)                   x=9·9=81             result=3</w:t>
+      </w:r>
+      <w:r>
+        <w:br/>
+      </w:r>
+      <w:r>
+        <w:rPr>
+          <w:rStyle w:val="VerbatimChar"/>
+        </w:rPr>
+        <w:t xml:space="preserve"> 2     3    1    result *= x -&gt; 3·81=243  x=81·81=6561=61      result=243 mod100=43</w:t>
+      </w:r>
+      <w:r>
+        <w:br/>
+      </w:r>
+      <w:r>
+        <w:rPr>
+          <w:rStyle w:val="VerbatimChar"/>
+        </w:rPr>
+        <w:t xml:space="preserve"> 3     1    1    result *= x -&gt; 43·61     x=61·61 (unused)     result=2623 mod100=23</w:t>
+      </w:r>
+      <w:r>
+        <w:br/>
+      </w:r>
+      <w:r>
+        <w:rPr>
+          <w:rStyle w:val="VerbatimChar"/>
+        </w:rPr>
+        <w:t xml:space="preserve">      0                                                        -&gt; answer = 23</w:t>
+      </w:r>
+    </w:p>
+    <w:p>
+      <w:pPr>
+        <w:pStyle w:val="Compact"/>
+        <w:numPr>
+          <w:ilvl w:val="0"/>
+          <w:numId w:val="1007"/>
+        </w:numPr>
+      </w:pPr>
+      <w:r>
+        <w:t xml:space="preserve">Check:</w:t>
+      </w:r>
+      <w:r>
+        <w:t xml:space="preserve"> </w:t>
+      </w:r>
+      <w:r>
+        <w:rPr>
+          <w:rStyle w:val="VerbatimChar"/>
+        </w:rPr>
+        <w:t xml:space="preserve">3^13 = 1594323</w:t>
+      </w:r>
+      <w:r>
+        <w:t xml:space="preserve">, and</w:t>
+      </w:r>
+      <w:r>
+        <w:t xml:space="preserve"> </w:t>
+      </w:r>
+      <w:r>
+        <w:rPr>
+          <w:rStyle w:val="VerbatimChar"/>
+        </w:rPr>
+        <w:t xml:space="preserve">1594323 mod 100 = 23</w:t>
+      </w:r>
+      <w:r>
+        <w:t xml:space="preserve">. ✓</w:t>
+      </w:r>
+    </w:p>
+    <w:p>
+      <w:pPr>
+        <w:pStyle w:val="Compact"/>
+        <w:numPr>
+          <w:ilvl w:val="0"/>
+          <w:numId w:val="1007"/>
+        </w:numPr>
+      </w:pPr>
+      <w:r>
+        <w:t xml:space="preserve">Only</w:t>
+      </w:r>
+      <w:r>
+        <w:t xml:space="preserve"> </w:t>
+      </w:r>
+      <w:r>
+        <w:rPr>
+          <w:b/>
+          <w:bCs/>
+        </w:rPr>
+        <w:t xml:space="preserve">⌈log₂n⌉+1 = 4</w:t>
+      </w:r>
+      <w:r>
+        <w:t xml:space="preserve"> </w:t>
+      </w:r>
+      <w:r>
+        <w:t xml:space="preserve">multiplications instead of 13 — that is the O(log n) win.</w:t>
+      </w:r>
+      <w:r>
+        <w:t xml:space="preserve"> </w:t>
+      </w:r>
+      <w:r>
+        <w:t xml:space="preserve">Every multiply takes</w:t>
+      </w:r>
+      <w:r>
+        <w:t xml:space="preserve"> </w:t>
+      </w:r>
+      <w:r>
+        <w:rPr>
+          <w:rStyle w:val="VerbatimChar"/>
+        </w:rPr>
+        <w:t xml:space="preserve">% m</w:t>
+      </w:r>
+      <w:r>
+        <w:t xml:space="preserve"> </w:t>
+      </w:r>
+      <w:r>
+        <w:t xml:space="preserve">immediately so numbers never blow up.</w:t>
+      </w:r>
+    </w:p>
+    <w:bookmarkEnd w:id="19"/>
+    <w:bookmarkStart w:id="20" w:name="key-theorems-gate-state-them-precisely"/>
+    <w:p>
+      <w:pPr>
+        <w:pStyle w:val="Heading3"/>
+      </w:pPr>
+      <w:r>
+        <w:t xml:space="preserve">Key theorems (GATE — state them precisely)</w:t>
+      </w:r>
+    </w:p>
+    <w:p>
+      <w:pPr>
+        <w:pStyle w:val="Compact"/>
+        <w:numPr>
+          <w:ilvl w:val="0"/>
+          <w:numId w:val="1008"/>
+        </w:numPr>
+      </w:pPr>
+      <w:r>
+        <w:rPr>
+          <w:b/>
+          <w:bCs/>
+        </w:rPr>
+        <w:t xml:space="preserve">Fermat’s little theorem:</w:t>
+      </w:r>
+      <w:r>
+        <w:t xml:space="preserve"> </w:t>
+      </w:r>
+      <w:r>
+        <w:t xml:space="preserve">if</w:t>
+      </w:r>
+      <w:r>
+        <w:t xml:space="preserve"> </w:t>
+      </w:r>
+      <w:r>
+        <w:rPr>
+          <w:rStyle w:val="VerbatimChar"/>
+        </w:rPr>
+        <w:t xml:space="preserve">p</w:t>
+      </w:r>
+      <w:r>
+        <w:t xml:space="preserve"> </w:t>
+      </w:r>
+      <w:r>
+        <w:t xml:space="preserve">is prime and</w:t>
+      </w:r>
+      <w:r>
+        <w:t xml:space="preserve"> </w:t>
+      </w:r>
+      <w:r>
+        <w:rPr>
+          <w:rStyle w:val="VerbatimChar"/>
+        </w:rPr>
+        <w:t xml:space="preserve">gcd(a,p)=1</w:t>
+      </w:r>
+      <w:r>
+        <w:t xml:space="preserve">, then</w:t>
+      </w:r>
+      <w:r>
+        <w:t xml:space="preserve"> </w:t>
+      </w:r>
+      <w:r>
+        <w:rPr>
+          <w:rStyle w:val="VerbatimChar"/>
+        </w:rPr>
+        <w:t xml:space="preserve">a^(p−1) ≡ 1 (mod p)</w:t>
+      </w:r>
+      <w:r>
+        <w:t xml:space="preserve"> </w:t>
+      </w:r>
+      <w:r>
+        <w:t xml:space="preserve">⇒ inverse</w:t>
+      </w:r>
+      <w:r>
+        <w:t xml:space="preserve"> </w:t>
+      </w:r>
+      <w:r>
+        <w:rPr>
+          <w:rStyle w:val="VerbatimChar"/>
+        </w:rPr>
+        <w:t xml:space="preserve">a^(p−2) mod p</w:t>
+      </w:r>
+      <w:r>
+        <w:t xml:space="preserve">.</w:t>
+      </w:r>
+    </w:p>
+    <w:p>
+      <w:pPr>
+        <w:pStyle w:val="Compact"/>
+        <w:numPr>
+          <w:ilvl w:val="0"/>
+          <w:numId w:val="1008"/>
+        </w:numPr>
+      </w:pPr>
+      <w:r>
+        <w:rPr>
+          <w:b/>
+          <w:bCs/>
+        </w:rPr>
+        <w:t xml:space="preserve">Euler’s theorem:</w:t>
+      </w:r>
+      <w:r>
+        <w:t xml:space="preserve"> </w:t>
+      </w:r>
+      <w:r>
+        <w:t xml:space="preserve">if</w:t>
+      </w:r>
+      <w:r>
+        <w:t xml:space="preserve"> </w:t>
+      </w:r>
+      <w:r>
+        <w:rPr>
+          <w:rStyle w:val="VerbatimChar"/>
+        </w:rPr>
+        <w:t xml:space="preserve">gcd(a,n)=1</w:t>
+      </w:r>
+      <w:r>
+        <w:t xml:space="preserve">, then</w:t>
+      </w:r>
+      <w:r>
+        <w:t xml:space="preserve"> </w:t>
+      </w:r>
+      <w:r>
+        <w:rPr>
+          <w:rStyle w:val="VerbatimChar"/>
+        </w:rPr>
+        <w:t xml:space="preserve">a^φ(n) ≡ 1 (mod n)</w:t>
+      </w:r>
+      <w:r>
+        <w:t xml:space="preserve">.</w:t>
+      </w:r>
+    </w:p>
+    <w:p>
+      <w:pPr>
+        <w:pStyle w:val="Compact"/>
+        <w:numPr>
+          <w:ilvl w:val="0"/>
+          <w:numId w:val="1008"/>
+        </w:numPr>
+      </w:pPr>
+      <w:r>
+        <w:rPr>
+          <w:b/>
+          <w:bCs/>
+        </w:rPr>
+        <w:t xml:space="preserve">Chinese Remainder Theorem (CRT):</w:t>
+      </w:r>
+      <w:r>
+        <w:t xml:space="preserve"> </w:t>
+      </w:r>
+      <w:r>
+        <w:t xml:space="preserve">for</w:t>
+      </w:r>
+      <w:r>
+        <w:t xml:space="preserve"> </w:t>
+      </w:r>
+      <w:r>
+        <w:rPr>
+          <w:b/>
+          <w:bCs/>
+        </w:rPr>
+        <w:t xml:space="preserve">pairwise-coprime</w:t>
+      </w:r>
+      <w:r>
+        <w:t xml:space="preserve"> </w:t>
+      </w:r>
+      <w:r>
+        <w:t xml:space="preserve">moduli</w:t>
+      </w:r>
+      <w:r>
+        <w:t xml:space="preserve"> </w:t>
+      </w:r>
+      <w:r>
+        <w:rPr>
+          <w:rStyle w:val="VerbatimChar"/>
+        </w:rPr>
+        <w:t xml:space="preserve">m₁…m_k</w:t>
+      </w:r>
+      <w:r>
+        <w:t xml:space="preserve">, the system</w:t>
+      </w:r>
+      <w:r>
+        <w:t xml:space="preserve"> </w:t>
+      </w:r>
+      <w:r>
+        <w:rPr>
+          <w:rStyle w:val="VerbatimChar"/>
+        </w:rPr>
+        <w:t xml:space="preserve">x ≡ aᵢ (mod mᵢ)</w:t>
+      </w:r>
+      <w:r>
+        <w:t xml:space="preserve"> </w:t>
+      </w:r>
+      <w:r>
+        <w:t xml:space="preserve">has a unique solution mod</w:t>
+      </w:r>
+      <w:r>
+        <w:t xml:space="preserve"> </w:t>
+      </w:r>
+      <w:r>
+        <w:rPr>
+          <w:rStyle w:val="VerbatimChar"/>
+        </w:rPr>
+        <w:t xml:space="preserve">M = Πmᵢ</w:t>
+      </w:r>
+      <w:r>
+        <w:t xml:space="preserve">:</w:t>
+      </w:r>
+      <w:r>
+        <w:t xml:space="preserve"> </w:t>
+      </w:r>
+      <w:r>
+        <w:rPr>
+          <w:rStyle w:val="VerbatimChar"/>
+        </w:rPr>
+        <w:t xml:space="preserve">x = Σ aᵢ·Mᵢ·yᵢ (mod M)</w:t>
+      </w:r>
+      <w:r>
+        <w:t xml:space="preserve"> </w:t>
+      </w:r>
+      <w:r>
+        <w:t xml:space="preserve">where</w:t>
+      </w:r>
+      <w:r>
+        <w:t xml:space="preserve"> </w:t>
+      </w:r>
+      <w:r>
+        <w:rPr>
+          <w:rStyle w:val="VerbatimChar"/>
+        </w:rPr>
+        <w:t xml:space="preserve">Mᵢ = M/mᵢ</w:t>
+      </w:r>
+      <w:r>
+        <w:t xml:space="preserve">,</w:t>
+      </w:r>
+      <w:r>
+        <w:t xml:space="preserve"> </w:t>
+      </w:r>
+      <w:r>
+        <w:rPr>
+          <w:rStyle w:val="VerbatimChar"/>
+        </w:rPr>
+        <w:t xml:space="preserve">yᵢ = Mᵢ⁻¹ mod mᵢ</w:t>
+      </w:r>
+      <w:r>
+        <w:t xml:space="preserve">.</w:t>
+      </w:r>
+      <w:r>
+        <w:t xml:space="preserve"> </w:t>
+      </w:r>
+      <w:r>
+        <w:rPr>
+          <w:i/>
+          <w:iCs/>
+        </w:rPr>
         <w:t xml:space="preserve">Example:</w:t>
       </w:r>
       <w:r>
@@ -1538,8 +2271,8 @@
         <w:t xml:space="preserve">(mod 105).</w:t>
       </w:r>
     </w:p>
-    <w:bookmarkEnd w:id="19"/>
-    <w:bookmarkStart w:id="20" w:name="mcqs-1"/>
+    <w:bookmarkEnd w:id="20"/>
+    <w:bookmarkStart w:id="21" w:name="mcqs-1"/>
     <w:p>
       <w:pPr>
         <w:pStyle w:val="Heading3"/>
@@ -1553,7 +2286,7 @@
         <w:pStyle w:val="Compact"/>
         <w:numPr>
           <w:ilvl w:val="0"/>
-          <w:numId w:val="1006"/>
+          <w:numId w:val="1009"/>
         </w:numPr>
       </w:pPr>
       <w:r>
@@ -1581,7 +2314,7 @@
         <w:pStyle w:val="Compact"/>
         <w:numPr>
           <w:ilvl w:val="0"/>
-          <w:numId w:val="1006"/>
+          <w:numId w:val="1009"/>
         </w:numPr>
       </w:pPr>
       <w:r>
@@ -1608,7 +2341,7 @@
         <w:pStyle w:val="Compact"/>
         <w:numPr>
           <w:ilvl w:val="0"/>
-          <w:numId w:val="1006"/>
+          <w:numId w:val="1009"/>
         </w:numPr>
       </w:pPr>
       <w:r>
@@ -1634,9 +2367,9 @@
         </w:pict>
       </w:r>
     </w:p>
-    <w:bookmarkEnd w:id="20"/>
     <w:bookmarkEnd w:id="21"/>
-    <w:bookmarkStart w:id="28" w:name="primes-sieve-factorisation"/>
+    <w:bookmarkEnd w:id="22"/>
+    <w:bookmarkStart w:id="29" w:name="primes-sieve-factorisation"/>
     <w:p>
       <w:pPr>
         <w:pStyle w:val="Heading2"/>
@@ -1645,7 +2378,7 @@
         <w:t xml:space="preserve">16.3 Primes — Sieve &amp; Factorisation</w:t>
       </w:r>
     </w:p>
-    <w:bookmarkStart w:id="25" w:name="sieve-of-eratosthenes-all-primes-up-to-n"/>
+    <w:bookmarkStart w:id="26" w:name="sieve-of-eratosthenes-all-primes-up-to-n"/>
     <w:p>
       <w:pPr>
         <w:pStyle w:val="Heading3"/>
@@ -1663,18 +2396,18 @@
           <wp:inline>
             <wp:extent cx="5334000" cy="2667000"/>
             <wp:effectExtent b="0" l="0" r="0" t="0"/>
-            <wp:docPr descr="Sieve of Eratosthenes: cross out multiples of each prime; what remains are primes (10 primes ≤ 30)." title="" id="23" name="Picture"/>
+            <wp:docPr descr="Sieve of Eratosthenes: cross out multiples of each prime; what remains are primes (10 primes ≤ 30)." title="" id="24" name="Picture"/>
             <a:graphic>
               <a:graphicData uri="http://schemas.openxmlformats.org/drawingml/2006/picture">
                 <pic:pic>
                   <pic:nvPicPr>
-                    <pic:cNvPr descr="images/123_sieve.png" id="24" name="Picture"/>
+                    <pic:cNvPr descr="images/123_sieve.png" id="25" name="Picture"/>
                     <pic:cNvPicPr>
                       <a:picLocks noChangeArrowheads="1" noChangeAspect="1"/>
                     </pic:cNvPicPr>
                   </pic:nvPicPr>
                   <pic:blipFill>
-                    <a:blip r:embed="rId22"/>
+                    <a:blip r:embed="rId23"/>
                     <a:stretch>
                       <a:fillRect/>
                     </a:stretch>
@@ -1761,7 +2494,7 @@
         <w:pStyle w:val="Compact"/>
         <w:numPr>
           <w:ilvl w:val="0"/>
-          <w:numId w:val="1007"/>
+          <w:numId w:val="1010"/>
         </w:numPr>
       </w:pPr>
       <w:r>
@@ -1806,7 +2539,7 @@
         <w:pStyle w:val="Compact"/>
         <w:numPr>
           <w:ilvl w:val="0"/>
-          <w:numId w:val="1007"/>
+          <w:numId w:val="1010"/>
         </w:numPr>
       </w:pPr>
       <w:r>
@@ -1924,7 +2657,7 @@
         <w:pStyle w:val="Compact"/>
         <w:numPr>
           <w:ilvl w:val="0"/>
-          <w:numId w:val="1007"/>
+          <w:numId w:val="1010"/>
         </w:numPr>
       </w:pPr>
       <w:r>
@@ -1980,7 +2713,7 @@
         <w:pStyle w:val="Compact"/>
         <w:numPr>
           <w:ilvl w:val="0"/>
-          <w:numId w:val="1007"/>
+          <w:numId w:val="1010"/>
         </w:numPr>
       </w:pPr>
       <w:r>
@@ -2042,8 +2775,336 @@
         <w:t xml:space="preserve">is small.</w:t>
       </w:r>
     </w:p>
-    <w:bookmarkEnd w:id="25"/>
-    <w:bookmarkStart w:id="26" w:name="Xf89cdf674fe12443ca20038ee384aa01060a765"/>
+    <w:p>
+      <w:pPr>
+        <w:pStyle w:val="FirstParagraph"/>
+      </w:pPr>
+      <w:r>
+        <w:rPr>
+          <w:b/>
+          <w:bCs/>
+        </w:rPr>
+        <w:t xml:space="preserve">Sieve complexity, briefly.</w:t>
+      </w:r>
+      <w:r>
+        <w:t xml:space="preserve"> </w:t>
+      </w:r>
+      <w:r>
+        <w:t xml:space="preserve">For each prime</w:t>
+      </w:r>
+      <w:r>
+        <w:t xml:space="preserve"> </w:t>
+      </w:r>
+      <w:r>
+        <w:rPr>
+          <w:rStyle w:val="VerbatimChar"/>
+        </w:rPr>
+        <w:t xml:space="preserve">p</w:t>
+      </w:r>
+      <w:r>
+        <w:t xml:space="preserve"> </w:t>
+      </w:r>
+      <w:r>
+        <w:t xml:space="preserve">we cross</w:t>
+      </w:r>
+      <w:r>
+        <w:t xml:space="preserve"> </w:t>
+      </w:r>
+      <w:r>
+        <w:rPr>
+          <w:rStyle w:val="VerbatimChar"/>
+        </w:rPr>
+        <w:t xml:space="preserve">n/p</w:t>
+      </w:r>
+      <w:r>
+        <w:t xml:space="preserve"> </w:t>
+      </w:r>
+      <w:r>
+        <w:t xml:space="preserve">multiples, so the</w:t>
+      </w:r>
+      <w:r>
+        <w:t xml:space="preserve"> </w:t>
+      </w:r>
+      <w:r>
+        <w:t xml:space="preserve">total is</w:t>
+      </w:r>
+      <w:r>
+        <w:t xml:space="preserve"> </w:t>
+      </w:r>
+      <w:r>
+        <w:rPr>
+          <w:rStyle w:val="VerbatimChar"/>
+        </w:rPr>
+        <w:t xml:space="preserve">n·Σ(1/p)</w:t>
+      </w:r>
+      <w:r>
+        <w:t xml:space="preserve"> </w:t>
+      </w:r>
+      <w:r>
+        <w:t xml:space="preserve">over primes</w:t>
+      </w:r>
+      <w:r>
+        <w:t xml:space="preserve"> </w:t>
+      </w:r>
+      <w:r>
+        <w:rPr>
+          <w:rStyle w:val="VerbatimChar"/>
+        </w:rPr>
+        <w:t xml:space="preserve">p ≤ n</w:t>
+      </w:r>
+      <w:r>
+        <w:t xml:space="preserve">. That prime-reciprocal sum grows like</w:t>
+      </w:r>
+      <w:r>
+        <w:t xml:space="preserve"> </w:t>
+      </w:r>
+      <w:r>
+        <w:rPr>
+          <w:rStyle w:val="VerbatimChar"/>
+        </w:rPr>
+        <w:t xml:space="preserve">ln ln n</w:t>
+      </w:r>
+      <w:r>
+        <w:t xml:space="preserve">, giving</w:t>
+      </w:r>
+      <w:r>
+        <w:t xml:space="preserve"> </w:t>
+      </w:r>
+      <w:r>
+        <w:rPr>
+          <w:b/>
+          <w:bCs/>
+        </w:rPr>
+        <w:t xml:space="preserve">O(n log log n)</w:t>
+      </w:r>
+      <w:r>
+        <w:t xml:space="preserve"> </w:t>
+      </w:r>
+      <w:r>
+        <w:t xml:space="preserve">— almost linear. Space is O(n) bits.</w:t>
+      </w:r>
+    </w:p>
+    <w:p>
+      <w:pPr>
+        <w:pStyle w:val="BodyText"/>
+      </w:pPr>
+      <w:r>
+        <w:rPr>
+          <w:b/>
+          <w:bCs/>
+        </w:rPr>
+        <w:t xml:space="preserve">Segmented sieve — how it works (worked idea).</w:t>
+      </w:r>
+      <w:r>
+        <w:t xml:space="preserve"> </w:t>
+      </w:r>
+      <w:r>
+        <w:t xml:space="preserve">To list primes in</w:t>
+      </w:r>
+      <w:r>
+        <w:t xml:space="preserve"> </w:t>
+      </w:r>
+      <w:r>
+        <w:rPr>
+          <w:rStyle w:val="VerbatimChar"/>
+        </w:rPr>
+        <w:t xml:space="preserve">[L,R]</w:t>
+      </w:r>
+      <w:r>
+        <w:t xml:space="preserve"> </w:t>
+      </w:r>
+      <w:r>
+        <w:t xml:space="preserve">with</w:t>
+      </w:r>
+      <w:r>
+        <w:t xml:space="preserve"> </w:t>
+      </w:r>
+      <w:r>
+        <w:rPr>
+          <w:rStyle w:val="VerbatimChar"/>
+        </w:rPr>
+        <w:t xml:space="preserve">R</w:t>
+      </w:r>
+      <w:r>
+        <w:t xml:space="preserve"> </w:t>
+      </w:r>
+      <w:r>
+        <w:t xml:space="preserve">up to</w:t>
+      </w:r>
+      <w:r>
+        <w:t xml:space="preserve"> </w:t>
+      </w:r>
+      <w:r>
+        <w:rPr>
+          <w:rStyle w:val="VerbatimChar"/>
+        </w:rPr>
+        <w:t xml:space="preserve">10¹²</w:t>
+      </w:r>
+      <w:r>
+        <w:t xml:space="preserve"> </w:t>
+      </w:r>
+      <w:r>
+        <w:t xml:space="preserve">but</w:t>
+      </w:r>
+      <w:r>
+        <w:t xml:space="preserve"> </w:t>
+      </w:r>
+      <w:r>
+        <w:rPr>
+          <w:rStyle w:val="VerbatimChar"/>
+        </w:rPr>
+        <w:t xml:space="preserve">R−L ≤ 10⁶</w:t>
+      </w:r>
+      <w:r>
+        <w:t xml:space="preserve">:</w:t>
+      </w:r>
+    </w:p>
+    <w:p>
+      <w:pPr>
+        <w:pStyle w:val="SourceCode"/>
+      </w:pPr>
+      <w:r>
+        <w:rPr>
+          <w:rStyle w:val="VerbatimChar"/>
+        </w:rPr>
+        <w:t xml:space="preserve">1. ordinary sieve up to sqrt(R)          # these "base" primes cross out the rest</w:t>
+      </w:r>
+      <w:r>
+        <w:br/>
+      </w:r>
+      <w:r>
+        <w:rPr>
+          <w:rStyle w:val="VerbatimChar"/>
+        </w:rPr>
+        <w:t xml:space="preserve">2. make a boolean array of size (R−L+1), all true, indexed by (value − L)</w:t>
+      </w:r>
+      <w:r>
+        <w:br/>
+      </w:r>
+      <w:r>
+        <w:rPr>
+          <w:rStyle w:val="VerbatimChar"/>
+        </w:rPr>
+        <w:t xml:space="preserve">3. for each base prime p:</w:t>
+      </w:r>
+      <w:r>
+        <w:br/>
+      </w:r>
+      <w:r>
+        <w:rPr>
+          <w:rStyle w:val="VerbatimChar"/>
+        </w:rPr>
+        <w:t xml:space="preserve">     start = first multiple of p that is &gt;= L (and &gt;= p*p)</w:t>
+      </w:r>
+      <w:r>
+        <w:br/>
+      </w:r>
+      <w:r>
+        <w:rPr>
+          <w:rStyle w:val="VerbatimChar"/>
+        </w:rPr>
+        <w:t xml:space="preserve">     cross out start, start+p, start+2p, ... within [L,R]</w:t>
+      </w:r>
+      <w:r>
+        <w:br/>
+      </w:r>
+      <w:r>
+        <w:rPr>
+          <w:rStyle w:val="VerbatimChar"/>
+        </w:rPr>
+        <w:t xml:space="preserve">4. remaining true positions are the primes in [L,R]</w:t>
+      </w:r>
+    </w:p>
+    <w:p>
+      <w:pPr>
+        <w:pStyle w:val="Compact"/>
+        <w:numPr>
+          <w:ilvl w:val="0"/>
+          <w:numId w:val="1011"/>
+        </w:numPr>
+      </w:pPr>
+      <w:r>
+        <w:t xml:space="preserve">Only</w:t>
+      </w:r>
+      <w:r>
+        <w:t xml:space="preserve"> </w:t>
+      </w:r>
+      <w:r>
+        <w:rPr>
+          <w:b/>
+          <w:bCs/>
+        </w:rPr>
+        <w:t xml:space="preserve">√R</w:t>
+      </w:r>
+      <w:r>
+        <w:t xml:space="preserve"> </w:t>
+      </w:r>
+      <w:r>
+        <w:t xml:space="preserve">base primes are needed, and memory is</w:t>
+      </w:r>
+      <w:r>
+        <w:t xml:space="preserve"> </w:t>
+      </w:r>
+      <w:r>
+        <w:rPr>
+          <w:rStyle w:val="VerbatimChar"/>
+        </w:rPr>
+        <w:t xml:space="preserve">O(R−L)</w:t>
+      </w:r>
+      <w:r>
+        <w:t xml:space="preserve">, not</w:t>
+      </w:r>
+      <w:r>
+        <w:t xml:space="preserve"> </w:t>
+      </w:r>
+      <w:r>
+        <w:rPr>
+          <w:rStyle w:val="VerbatimChar"/>
+        </w:rPr>
+        <w:t xml:space="preserve">O(R)</w:t>
+      </w:r>
+      <w:r>
+        <w:t xml:space="preserve"> </w:t>
+      </w:r>
+      <w:r>
+        <w:t xml:space="preserve">— that is</w:t>
+      </w:r>
+      <w:r>
+        <w:t xml:space="preserve"> </w:t>
+      </w:r>
+      <w:r>
+        <w:t xml:space="preserve">the whole trick. Example: primes in</w:t>
+      </w:r>
+      <w:r>
+        <w:t xml:space="preserve"> </w:t>
+      </w:r>
+      <w:r>
+        <w:rPr>
+          <w:rStyle w:val="VerbatimChar"/>
+        </w:rPr>
+        <w:t xml:space="preserve">[100, 120]</w:t>
+      </w:r>
+      <w:r>
+        <w:t xml:space="preserve"> </w:t>
+      </w:r>
+      <w:r>
+        <w:t xml:space="preserve">→</w:t>
+      </w:r>
+      <w:r>
+        <w:t xml:space="preserve"> </w:t>
+      </w:r>
+      <w:r>
+        <w:rPr>
+          <w:rStyle w:val="VerbatimChar"/>
+        </w:rPr>
+        <w:t xml:space="preserve">101,103,107,109,113</w:t>
+      </w:r>
+      <w:r>
+        <w:t xml:space="preserve">.</w:t>
+      </w:r>
+    </w:p>
+    <w:bookmarkEnd w:id="26"/>
+    <w:bookmarkStart w:id="27" w:name="Xf89cdf674fe12443ca20038ee384aa01060a765"/>
     <w:p>
       <w:pPr>
         <w:pStyle w:val="Heading3"/>
@@ -2095,7 +3156,7 @@
         <w:pStyle w:val="Compact"/>
         <w:numPr>
           <w:ilvl w:val="0"/>
-          <w:numId w:val="1008"/>
+          <w:numId w:val="1012"/>
         </w:numPr>
       </w:pPr>
       <w:r>
@@ -2154,8 +3215,278 @@
         <w:t xml:space="preserve">.</w:t>
       </w:r>
     </w:p>
-    <w:bookmarkEnd w:id="26"/>
-    <w:bookmarkStart w:id="27" w:name="mcqs-2"/>
+    <w:p>
+      <w:pPr>
+        <w:pStyle w:val="FirstParagraph"/>
+      </w:pPr>
+      <w:r>
+        <w:rPr>
+          <w:b/>
+          <w:bCs/>
+        </w:rPr>
+        <w:t xml:space="preserve">Euler totient — worked.</w:t>
+      </w:r>
+      <w:r>
+        <w:t xml:space="preserve"> </w:t>
+      </w:r>
+      <w:r>
+        <w:rPr>
+          <w:rStyle w:val="VerbatimChar"/>
+        </w:rPr>
+        <w:t xml:space="preserve">φ(36)</w:t>
+      </w:r>
+      <w:r>
+        <w:t xml:space="preserve">: factorise</w:t>
+      </w:r>
+      <w:r>
+        <w:t xml:space="preserve"> </w:t>
+      </w:r>
+      <w:r>
+        <w:rPr>
+          <w:rStyle w:val="VerbatimChar"/>
+        </w:rPr>
+        <w:t xml:space="preserve">36 = 2²·3²</w:t>
+      </w:r>
+      <w:r>
+        <w:t xml:space="preserve">, distinct primes</w:t>
+      </w:r>
+      <w:r>
+        <w:t xml:space="preserve"> </w:t>
+      </w:r>
+      <w:r>
+        <w:rPr>
+          <w:rStyle w:val="VerbatimChar"/>
+        </w:rPr>
+        <w:t xml:space="preserve">{2,3}</w:t>
+      </w:r>
+      <w:r>
+        <w:t xml:space="preserve">.</w:t>
+      </w:r>
+    </w:p>
+    <w:p>
+      <w:pPr>
+        <w:pStyle w:val="SourceCode"/>
+      </w:pPr>
+      <w:r>
+        <w:rPr>
+          <w:rStyle w:val="VerbatimChar"/>
+        </w:rPr>
+        <w:t xml:space="preserve">φ(36) = 36 · (1 − 1/2) · (1 − 1/3) = 36 · (1/2) · (2/3) = 12</w:t>
+      </w:r>
+    </w:p>
+    <w:p>
+      <w:pPr>
+        <w:pStyle w:val="Compact"/>
+        <w:numPr>
+          <w:ilvl w:val="0"/>
+          <w:numId w:val="1013"/>
+        </w:numPr>
+      </w:pPr>
+      <w:r>
+        <w:t xml:space="preserve">So exactly</w:t>
+      </w:r>
+      <w:r>
+        <w:t xml:space="preserve"> </w:t>
+      </w:r>
+      <w:r>
+        <w:rPr>
+          <w:b/>
+          <w:bCs/>
+        </w:rPr>
+        <w:t xml:space="preserve">12</w:t>
+      </w:r>
+      <w:r>
+        <w:t xml:space="preserve"> </w:t>
+      </w:r>
+      <w:r>
+        <w:t xml:space="preserve">numbers in</w:t>
+      </w:r>
+      <w:r>
+        <w:t xml:space="preserve"> </w:t>
+      </w:r>
+      <w:r>
+        <w:rPr>
+          <w:rStyle w:val="VerbatimChar"/>
+        </w:rPr>
+        <w:t xml:space="preserve">1..36</w:t>
+      </w:r>
+      <w:r>
+        <w:t xml:space="preserve"> </w:t>
+      </w:r>
+      <w:r>
+        <w:t xml:space="preserve">are coprime to 36. Compute it while trial-</w:t>
+      </w:r>
+      <w:r>
+        <w:t xml:space="preserve"> </w:t>
+      </w:r>
+      <w:r>
+        <w:t xml:space="preserve">dividing: for each distinct prime factor</w:t>
+      </w:r>
+      <w:r>
+        <w:t xml:space="preserve"> </w:t>
+      </w:r>
+      <w:r>
+        <w:rPr>
+          <w:rStyle w:val="VerbatimChar"/>
+        </w:rPr>
+        <w:t xml:space="preserve">p</w:t>
+      </w:r>
+      <w:r>
+        <w:t xml:space="preserve">, do</w:t>
+      </w:r>
+      <w:r>
+        <w:t xml:space="preserve"> </w:t>
+      </w:r>
+      <w:r>
+        <w:rPr>
+          <w:rStyle w:val="VerbatimChar"/>
+        </w:rPr>
+        <w:t xml:space="preserve">result -= result / p</w:t>
+      </w:r>
+      <w:r>
+        <w:t xml:space="preserve">.</w:t>
+      </w:r>
+    </w:p>
+    <w:p>
+      <w:pPr>
+        <w:pStyle w:val="Compact"/>
+        <w:numPr>
+          <w:ilvl w:val="0"/>
+          <w:numId w:val="1013"/>
+        </w:numPr>
+      </w:pPr>
+      <w:r>
+        <w:rPr>
+          <w:b/>
+          <w:bCs/>
+        </w:rPr>
+        <w:t xml:space="preserve">Handy facts:</w:t>
+      </w:r>
+      <w:r>
+        <w:t xml:space="preserve"> </w:t>
+      </w:r>
+      <w:r>
+        <w:rPr>
+          <w:rStyle w:val="VerbatimChar"/>
+        </w:rPr>
+        <w:t xml:space="preserve">φ(p) = p−1</w:t>
+      </w:r>
+      <w:r>
+        <w:t xml:space="preserve"> </w:t>
+      </w:r>
+      <w:r>
+        <w:t xml:space="preserve">for prime</w:t>
+      </w:r>
+      <w:r>
+        <w:t xml:space="preserve"> </w:t>
+      </w:r>
+      <w:r>
+        <w:rPr>
+          <w:rStyle w:val="VerbatimChar"/>
+        </w:rPr>
+        <w:t xml:space="preserve">p</w:t>
+      </w:r>
+      <w:r>
+        <w:t xml:space="preserve">;</w:t>
+      </w:r>
+      <w:r>
+        <w:t xml:space="preserve"> </w:t>
+      </w:r>
+      <w:r>
+        <w:rPr>
+          <w:rStyle w:val="VerbatimChar"/>
+        </w:rPr>
+        <w:t xml:space="preserve">φ(p^k) = p^k − p^(k−1)</w:t>
+      </w:r>
+      <w:r>
+        <w:t xml:space="preserve">; φ is</w:t>
+      </w:r>
+      <w:r>
+        <w:t xml:space="preserve"> </w:t>
+      </w:r>
+      <w:r>
+        <w:rPr>
+          <w:b/>
+          <w:bCs/>
+        </w:rPr>
+        <w:t xml:space="preserve">multiplicative</w:t>
+      </w:r>
+      <w:r>
+        <w:t xml:space="preserve"> </w:t>
+      </w:r>
+      <w:r>
+        <w:t xml:space="preserve">—</w:t>
+      </w:r>
+      <w:r>
+        <w:t xml:space="preserve"> </w:t>
+      </w:r>
+      <w:r>
+        <w:rPr>
+          <w:rStyle w:val="VerbatimChar"/>
+        </w:rPr>
+        <w:t xml:space="preserve">φ(mn) = φ(m)φ(n)</w:t>
+      </w:r>
+      <w:r>
+        <w:t xml:space="preserve"> </w:t>
+      </w:r>
+      <w:r>
+        <w:t xml:space="preserve">when</w:t>
+      </w:r>
+      <w:r>
+        <w:t xml:space="preserve"> </w:t>
+      </w:r>
+      <w:r>
+        <w:rPr>
+          <w:rStyle w:val="VerbatimChar"/>
+        </w:rPr>
+        <w:t xml:space="preserve">gcd(m,n)=1</w:t>
+      </w:r>
+      <w:r>
+        <w:t xml:space="preserve">. Totient underpins</w:t>
+      </w:r>
+      <w:r>
+        <w:t xml:space="preserve"> </w:t>
+      </w:r>
+      <w:r>
+        <w:rPr>
+          <w:b/>
+          <w:bCs/>
+        </w:rPr>
+        <w:t xml:space="preserve">Euler’s theorem</w:t>
+      </w:r>
+      <w:r>
+        <w:t xml:space="preserve"> </w:t>
+      </w:r>
+      <w:r>
+        <w:rPr>
+          <w:rStyle w:val="VerbatimChar"/>
+        </w:rPr>
+        <w:t xml:space="preserve">a^φ(n) ≡ 1 (mod n)</w:t>
+      </w:r>
+      <w:r>
+        <w:t xml:space="preserve"> </w:t>
+      </w:r>
+      <w:r>
+        <w:t xml:space="preserve">used for inverses when</w:t>
+      </w:r>
+      <w:r>
+        <w:t xml:space="preserve"> </w:t>
+      </w:r>
+      <w:r>
+        <w:rPr>
+          <w:rStyle w:val="VerbatimChar"/>
+        </w:rPr>
+        <w:t xml:space="preserve">n</w:t>
+      </w:r>
+      <w:r>
+        <w:t xml:space="preserve"> </w:t>
+      </w:r>
+      <w:r>
+        <w:t xml:space="preserve">is not prime.</w:t>
+      </w:r>
+    </w:p>
+    <w:bookmarkEnd w:id="27"/>
+    <w:bookmarkStart w:id="28" w:name="mcqs-2"/>
     <w:p>
       <w:pPr>
         <w:pStyle w:val="Heading3"/>
@@ -2169,7 +3500,7 @@
         <w:pStyle w:val="Compact"/>
         <w:numPr>
           <w:ilvl w:val="0"/>
-          <w:numId w:val="1009"/>
+          <w:numId w:val="1014"/>
         </w:numPr>
       </w:pPr>
       <w:r>
@@ -2194,7 +3525,7 @@
         <w:pStyle w:val="Compact"/>
         <w:numPr>
           <w:ilvl w:val="0"/>
-          <w:numId w:val="1009"/>
+          <w:numId w:val="1014"/>
         </w:numPr>
       </w:pPr>
       <w:r>
@@ -2218,7 +3549,7 @@
         <w:pStyle w:val="Compact"/>
         <w:numPr>
           <w:ilvl w:val="0"/>
-          <w:numId w:val="1009"/>
+          <w:numId w:val="1014"/>
         </w:numPr>
       </w:pPr>
       <w:r>
@@ -2245,9 +3576,9 @@
         </w:pict>
       </w:r>
     </w:p>
-    <w:bookmarkEnd w:id="27"/>
     <w:bookmarkEnd w:id="28"/>
-    <w:bookmarkStart w:id="35" w:name="combinatorics"/>
+    <w:bookmarkEnd w:id="29"/>
+    <w:bookmarkStart w:id="36" w:name="combinatorics"/>
     <w:p>
       <w:pPr>
         <w:pStyle w:val="Heading2"/>
@@ -2256,7 +3587,7 @@
         <w:t xml:space="preserve">16.4 Combinatorics</w:t>
       </w:r>
     </w:p>
-    <w:bookmarkStart w:id="32" w:name="counting-basics"/>
+    <w:bookmarkStart w:id="33" w:name="counting-basics"/>
     <w:p>
       <w:pPr>
         <w:pStyle w:val="Heading3"/>
@@ -2270,7 +3601,7 @@
         <w:pStyle w:val="Compact"/>
         <w:numPr>
           <w:ilvl w:val="0"/>
-          <w:numId w:val="1010"/>
+          <w:numId w:val="1015"/>
         </w:numPr>
       </w:pPr>
       <w:r>
@@ -2301,7 +3632,7 @@
         <w:pStyle w:val="Compact"/>
         <w:numPr>
           <w:ilvl w:val="0"/>
-          <w:numId w:val="1010"/>
+          <w:numId w:val="1015"/>
         </w:numPr>
       </w:pPr>
       <w:r>
@@ -2332,7 +3663,7 @@
         <w:pStyle w:val="Compact"/>
         <w:numPr>
           <w:ilvl w:val="0"/>
-          <w:numId w:val="1010"/>
+          <w:numId w:val="1015"/>
         </w:numPr>
       </w:pPr>
       <w:r>
@@ -2367,18 +3698,18 @@
           <wp:inline>
             <wp:extent cx="5334000" cy="2781463"/>
             <wp:effectExtent b="0" l="0" r="0" t="0"/>
-            <wp:docPr descr="Pascal’s triangle: C(n,r)=C(n-1,r-1)+C(n-1,r); row n sums to 2ⁿ." title="" id="30" name="Picture"/>
+            <wp:docPr descr="Pascal’s triangle: C(n,r)=C(n-1,r-1)+C(n-1,r); row n sums to 2ⁿ." title="" id="31" name="Picture"/>
             <a:graphic>
               <a:graphicData uri="http://schemas.openxmlformats.org/drawingml/2006/picture">
                 <pic:pic>
                   <pic:nvPicPr>
-                    <pic:cNvPr descr="images/124_combinatorics.png" id="31" name="Picture"/>
+                    <pic:cNvPr descr="images/124_combinatorics.png" id="32" name="Picture"/>
                     <pic:cNvPicPr>
                       <a:picLocks noChangeArrowheads="1" noChangeAspect="1"/>
                     </pic:cNvPicPr>
                   </pic:nvPicPr>
                   <pic:blipFill>
-                    <a:blip r:embed="rId29"/>
+                    <a:blip r:embed="rId30"/>
                     <a:stretch>
                       <a:fillRect/>
                     </a:stretch>
@@ -2418,7 +3749,7 @@
         <w:pStyle w:val="Compact"/>
         <w:numPr>
           <w:ilvl w:val="0"/>
-          <w:numId w:val="1011"/>
+          <w:numId w:val="1016"/>
         </w:numPr>
       </w:pPr>
       <w:r>
@@ -2461,7 +3792,7 @@
         <w:pStyle w:val="Compact"/>
         <w:numPr>
           <w:ilvl w:val="0"/>
-          <w:numId w:val="1011"/>
+          <w:numId w:val="1016"/>
         </w:numPr>
       </w:pPr>
       <w:r>
@@ -2544,10 +3875,178 @@
     </w:p>
     <w:p>
       <w:pPr>
+        <w:pStyle w:val="FirstParagraph"/>
+      </w:pPr>
+      <w:r>
+        <w:rPr>
+          <w:b/>
+          <w:bCs/>
+        </w:rPr>
+        <w:t xml:space="preserve">nCr mod p — the standard O(n) precompute (memorise this template).</w:t>
+      </w:r>
+    </w:p>
+    <w:p>
+      <w:pPr>
+        <w:pStyle w:val="SourceCode"/>
+      </w:pPr>
+      <w:r>
+        <w:rPr>
+          <w:rStyle w:val="VerbatimChar"/>
+        </w:rPr>
+        <w:t xml:space="preserve"># one-time precompute up to N (p prime, e.g. 1e9+7)          Time O(N)</w:t>
+      </w:r>
+      <w:r>
+        <w:br/>
+      </w:r>
+      <w:r>
+        <w:rPr>
+          <w:rStyle w:val="VerbatimChar"/>
+        </w:rPr>
+        <w:t xml:space="preserve">fact[0] = 1</w:t>
+      </w:r>
+      <w:r>
+        <w:br/>
+      </w:r>
+      <w:r>
+        <w:rPr>
+          <w:rStyle w:val="VerbatimChar"/>
+        </w:rPr>
+        <w:t xml:space="preserve">for i in 1..N: fact[i] = fact[i-1] * i % p</w:t>
+      </w:r>
+      <w:r>
+        <w:br/>
+      </w:r>
+      <w:r>
+        <w:rPr>
+          <w:rStyle w:val="VerbatimChar"/>
+        </w:rPr>
+        <w:t xml:space="preserve">invfact[N] = modpow(fact[N], p-2, p)          # one Fermat inverse</w:t>
+      </w:r>
+      <w:r>
+        <w:br/>
+      </w:r>
+      <w:r>
+        <w:rPr>
+          <w:rStyle w:val="VerbatimChar"/>
+        </w:rPr>
+        <w:t xml:space="preserve">for i in N-1 down to 0: invfact[i] = invfact[i+1] * (i+1) % p</w:t>
+      </w:r>
+      <w:r>
+        <w:br/>
+      </w:r>
+      <w:r>
+        <w:br/>
+      </w:r>
+      <w:r>
+        <w:rPr>
+          <w:rStyle w:val="VerbatimChar"/>
+        </w:rPr>
+        <w:t xml:space="preserve"># then each query is O(1):</w:t>
+      </w:r>
+      <w:r>
+        <w:br/>
+      </w:r>
+      <w:r>
+        <w:rPr>
+          <w:rStyle w:val="VerbatimChar"/>
+        </w:rPr>
+        <w:t xml:space="preserve">nCr(n, r): return 0 if r&lt;0 or r&gt;n else fact[n] * invfact[r] % p * invfact[n-r] % p</w:t>
+      </w:r>
+    </w:p>
+    <w:p>
+      <w:pPr>
         <w:pStyle w:val="Compact"/>
         <w:numPr>
           <w:ilvl w:val="0"/>
-          <w:numId w:val="1011"/>
+          <w:numId w:val="1017"/>
+        </w:numPr>
+      </w:pPr>
+      <w:r>
+        <w:t xml:space="preserve">The trick:</w:t>
+      </w:r>
+      <w:r>
+        <w:t xml:space="preserve"> </w:t>
+      </w:r>
+      <w:r>
+        <w:rPr>
+          <w:b/>
+          <w:bCs/>
+        </w:rPr>
+        <w:t xml:space="preserve">only one</w:t>
+      </w:r>
+      <w:r>
+        <w:t xml:space="preserve"> </w:t>
+      </w:r>
+      <w:r>
+        <w:t xml:space="preserve">modular-inverse call (for</w:t>
+      </w:r>
+      <w:r>
+        <w:t xml:space="preserve"> </w:t>
+      </w:r>
+      <w:r>
+        <w:rPr>
+          <w:rStyle w:val="VerbatimChar"/>
+        </w:rPr>
+        <w:t xml:space="preserve">fact[N]</w:t>
+      </w:r>
+      <w:r>
+        <w:t xml:space="preserve">); every smaller</w:t>
+      </w:r>
+      <w:r>
+        <w:t xml:space="preserve"> </w:t>
+      </w:r>
+      <w:r>
+        <w:rPr>
+          <w:rStyle w:val="VerbatimChar"/>
+        </w:rPr>
+        <w:t xml:space="preserve">invfact[i]</w:t>
+      </w:r>
+      <w:r>
+        <w:t xml:space="preserve"> </w:t>
+      </w:r>
+      <w:r>
+        <w:t xml:space="preserve">comes from</w:t>
+      </w:r>
+      <w:r>
+        <w:t xml:space="preserve"> </w:t>
+      </w:r>
+      <w:r>
+        <w:rPr>
+          <w:rStyle w:val="VerbatimChar"/>
+        </w:rPr>
+        <w:t xml:space="preserve">invfact[i+1]·(i+1)</w:t>
+      </w:r>
+      <w:r>
+        <w:t xml:space="preserve"> </w:t>
+      </w:r>
+      <w:r>
+        <w:t xml:space="preserve">— so precompute is O(N), each query</w:t>
+      </w:r>
+      <w:r>
+        <w:t xml:space="preserve"> </w:t>
+      </w:r>
+      <w:r>
+        <w:t xml:space="preserve">O(1). Example:</w:t>
+      </w:r>
+      <w:r>
+        <w:t xml:space="preserve"> </w:t>
+      </w:r>
+      <w:r>
+        <w:rPr>
+          <w:rStyle w:val="VerbatimChar"/>
+        </w:rPr>
+        <w:t xml:space="preserve">C(5,2) = fact[5]·invfact[2]·invfact[3] = 120·(1/2)·(1/6) = 10</w:t>
+      </w:r>
+      <w:r>
+        <w:t xml:space="preserve">.</w:t>
+      </w:r>
+    </w:p>
+    <w:p>
+      <w:pPr>
+        <w:pStyle w:val="Compact"/>
+        <w:numPr>
+          <w:ilvl w:val="0"/>
+          <w:numId w:val="1017"/>
         </w:numPr>
       </w:pPr>
       <w:r>
@@ -2582,8 +4081,8 @@
         <w:t xml:space="preserve">. Used in Unique Paths (LC 62) and Pascal’s Triangle (118/119).</w:t>
       </w:r>
     </w:p>
-    <w:bookmarkEnd w:id="32"/>
-    <w:bookmarkStart w:id="33" w:name="famous-sequences-principles"/>
+    <w:bookmarkEnd w:id="33"/>
+    <w:bookmarkStart w:id="34" w:name="famous-sequences-principles"/>
     <w:p>
       <w:pPr>
         <w:pStyle w:val="Heading3"/>
@@ -2594,48 +4093,365 @@
     </w:p>
     <w:p>
       <w:pPr>
+        <w:numPr>
+          <w:ilvl w:val="0"/>
+          <w:numId w:val="1018"/>
+        </w:numPr>
+      </w:pPr>
+      <w:r>
+        <w:rPr>
+          <w:b/>
+          <w:bCs/>
+        </w:rPr>
+        <w:t xml:space="preserve">Catalan numbers:</w:t>
+      </w:r>
+      <w:r>
+        <w:t xml:space="preserve"> </w:t>
+      </w:r>
+      <w:r>
+        <w:rPr>
+          <w:rStyle w:val="VerbatimChar"/>
+        </w:rPr>
+        <w:t xml:space="preserve">Cₙ = C(2n,n)/(n+1)</w:t>
+      </w:r>
+      <w:r>
+        <w:t xml:space="preserve"> </w:t>
+      </w:r>
+      <w:r>
+        <w:t xml:space="preserve">→ balanced parentheses, BSTs with n</w:t>
+      </w:r>
+      <w:r>
+        <w:t xml:space="preserve"> </w:t>
+      </w:r>
+      <w:r>
+        <w:t xml:space="preserve">nodes, triangulations, monotonic paths.</w:t>
+      </w:r>
+      <w:r>
+        <w:t xml:space="preserve"> </w:t>
+      </w:r>
+      <w:r>
+        <w:rPr>
+          <w:rStyle w:val="VerbatimChar"/>
+        </w:rPr>
+        <w:t xml:space="preserve">1,1,2,5,14,42,…</w:t>
+      </w:r>
+      <w:r>
+        <w:t xml:space="preserve">.</w:t>
+      </w:r>
+    </w:p>
+    <w:p>
+      <w:pPr>
+        <w:numPr>
+          <w:ilvl w:val="0"/>
+          <w:numId w:val="1018"/>
+        </w:numPr>
+      </w:pPr>
+      <w:r>
+        <w:rPr>
+          <w:b/>
+          <w:bCs/>
+        </w:rPr>
+        <w:t xml:space="preserve">Inclusion–Exclusion:</w:t>
+      </w:r>
+      <w:r>
+        <w:t xml:space="preserve"> </w:t>
+      </w:r>
+      <w:r>
+        <w:rPr>
+          <w:rStyle w:val="VerbatimChar"/>
+        </w:rPr>
+        <w:t xml:space="preserve">|A∪B| = |A|+|B|−|A∩B|</w:t>
+      </w:r>
+      <w:r>
+        <w:t xml:space="preserve"> </w:t>
+      </w:r>
+      <w:r>
+        <w:t xml:space="preserve">(generalises to n sets with</w:t>
+      </w:r>
+      <w:r>
+        <w:t xml:space="preserve"> </w:t>
+      </w:r>
+      <w:r>
+        <w:t xml:space="preserve">alternating signs) — count</w:t>
+      </w:r>
+      <w:r>
+        <w:t xml:space="preserve"> </w:t>
+      </w:r>
+      <w:r>
+        <w:t xml:space="preserve">“at least one of”</w:t>
+      </w:r>
+      <w:r>
+        <w:t xml:space="preserve"> </w:t>
+      </w:r>
+      <w:r>
+        <w:t xml:space="preserve">by adding/subtracting overlaps.</w:t>
+      </w:r>
+    </w:p>
+    <w:p>
+      <w:pPr>
+        <w:numPr>
+          <w:ilvl w:val="0"/>
+          <w:numId w:val="1000"/>
+        </w:numPr>
+      </w:pPr>
+      <w:r>
+        <w:rPr>
+          <w:b/>
+          <w:bCs/>
+        </w:rPr>
+        <w:t xml:space="preserve">Three-set form &amp; worked example.</w:t>
+      </w:r>
+      <w:r>
+        <w:t xml:space="preserve"> </w:t>
+      </w:r>
+      <w:r>
+        <w:rPr>
+          <w:rStyle w:val="VerbatimChar"/>
+        </w:rPr>
+        <w:t xml:space="preserve">|A∪B∪C| = |A|+|B|+|C| − |A∩B| − |A∩C| − |B∩C| + |A∩B∩C|</w:t>
+      </w:r>
+      <w:r>
+        <w:t xml:space="preserve"> </w:t>
+      </w:r>
+      <w:r>
+        <w:t xml:space="preserve">(add singles, subtract pairs, add the triple — signs alternate).</w:t>
+      </w:r>
+    </w:p>
+    <w:p>
+      <w:pPr>
+        <w:numPr>
+          <w:ilvl w:val="0"/>
+          <w:numId w:val="1000"/>
+        </w:numPr>
+      </w:pPr>
+      <w:r>
+        <w:rPr>
+          <w:i/>
+          <w:iCs/>
+        </w:rPr>
+        <w:t xml:space="preserve">Count integers in</w:t>
+      </w:r>
+      <w:r>
+        <w:rPr>
+          <w:i/>
+          <w:iCs/>
+        </w:rPr>
+        <w:t xml:space="preserve"> </w:t>
+      </w:r>
+      <w:r>
+        <w:rPr>
+          <w:rStyle w:val="VerbatimChar"/>
+          <w:i/>
+          <w:iCs/>
+        </w:rPr>
+        <w:t xml:space="preserve">1..100</w:t>
+      </w:r>
+      <w:r>
+        <w:rPr>
+          <w:i/>
+          <w:iCs/>
+        </w:rPr>
+        <w:t xml:space="preserve"> </w:t>
+      </w:r>
+      <w:r>
+        <w:rPr>
+          <w:i/>
+          <w:iCs/>
+        </w:rPr>
+        <w:t xml:space="preserve">divisible by 2, 3, or 5.</w:t>
+      </w:r>
+    </w:p>
+    <w:p>
+      <w:pPr>
+        <w:pStyle w:val="SourceCode"/>
+        <w:numPr>
+          <w:ilvl w:val="0"/>
+          <w:numId w:val="1000"/>
+        </w:numPr>
+      </w:pPr>
+      <w:r>
+        <w:rPr>
+          <w:rStyle w:val="VerbatimChar"/>
+        </w:rPr>
+        <w:t xml:space="preserve">|div2| = 50, |div3| = 33, |div5| = 20</w:t>
+      </w:r>
+      <w:r>
+        <w:br/>
+      </w:r>
+      <w:r>
+        <w:rPr>
+          <w:rStyle w:val="VerbatimChar"/>
+        </w:rPr>
+        <w:t xml:space="preserve">|div6| = 16, |div10| = 10, |div15| = 6        # pairwise (lcm)</w:t>
+      </w:r>
+      <w:r>
+        <w:br/>
+      </w:r>
+      <w:r>
+        <w:rPr>
+          <w:rStyle w:val="VerbatimChar"/>
+        </w:rPr>
+        <w:t xml:space="preserve">|div30| = 3                                   # all three</w:t>
+      </w:r>
+      <w:r>
+        <w:br/>
+      </w:r>
+      <w:r>
+        <w:rPr>
+          <w:rStyle w:val="VerbatimChar"/>
+        </w:rPr>
+        <w:t xml:space="preserve">answer = 50+33+20 − 16−10−6 + 3 = 74</w:t>
+      </w:r>
+    </w:p>
+    <w:p>
+      <w:pPr>
+        <w:numPr>
+          <w:ilvl w:val="0"/>
+          <w:numId w:val="1000"/>
+        </w:numPr>
+      </w:pPr>
+      <w:r>
+        <w:t xml:space="preserve">So</w:t>
+      </w:r>
+      <w:r>
+        <w:t xml:space="preserve"> </w:t>
+      </w:r>
+      <w:r>
+        <w:rPr>
+          <w:b/>
+          <w:bCs/>
+        </w:rPr>
+        <w:t xml:space="preserve">74</w:t>
+      </w:r>
+      <w:r>
+        <w:t xml:space="preserve"> </w:t>
+      </w:r>
+      <w:r>
+        <w:t xml:space="preserve">numbers, and</w:t>
+      </w:r>
+      <w:r>
+        <w:t xml:space="preserve"> </w:t>
+      </w:r>
+      <w:r>
+        <w:rPr>
+          <w:rStyle w:val="VerbatimChar"/>
+        </w:rPr>
+        <w:t xml:space="preserve">100 − 74 = 26</w:t>
+      </w:r>
+      <w:r>
+        <w:t xml:space="preserve"> </w:t>
+      </w:r>
+      <w:r>
+        <w:t xml:space="preserve">are divisible by none of 2, 3, 5.</w:t>
+      </w:r>
+    </w:p>
+    <w:p>
+      <w:pPr>
+        <w:numPr>
+          <w:ilvl w:val="0"/>
+          <w:numId w:val="1018"/>
+        </w:numPr>
+      </w:pPr>
+      <w:r>
+        <w:rPr>
+          <w:b/>
+          <w:bCs/>
+        </w:rPr>
+        <w:t xml:space="preserve">Pigeonhole principle:</w:t>
+      </w:r>
+      <w:r>
+        <w:t xml:space="preserve"> </w:t>
+      </w:r>
+      <w:r>
+        <w:t xml:space="preserve">if</w:t>
+      </w:r>
+      <w:r>
+        <w:t xml:space="preserve"> </w:t>
+      </w:r>
+      <w:r>
+        <w:rPr>
+          <w:rStyle w:val="VerbatimChar"/>
+        </w:rPr>
+        <w:t xml:space="preserve">n+1</w:t>
+      </w:r>
+      <w:r>
+        <w:t xml:space="preserve"> </w:t>
+      </w:r>
+      <w:r>
+        <w:t xml:space="preserve">items go into</w:t>
+      </w:r>
+      <w:r>
+        <w:t xml:space="preserve"> </w:t>
+      </w:r>
+      <w:r>
+        <w:rPr>
+          <w:rStyle w:val="VerbatimChar"/>
+        </w:rPr>
+        <w:t xml:space="preserve">n</w:t>
+      </w:r>
+      <w:r>
+        <w:t xml:space="preserve"> </w:t>
+      </w:r>
+      <w:r>
+        <w:t xml:space="preserve">boxes, some box has ≥ 2 →</w:t>
+      </w:r>
+      <w:r>
+        <w:t xml:space="preserve"> </w:t>
+      </w:r>
+      <w:r>
+        <w:t xml:space="preserve">powers many existence proofs (e.g. two subarrays with equal sum mod n).</w:t>
+      </w:r>
+    </w:p>
+    <w:bookmarkEnd w:id="34"/>
+    <w:bookmarkStart w:id="35" w:name="mcqs-3"/>
+    <w:p>
+      <w:pPr>
+        <w:pStyle w:val="Heading3"/>
+      </w:pPr>
+      <w:r>
+        <w:t xml:space="preserve">MCQs</w:t>
+      </w:r>
+    </w:p>
+    <w:p>
+      <w:pPr>
         <w:pStyle w:val="Compact"/>
         <w:numPr>
           <w:ilvl w:val="0"/>
-          <w:numId w:val="1012"/>
-        </w:numPr>
-      </w:pPr>
-      <w:r>
-        <w:rPr>
-          <w:b/>
-          <w:bCs/>
-        </w:rPr>
-        <w:t xml:space="preserve">Catalan numbers:</w:t>
-      </w:r>
-      <w:r>
-        <w:t xml:space="preserve"> </w:t>
-      </w:r>
-      <w:r>
-        <w:rPr>
-          <w:rStyle w:val="VerbatimChar"/>
-        </w:rPr>
-        <w:t xml:space="preserve">Cₙ = C(2n,n)/(n+1)</w:t>
-      </w:r>
-      <w:r>
-        <w:t xml:space="preserve"> </w:t>
-      </w:r>
-      <w:r>
-        <w:t xml:space="preserve">→ balanced parentheses, BSTs with n</w:t>
-      </w:r>
-      <w:r>
-        <w:t xml:space="preserve"> </w:t>
-      </w:r>
-      <w:r>
-        <w:t xml:space="preserve">nodes, triangulations, monotonic paths.</w:t>
-      </w:r>
-      <w:r>
-        <w:t xml:space="preserve"> </w:t>
-      </w:r>
-      <w:r>
-        <w:rPr>
-          <w:rStyle w:val="VerbatimChar"/>
-        </w:rPr>
-        <w:t xml:space="preserve">1,1,2,5,14,42,…</w:t>
+          <w:numId w:val="1019"/>
+        </w:numPr>
+      </w:pPr>
+      <w:r>
+        <w:rPr>
+          <w:rStyle w:val="VerbatimChar"/>
+        </w:rPr>
+        <w:t xml:space="preserve">nCr</w:t>
+      </w:r>
+      <w:r>
+        <w:t xml:space="preserve"> </w:t>
+      </w:r>
+      <w:r>
+        <w:t xml:space="preserve">formula &amp; Pascal’s rule? →</w:t>
+      </w:r>
+      <w:r>
+        <w:t xml:space="preserve"> </w:t>
+      </w:r>
+      <w:r>
+        <w:rPr>
+          <w:rStyle w:val="VerbatimChar"/>
+        </w:rPr>
+        <w:t xml:space="preserve">n!/(r!(n−r)!)</w:t>
+      </w:r>
+      <w:r>
+        <w:t xml:space="preserve">;</w:t>
+      </w:r>
+      <w:r>
+        <w:t xml:space="preserve"> </w:t>
+      </w:r>
+      <w:r>
+        <w:rPr>
+          <w:rStyle w:val="VerbatimChar"/>
+        </w:rPr>
+        <w:t xml:space="preserve">C(n-1,r-1)+C(n-1,r)</w:t>
       </w:r>
       <w:r>
         <w:t xml:space="preserve">.</w:t>
@@ -2646,48 +4462,23 @@
         <w:pStyle w:val="Compact"/>
         <w:numPr>
           <w:ilvl w:val="0"/>
-          <w:numId w:val="1012"/>
-        </w:numPr>
-      </w:pPr>
-      <w:r>
-        <w:rPr>
-          <w:b/>
-          <w:bCs/>
-        </w:rPr>
-        <w:t xml:space="preserve">Inclusion–Exclusion:</w:t>
-      </w:r>
-      <w:r>
-        <w:t xml:space="preserve"> </w:t>
-      </w:r>
-      <w:r>
-        <w:rPr>
-          <w:rStyle w:val="VerbatimChar"/>
-        </w:rPr>
-        <w:t xml:space="preserve">|A∪B| = |A|+|B|−|A∩B|</w:t>
-      </w:r>
-      <w:r>
-        <w:t xml:space="preserve"> </w:t>
-      </w:r>
-      <w:r>
-        <w:t xml:space="preserve">(generalises to n sets with</w:t>
-      </w:r>
-      <w:r>
-        <w:t xml:space="preserve"> </w:t>
-      </w:r>
-      <w:r>
-        <w:t xml:space="preserve">alternating signs) — count</w:t>
-      </w:r>
-      <w:r>
-        <w:t xml:space="preserve"> </w:t>
-      </w:r>
-      <w:r>
-        <w:t xml:space="preserve">“at least one of”</w:t>
-      </w:r>
-      <w:r>
-        <w:t xml:space="preserve"> </w:t>
-      </w:r>
-      <w:r>
-        <w:t xml:space="preserve">by adding/subtracting overlaps.</w:t>
+          <w:numId w:val="1019"/>
+        </w:numPr>
+      </w:pPr>
+      <w:r>
+        <w:t xml:space="preserve">Catalan number formula? →</w:t>
+      </w:r>
+      <w:r>
+        <w:t xml:space="preserve"> </w:t>
+      </w:r>
+      <w:r>
+        <w:rPr>
+          <w:rStyle w:val="VerbatimChar"/>
+        </w:rPr>
+        <w:t xml:space="preserve">C(2n,n)/(n+1)</w:t>
+      </w:r>
+      <w:r>
+        <w:t xml:space="preserve">.</w:t>
       </w:r>
     </w:p>
     <w:p>
@@ -2695,144 +4486,7 @@
         <w:pStyle w:val="Compact"/>
         <w:numPr>
           <w:ilvl w:val="0"/>
-          <w:numId w:val="1012"/>
-        </w:numPr>
-      </w:pPr>
-      <w:r>
-        <w:rPr>
-          <w:b/>
-          <w:bCs/>
-        </w:rPr>
-        <w:t xml:space="preserve">Pigeonhole principle:</w:t>
-      </w:r>
-      <w:r>
-        <w:t xml:space="preserve"> </w:t>
-      </w:r>
-      <w:r>
-        <w:t xml:space="preserve">if</w:t>
-      </w:r>
-      <w:r>
-        <w:t xml:space="preserve"> </w:t>
-      </w:r>
-      <w:r>
-        <w:rPr>
-          <w:rStyle w:val="VerbatimChar"/>
-        </w:rPr>
-        <w:t xml:space="preserve">n+1</w:t>
-      </w:r>
-      <w:r>
-        <w:t xml:space="preserve"> </w:t>
-      </w:r>
-      <w:r>
-        <w:t xml:space="preserve">items go into</w:t>
-      </w:r>
-      <w:r>
-        <w:t xml:space="preserve"> </w:t>
-      </w:r>
-      <w:r>
-        <w:rPr>
-          <w:rStyle w:val="VerbatimChar"/>
-        </w:rPr>
-        <w:t xml:space="preserve">n</w:t>
-      </w:r>
-      <w:r>
-        <w:t xml:space="preserve"> </w:t>
-      </w:r>
-      <w:r>
-        <w:t xml:space="preserve">boxes, some box has ≥ 2 →</w:t>
-      </w:r>
-      <w:r>
-        <w:t xml:space="preserve"> </w:t>
-      </w:r>
-      <w:r>
-        <w:t xml:space="preserve">powers many existence proofs (e.g. two subarrays with equal sum mod n).</w:t>
-      </w:r>
-    </w:p>
-    <w:bookmarkEnd w:id="33"/>
-    <w:bookmarkStart w:id="34" w:name="mcqs-3"/>
-    <w:p>
-      <w:pPr>
-        <w:pStyle w:val="Heading3"/>
-      </w:pPr>
-      <w:r>
-        <w:t xml:space="preserve">MCQs</w:t>
-      </w:r>
-    </w:p>
-    <w:p>
-      <w:pPr>
-        <w:pStyle w:val="Compact"/>
-        <w:numPr>
-          <w:ilvl w:val="0"/>
-          <w:numId w:val="1013"/>
-        </w:numPr>
-      </w:pPr>
-      <w:r>
-        <w:rPr>
-          <w:rStyle w:val="VerbatimChar"/>
-        </w:rPr>
-        <w:t xml:space="preserve">nCr</w:t>
-      </w:r>
-      <w:r>
-        <w:t xml:space="preserve"> </w:t>
-      </w:r>
-      <w:r>
-        <w:t xml:space="preserve">formula &amp; Pascal’s rule? →</w:t>
-      </w:r>
-      <w:r>
-        <w:t xml:space="preserve"> </w:t>
-      </w:r>
-      <w:r>
-        <w:rPr>
-          <w:rStyle w:val="VerbatimChar"/>
-        </w:rPr>
-        <w:t xml:space="preserve">n!/(r!(n−r)!)</w:t>
-      </w:r>
-      <w:r>
-        <w:t xml:space="preserve">;</w:t>
-      </w:r>
-      <w:r>
-        <w:t xml:space="preserve"> </w:t>
-      </w:r>
-      <w:r>
-        <w:rPr>
-          <w:rStyle w:val="VerbatimChar"/>
-        </w:rPr>
-        <w:t xml:space="preserve">C(n-1,r-1)+C(n-1,r)</w:t>
-      </w:r>
-      <w:r>
-        <w:t xml:space="preserve">.</w:t>
-      </w:r>
-    </w:p>
-    <w:p>
-      <w:pPr>
-        <w:pStyle w:val="Compact"/>
-        <w:numPr>
-          <w:ilvl w:val="0"/>
-          <w:numId w:val="1013"/>
-        </w:numPr>
-      </w:pPr>
-      <w:r>
-        <w:t xml:space="preserve">Catalan number formula? →</w:t>
-      </w:r>
-      <w:r>
-        <w:t xml:space="preserve"> </w:t>
-      </w:r>
-      <w:r>
-        <w:rPr>
-          <w:rStyle w:val="VerbatimChar"/>
-        </w:rPr>
-        <w:t xml:space="preserve">C(2n,n)/(n+1)</w:t>
-      </w:r>
-      <w:r>
-        <w:t xml:space="preserve">.</w:t>
-      </w:r>
-    </w:p>
-    <w:p>
-      <w:pPr>
-        <w:pStyle w:val="Compact"/>
-        <w:numPr>
-          <w:ilvl w:val="0"/>
-          <w:numId w:val="1013"/>
+          <w:numId w:val="1019"/>
         </w:numPr>
       </w:pPr>
       <w:r>
@@ -2858,15 +4512,196 @@
         </w:pict>
       </w:r>
     </w:p>
-    <w:bookmarkEnd w:id="34"/>
     <w:bookmarkEnd w:id="35"/>
-    <w:bookmarkStart w:id="36" w:name="Xd6e30f9405d6cedacf6eb9da1542c86c78155be"/>
+    <w:bookmarkEnd w:id="36"/>
+    <w:bookmarkStart w:id="38" w:name="X1a38812764381b91cbff79e15ac2d90b2b2bb2f"/>
     <w:p>
       <w:pPr>
         <w:pStyle w:val="Heading2"/>
       </w:pPr>
       <w:r>
-        <w:t xml:space="preserve">16.5 Number / Representation Problems (common FAANG warm-ups)</w:t>
+        <w:t xml:space="preserve">16.4a Matrix Exponentiation for Linear Recurrences</w:t>
+      </w:r>
+    </w:p>
+    <w:p>
+      <w:pPr>
+        <w:pStyle w:val="FirstParagraph"/>
+      </w:pPr>
+      <w:r>
+        <w:t xml:space="preserve">Any</w:t>
+      </w:r>
+      <w:r>
+        <w:t xml:space="preserve"> </w:t>
+      </w:r>
+      <w:r>
+        <w:rPr>
+          <w:b/>
+          <w:bCs/>
+        </w:rPr>
+        <w:t xml:space="preserve">linear recurrence</w:t>
+      </w:r>
+      <w:r>
+        <w:t xml:space="preserve"> </w:t>
+      </w:r>
+      <w:r>
+        <w:t xml:space="preserve">(like Fibonacci) can be written as a matrix times the</w:t>
+      </w:r>
+      <w:r>
+        <w:t xml:space="preserve"> </w:t>
+      </w:r>
+      <w:r>
+        <w:t xml:space="preserve">previous state. Raising that matrix to the</w:t>
+      </w:r>
+      <w:r>
+        <w:t xml:space="preserve"> </w:t>
+      </w:r>
+      <w:r>
+        <w:rPr>
+          <w:rStyle w:val="VerbatimChar"/>
+        </w:rPr>
+        <w:t xml:space="preserve">n</w:t>
+      </w:r>
+      <w:r>
+        <w:t xml:space="preserve">-th power with</w:t>
+      </w:r>
+      <w:r>
+        <w:t xml:space="preserve"> </w:t>
+      </w:r>
+      <w:r>
+        <w:rPr>
+          <w:b/>
+          <w:bCs/>
+        </w:rPr>
+        <w:t xml:space="preserve">fast exponentiation</w:t>
+      </w:r>
+      <w:r>
+        <w:t xml:space="preserve"> </w:t>
+      </w:r>
+      <w:r>
+        <w:t xml:space="preserve">(§16.2) computes the</w:t>
+      </w:r>
+      <w:r>
+        <w:t xml:space="preserve"> </w:t>
+      </w:r>
+      <w:r>
+        <w:rPr>
+          <w:rStyle w:val="VerbatimChar"/>
+        </w:rPr>
+        <w:t xml:space="preserve">n</w:t>
+      </w:r>
+      <w:r>
+        <w:t xml:space="preserve">-th term in</w:t>
+      </w:r>
+      <w:r>
+        <w:t xml:space="preserve"> </w:t>
+      </w:r>
+      <w:r>
+        <w:rPr>
+          <w:b/>
+          <w:bCs/>
+        </w:rPr>
+        <w:t xml:space="preserve">O(k³ log n)</w:t>
+      </w:r>
+      <w:r>
+        <w:t xml:space="preserve"> </w:t>
+      </w:r>
+      <w:r>
+        <w:t xml:space="preserve">where</w:t>
+      </w:r>
+      <w:r>
+        <w:t xml:space="preserve"> </w:t>
+      </w:r>
+      <w:r>
+        <w:rPr>
+          <w:rStyle w:val="VerbatimChar"/>
+        </w:rPr>
+        <w:t xml:space="preserve">k</w:t>
+      </w:r>
+      <w:r>
+        <w:t xml:space="preserve"> </w:t>
+      </w:r>
+      <w:r>
+        <w:t xml:space="preserve">is the state size —</w:t>
+      </w:r>
+      <w:r>
+        <w:t xml:space="preserve"> </w:t>
+      </w:r>
+      <w:r>
+        <w:t xml:space="preserve">far better than O(n) when</w:t>
+      </w:r>
+      <w:r>
+        <w:t xml:space="preserve"> </w:t>
+      </w:r>
+      <w:r>
+        <w:rPr>
+          <w:rStyle w:val="VerbatimChar"/>
+        </w:rPr>
+        <w:t xml:space="preserve">n</w:t>
+      </w:r>
+      <w:r>
+        <w:t xml:space="preserve"> </w:t>
+      </w:r>
+      <w:r>
+        <w:t xml:space="preserve">is astronomically large (</w:t>
+      </w:r>
+      <w:r>
+        <w:rPr>
+          <w:rStyle w:val="VerbatimChar"/>
+        </w:rPr>
+        <w:t xml:space="preserve">10¹⁸</w:t>
+      </w:r>
+      <w:r>
+        <w:t xml:space="preserve">).</w:t>
+      </w:r>
+    </w:p>
+    <w:p>
+      <w:pPr>
+        <w:pStyle w:val="BodyText"/>
+      </w:pPr>
+      <w:r>
+        <w:rPr>
+          <w:b/>
+          <w:bCs/>
+        </w:rPr>
+        <w:t xml:space="preserve">Fibonacci as a matrix.</w:t>
+      </w:r>
+      <w:r>
+        <w:t xml:space="preserve"> </w:t>
+      </w:r>
+      <w:r>
+        <w:t xml:space="preserve">From</w:t>
+      </w:r>
+      <w:r>
+        <w:t xml:space="preserve"> </w:t>
+      </w:r>
+      <w:r>
+        <w:rPr>
+          <w:rStyle w:val="VerbatimChar"/>
+        </w:rPr>
+        <w:t xml:space="preserve">F(n) = F(n−1) + F(n−2)</w:t>
+      </w:r>
+      <w:r>
+        <w:t xml:space="preserve">:</w:t>
+      </w:r>
+    </w:p>
+    <w:p>
+      <w:pPr>
+        <w:pStyle w:val="SourceCode"/>
+      </w:pPr>
+      <w:r>
+        <w:rPr>
+          <w:rStyle w:val="VerbatimChar"/>
+        </w:rPr>
+        <w:t xml:space="preserve">[ F(n)   ]   [ 1  1 ] [ F(n-1) ]                  [ 1  1 ]^n   [ F(n+1)  F(n)   ]</w:t>
+      </w:r>
+      <w:r>
+        <w:br/>
+      </w:r>
+      <w:r>
+        <w:rPr>
+          <w:rStyle w:val="VerbatimChar"/>
+        </w:rPr>
+        <w:t xml:space="preserve">[ F(n-1) ] = [ 1  0 ] [ F(n-2) ]      hence       [ 1  0 ]   = [ F(n)    F(n-1) ]</w:t>
       </w:r>
     </w:p>
     <w:p>
@@ -2874,43 +4709,215 @@
         <w:pStyle w:val="Compact"/>
         <w:numPr>
           <w:ilvl w:val="0"/>
-          <w:numId w:val="1014"/>
-        </w:numPr>
-      </w:pPr>
-      <w:r>
-        <w:rPr>
-          <w:b/>
-          <w:bCs/>
-        </w:rPr>
-        <w:t xml:space="preserve">Happy Number (LC 202):</w:t>
-      </w:r>
-      <w:r>
-        <w:t xml:space="preserve"> </w:t>
-      </w:r>
-      <w:r>
-        <w:t xml:space="preserve">repeatedly sum the squares of digits; detect a cycle</w:t>
-      </w:r>
-      <w:r>
-        <w:t xml:space="preserve"> </w:t>
-      </w:r>
-      <w:r>
-        <w:t xml:space="preserve">with</w:t>
-      </w:r>
-      <w:r>
-        <w:t xml:space="preserve"> </w:t>
-      </w:r>
-      <w:r>
-        <w:rPr>
-          <w:b/>
-          <w:bCs/>
-        </w:rPr>
-        <w:t xml:space="preserve">Floyd’s fast/slow</w:t>
-      </w:r>
-      <w:r>
-        <w:t xml:space="preserve"> </w:t>
-      </w:r>
-      <w:r>
-        <w:t xml:space="preserve">(Module 4) or a seen-set → happy iff it reaches 1.</w:t>
+          <w:numId w:val="1020"/>
+        </w:numPr>
+      </w:pPr>
+      <w:r>
+        <w:t xml:space="preserve">So</w:t>
+      </w:r>
+      <w:r>
+        <w:t xml:space="preserve"> </w:t>
+      </w:r>
+      <w:r>
+        <w:rPr>
+          <w:rStyle w:val="VerbatimChar"/>
+        </w:rPr>
+        <w:t xml:space="preserve">F(n)</w:t>
+      </w:r>
+      <w:r>
+        <w:t xml:space="preserve"> </w:t>
+      </w:r>
+      <w:r>
+        <w:t xml:space="preserve">= top-right entry of</w:t>
+      </w:r>
+      <w:r>
+        <w:t xml:space="preserve"> </w:t>
+      </w:r>
+      <w:r>
+        <w:rPr>
+          <w:rStyle w:val="VerbatimChar"/>
+        </w:rPr>
+        <w:t xml:space="preserve">M^n</w:t>
+      </w:r>
+      <w:r>
+        <w:t xml:space="preserve"> </w:t>
+      </w:r>
+      <w:r>
+        <w:t xml:space="preserve">where</w:t>
+      </w:r>
+      <w:r>
+        <w:t xml:space="preserve"> </w:t>
+      </w:r>
+      <w:r>
+        <w:rPr>
+          <w:rStyle w:val="VerbatimChar"/>
+        </w:rPr>
+        <w:t xml:space="preserve">M = [[1,1],[1,0]]</w:t>
+      </w:r>
+      <w:r>
+        <w:t xml:space="preserve">. Compute</w:t>
+      </w:r>
+      <w:r>
+        <w:t xml:space="preserve"> </w:t>
+      </w:r>
+      <w:r>
+        <w:rPr>
+          <w:rStyle w:val="VerbatimChar"/>
+        </w:rPr>
+        <w:t xml:space="preserve">M^n</w:t>
+      </w:r>
+      <w:r>
+        <w:t xml:space="preserve"> </w:t>
+      </w:r>
+      <w:r>
+        <w:t xml:space="preserve">by</w:t>
+      </w:r>
+      <w:r>
+        <w:t xml:space="preserve"> </w:t>
+      </w:r>
+      <w:r>
+        <w:rPr>
+          <w:b/>
+          <w:bCs/>
+        </w:rPr>
+        <w:t xml:space="preserve">squaring the matrix</w:t>
+      </w:r>
+      <w:r>
+        <w:t xml:space="preserve"> </w:t>
+      </w:r>
+      <w:r>
+        <w:t xml:space="preserve">(</w:t>
+      </w:r>
+      <w:r>
+        <w:rPr>
+          <w:rStyle w:val="VerbatimChar"/>
+        </w:rPr>
+        <w:t xml:space="preserve">M, M², M⁴, …</w:t>
+      </w:r>
+      <w:r>
+        <w:t xml:space="preserve">) and multiplying the pieces for the set</w:t>
+      </w:r>
+      <w:r>
+        <w:t xml:space="preserve"> </w:t>
+      </w:r>
+      <w:r>
+        <w:t xml:space="preserve">bits of</w:t>
+      </w:r>
+      <w:r>
+        <w:t xml:space="preserve"> </w:t>
+      </w:r>
+      <w:r>
+        <w:rPr>
+          <w:rStyle w:val="VerbatimChar"/>
+        </w:rPr>
+        <w:t xml:space="preserve">n</w:t>
+      </w:r>
+      <w:r>
+        <w:t xml:space="preserve"> </w:t>
+      </w:r>
+      <w:r>
+        <w:t xml:space="preserve">— exactly the square-and-multiply trace from §16.2, but with 2×2</w:t>
+      </w:r>
+      <w:r>
+        <w:t xml:space="preserve"> </w:t>
+      </w:r>
+      <w:r>
+        <w:t xml:space="preserve">matrix multiply as the operation. Take</w:t>
+      </w:r>
+      <w:r>
+        <w:t xml:space="preserve"> </w:t>
+      </w:r>
+      <w:r>
+        <w:rPr>
+          <w:rStyle w:val="VerbatimChar"/>
+        </w:rPr>
+        <w:t xml:space="preserve">% m</w:t>
+      </w:r>
+      <w:r>
+        <w:t xml:space="preserve"> </w:t>
+      </w:r>
+      <w:r>
+        <w:t xml:space="preserve">after each multiply for</w:t>
+      </w:r>
+      <w:r>
+        <w:t xml:space="preserve"> </w:t>
+      </w:r>
+      <w:r>
+        <w:rPr>
+          <w:rStyle w:val="VerbatimChar"/>
+        </w:rPr>
+        <w:t xml:space="preserve">F(n) mod m</w:t>
+      </w:r>
+      <w:r>
+        <w:t xml:space="preserve">.</w:t>
+      </w:r>
+    </w:p>
+    <w:p>
+      <w:pPr>
+        <w:pStyle w:val="FirstParagraph"/>
+      </w:pPr>
+      <w:r>
+        <w:rPr>
+          <w:b/>
+          <w:bCs/>
+        </w:rPr>
+        <w:t xml:space="preserve">The general recipe.</w:t>
+      </w:r>
+      <w:r>
+        <w:t xml:space="preserve"> </w:t>
+      </w:r>
+      <w:r>
+        <w:t xml:space="preserve">For</w:t>
+      </w:r>
+      <w:r>
+        <w:t xml:space="preserve"> </w:t>
+      </w:r>
+      <w:r>
+        <w:rPr>
+          <w:rStyle w:val="VerbatimChar"/>
+        </w:rPr>
+        <w:t xml:space="preserve">f(n) = c₁f(n−1) + … + c_k f(n−k)</w:t>
+      </w:r>
+      <w:r>
+        <w:t xml:space="preserve">:</w:t>
+      </w:r>
+    </w:p>
+    <w:p>
+      <w:pPr>
+        <w:pStyle w:val="SourceCode"/>
+      </w:pPr>
+      <w:r>
+        <w:rPr>
+          <w:rStyle w:val="VerbatimChar"/>
+        </w:rPr>
+        <w:t xml:space="preserve">1. state vector v = [f(n-1), f(n-2), ..., f(n-k)]^T   (length k)</w:t>
+      </w:r>
+      <w:r>
+        <w:br/>
+      </w:r>
+      <w:r>
+        <w:rPr>
+          <w:rStyle w:val="VerbatimChar"/>
+        </w:rPr>
+        <w:t xml:space="preserve">2. build the k×k transition matrix M (top row = coefficients c1..ck,</w:t>
+      </w:r>
+      <w:r>
+        <w:br/>
+      </w:r>
+      <w:r>
+        <w:rPr>
+          <w:rStyle w:val="VerbatimChar"/>
+        </w:rPr>
+        <w:t xml:space="preserve">   an identity shifted below it to carry old values down)</w:t>
+      </w:r>
+      <w:r>
+        <w:br/>
+      </w:r>
+      <w:r>
+        <w:rPr>
+          <w:rStyle w:val="VerbatimChar"/>
+        </w:rPr>
+        <w:t xml:space="preserve">3. answer = (M^(n-k+1) · initial_state)   via fast matrix power  -&gt; O(k^3 log n)</w:t>
       </w:r>
     </w:p>
     <w:p>
@@ -2918,46 +4925,60 @@
         <w:pStyle w:val="Compact"/>
         <w:numPr>
           <w:ilvl w:val="0"/>
-          <w:numId w:val="1014"/>
-        </w:numPr>
-      </w:pPr>
-      <w:r>
-        <w:rPr>
-          <w:b/>
-          <w:bCs/>
-        </w:rPr>
-        <w:t xml:space="preserve">Ugly Number II (LC 264):</w:t>
-      </w:r>
-      <w:r>
-        <w:t xml:space="preserve"> </w:t>
-      </w:r>
-      <w:r>
-        <w:t xml:space="preserve">the n-th number whose only prime factors are 2,3,5;</w:t>
-      </w:r>
-      <w:r>
-        <w:t xml:space="preserve"> </w:t>
-      </w:r>
-      <w:r>
-        <w:rPr>
-          <w:b/>
-          <w:bCs/>
-        </w:rPr>
-        <w:t xml:space="preserve">three pointers</w:t>
-      </w:r>
-      <w:r>
-        <w:t xml:space="preserve"> </w:t>
-      </w:r>
-      <w:r>
-        <w:rPr>
-          <w:rStyle w:val="VerbatimChar"/>
-        </w:rPr>
-        <w:t xml:space="preserve">i2,i3,i5</w:t>
-      </w:r>
-      <w:r>
-        <w:t xml:space="preserve"> </w:t>
-      </w:r>
-      <w:r>
-        <w:t xml:space="preserve">building the sequence in order (DP).</w:t>
+          <w:numId w:val="1021"/>
+        </w:numPr>
+      </w:pPr>
+      <w:r>
+        <w:rPr>
+          <w:b/>
+          <w:bCs/>
+        </w:rPr>
+        <w:t xml:space="preserve">Use it when:</w:t>
+      </w:r>
+      <w:r>
+        <w:t xml:space="preserve"> </w:t>
+      </w:r>
+      <w:r>
+        <w:t xml:space="preserve">the recurrence is linear and</w:t>
+      </w:r>
+      <w:r>
+        <w:t xml:space="preserve"> </w:t>
+      </w:r>
+      <w:r>
+        <w:rPr>
+          <w:rStyle w:val="VerbatimChar"/>
+        </w:rPr>
+        <w:t xml:space="preserve">n</w:t>
+      </w:r>
+      <w:r>
+        <w:t xml:space="preserve"> </w:t>
+      </w:r>
+      <w:r>
+        <w:t xml:space="preserve">is huge (</w:t>
+      </w:r>
+      <w:r>
+        <w:rPr>
+          <w:rStyle w:val="VerbatimChar"/>
+        </w:rPr>
+        <w:t xml:space="preserve">&gt; 10⁷</w:t>
+      </w:r>
+      <w:r>
+        <w:t xml:space="preserve">), so plain DP</w:t>
+      </w:r>
+      <w:r>
+        <w:t xml:space="preserve"> </w:t>
+      </w:r>
+      <w:r>
+        <w:t xml:space="preserve">is too slow. Count-of-paths / tilings / DFA-string-counting reduce to this too.</w:t>
+      </w:r>
+    </w:p>
+    <w:bookmarkStart w:id="37" w:name="mcqs-4"/>
+    <w:p>
+      <w:pPr>
+        <w:pStyle w:val="Heading3"/>
+      </w:pPr>
+      <w:r>
+        <w:t xml:space="preserve">MCQs</w:t>
       </w:r>
     </w:p>
     <w:p>
@@ -2965,82 +4986,53 @@
         <w:pStyle w:val="Compact"/>
         <w:numPr>
           <w:ilvl w:val="0"/>
-          <w:numId w:val="1014"/>
-        </w:numPr>
-      </w:pPr>
-      <w:r>
-        <w:rPr>
-          <w:b/>
-          <w:bCs/>
-        </w:rPr>
-        <w:t xml:space="preserve">Excel Column ↔ Number (LC 168/171):</w:t>
-      </w:r>
-      <w:r>
-        <w:t xml:space="preserve"> </w:t>
-      </w:r>
-      <w:r>
-        <w:rPr>
-          <w:b/>
-          <w:bCs/>
-        </w:rPr>
-        <w:t xml:space="preserve">bijective base-26</w:t>
-      </w:r>
-      <w:r>
-        <w:t xml:space="preserve"> </w:t>
-      </w:r>
-      <w:r>
-        <w:t xml:space="preserve">(A=1…Z=26,</w:t>
-      </w:r>
-      <w:r>
-        <w:t xml:space="preserve"> </w:t>
-      </w:r>
-      <w:r>
-        <w:rPr>
-          <w:i/>
-          <w:iCs/>
-        </w:rPr>
-        <w:t xml:space="preserve">no</w:t>
-      </w:r>
-      <w:r>
-        <w:rPr>
-          <w:i/>
-          <w:iCs/>
-        </w:rPr>
-        <w:t xml:space="preserve"> </w:t>
-      </w:r>
-      <w:r>
-        <w:rPr>
-          <w:i/>
-          <w:iCs/>
-        </w:rPr>
-        <w:t xml:space="preserve">zero</w:t>
-      </w:r>
-      <w:r>
-        <w:t xml:space="preserve">) → the classic off-by-one (</w:t>
-      </w:r>
-      <w:r>
-        <w:rPr>
-          <w:rStyle w:val="VerbatimChar"/>
-        </w:rPr>
-        <w:t xml:space="preserve">n--</w:t>
-      </w:r>
-      <w:r>
-        <w:t xml:space="preserve"> </w:t>
-      </w:r>
-      <w:r>
-        <w:t xml:space="preserve">before each</w:t>
-      </w:r>
-      <w:r>
-        <w:t xml:space="preserve"> </w:t>
-      </w:r>
-      <w:r>
-        <w:rPr>
-          <w:rStyle w:val="VerbatimChar"/>
-        </w:rPr>
-        <w:t xml:space="preserve">% 26</w:t>
-      </w:r>
-      <w:r>
-        <w:t xml:space="preserve">).</w:t>
+          <w:numId w:val="1022"/>
+        </w:numPr>
+      </w:pPr>
+      <w:r>
+        <w:t xml:space="preserve">Fibonacci transition matrix? →</w:t>
+      </w:r>
+      <w:r>
+        <w:t xml:space="preserve"> </w:t>
+      </w:r>
+      <w:r>
+        <w:rPr>
+          <w:rStyle w:val="VerbatimChar"/>
+        </w:rPr>
+        <w:t xml:space="preserve">[[1,1],[1,0]]</w:t>
+      </w:r>
+      <w:r>
+        <w:t xml:space="preserve">;</w:t>
+      </w:r>
+      <w:r>
+        <w:t xml:space="preserve"> </w:t>
+      </w:r>
+      <w:r>
+        <w:rPr>
+          <w:rStyle w:val="VerbatimChar"/>
+        </w:rPr>
+        <w:t xml:space="preserve">F(n)</w:t>
+      </w:r>
+      <w:r>
+        <w:t xml:space="preserve"> </w:t>
+      </w:r>
+      <w:r>
+        <w:t xml:space="preserve">= its</w:t>
+      </w:r>
+      <w:r>
+        <w:t xml:space="preserve"> </w:t>
+      </w:r>
+      <w:r>
+        <w:rPr>
+          <w:rStyle w:val="VerbatimChar"/>
+        </w:rPr>
+        <w:t xml:space="preserve">M^n</w:t>
+      </w:r>
+      <w:r>
+        <w:t xml:space="preserve"> </w:t>
+      </w:r>
+      <w:r>
+        <w:t xml:space="preserve">corner.</w:t>
       </w:r>
     </w:p>
     <w:p>
@@ -3048,43 +5040,24 @@
         <w:pStyle w:val="Compact"/>
         <w:numPr>
           <w:ilvl w:val="0"/>
-          <w:numId w:val="1014"/>
-        </w:numPr>
-      </w:pPr>
-      <w:r>
-        <w:rPr>
-          <w:b/>
-          <w:bCs/>
-        </w:rPr>
-        <w:t xml:space="preserve">Integer ↔ Roman (LC 12/13):</w:t>
-      </w:r>
-      <w:r>
-        <w:t xml:space="preserve"> </w:t>
-      </w:r>
-      <w:r>
-        <w:t xml:space="preserve">a</w:t>
-      </w:r>
-      <w:r>
-        <w:t xml:space="preserve"> </w:t>
-      </w:r>
-      <w:r>
-        <w:rPr>
-          <w:b/>
-          <w:bCs/>
-        </w:rPr>
-        <w:t xml:space="preserve">descending value/symbol table</w:t>
-      </w:r>
-      <w:r>
-        <w:t xml:space="preserve"> </w:t>
-      </w:r>
-      <w:r>
-        <w:t xml:space="preserve">processed</w:t>
-      </w:r>
-      <w:r>
-        <w:t xml:space="preserve"> </w:t>
-      </w:r>
-      <w:r>
-        <w:t xml:space="preserve">greedily (include 900=CM, 400=CD, etc.).</w:t>
+          <w:numId w:val="1022"/>
+        </w:numPr>
+      </w:pPr>
+      <w:r>
+        <w:t xml:space="preserve">Cost of matrix exponentiation for a k-term recurrence? →</w:t>
+      </w:r>
+      <w:r>
+        <w:t xml:space="preserve"> </w:t>
+      </w:r>
+      <w:r>
+        <w:rPr>
+          <w:b/>
+          <w:bCs/>
+        </w:rPr>
+        <w:t xml:space="preserve">O(k³ log n)</w:t>
+      </w:r>
+      <w:r>
+        <w:t xml:space="preserve">.</w:t>
       </w:r>
     </w:p>
     <w:p>
@@ -3092,528 +5065,21 @@
         <w:pStyle w:val="Compact"/>
         <w:numPr>
           <w:ilvl w:val="0"/>
-          <w:numId w:val="1014"/>
-        </w:numPr>
-      </w:pPr>
-      <w:r>
-        <w:rPr>
-          <w:b/>
-          <w:bCs/>
-        </w:rPr>
-        <w:t xml:space="preserve">Digital root</w:t>
-      </w:r>
-      <w:r>
-        <w:t xml:space="preserve"> </w:t>
-      </w:r>
-      <w:r>
-        <w:t xml:space="preserve">(Add Digits, LC 258): closed form</w:t>
-      </w:r>
-      <w:r>
-        <w:t xml:space="preserve"> </w:t>
-      </w:r>
-      <w:r>
-        <w:rPr>
-          <w:rStyle w:val="VerbatimChar"/>
-        </w:rPr>
-        <w:t xml:space="preserve">1 + (n−1) % 9</w:t>
-      </w:r>
-      <w:r>
-        <w:t xml:space="preserve">.</w:t>
-      </w:r>
-    </w:p>
-    <w:bookmarkEnd w:id="36"/>
-    <w:bookmarkStart w:id="38" w:name="randomized-algorithms-a-google-favourite"/>
-    <w:p>
-      <w:pPr>
-        <w:pStyle w:val="Heading2"/>
-      </w:pPr>
-      <w:r>
-        <w:t xml:space="preserve">16.6 Randomized Algorithms (a Google favourite)</w:t>
-      </w:r>
-    </w:p>
-    <w:p>
-      <w:pPr>
-        <w:pStyle w:val="Compact"/>
-        <w:numPr>
-          <w:ilvl w:val="0"/>
-          <w:numId w:val="1015"/>
-        </w:numPr>
-      </w:pPr>
-      <w:r>
-        <w:rPr>
-          <w:b/>
-          <w:bCs/>
-        </w:rPr>
-        <w:t xml:space="preserve">rand7 → rand10 (LC 470):</w:t>
-      </w:r>
-      <w:r>
-        <w:t xml:space="preserve"> </w:t>
-      </w:r>
-      <w:r>
-        <w:rPr>
-          <w:b/>
-          <w:bCs/>
-        </w:rPr>
-        <w:t xml:space="preserve">rejection sampling</w:t>
-      </w:r>
-      <w:r>
-        <w:t xml:space="preserve"> </w:t>
-      </w:r>
-      <w:r>
-        <w:t xml:space="preserve">— map</w:t>
-      </w:r>
-      <w:r>
-        <w:t xml:space="preserve"> </w:t>
-      </w:r>
-      <w:r>
-        <w:rPr>
-          <w:rStyle w:val="VerbatimChar"/>
-        </w:rPr>
-        <w:t xml:space="preserve">(rand7−1)*7 + rand7</w:t>
-      </w:r>
-      <w:r>
-        <w:t xml:space="preserve"> </w:t>
-      </w:r>
-      <w:r>
-        <w:t xml:space="preserve">to</w:t>
-      </w:r>
-      <w:r>
-        <w:t xml:space="preserve"> </w:t>
-      </w:r>
-      <w:r>
-        <w:rPr>
-          <w:rStyle w:val="VerbatimChar"/>
-        </w:rPr>
-        <w:t xml:space="preserve">1..49</w:t>
-      </w:r>
-      <w:r>
-        <w:t xml:space="preserve">,</w:t>
-      </w:r>
-      <w:r>
-        <w:t xml:space="preserve"> </w:t>
-      </w:r>
-      <w:r>
-        <w:rPr>
-          <w:b/>
-          <w:bCs/>
-        </w:rPr>
-        <w:t xml:space="preserve">reject</w:t>
-      </w:r>
-      <w:r>
-        <w:t xml:space="preserve"> </w:t>
-      </w:r>
-      <w:r>
-        <w:t xml:space="preserve">the top tail (41..49) so the kept range is a clean</w:t>
-      </w:r>
-      <w:r>
-        <w:t xml:space="preserve"> </w:t>
-      </w:r>
-      <w:r>
-        <w:t xml:space="preserve">multiple of 10 → uniform.</w:t>
-      </w:r>
-    </w:p>
-    <w:p>
-      <w:pPr>
-        <w:pStyle w:val="Compact"/>
-        <w:numPr>
-          <w:ilvl w:val="0"/>
-          <w:numId w:val="1015"/>
-        </w:numPr>
-      </w:pPr>
-      <w:r>
-        <w:rPr>
-          <w:b/>
-          <w:bCs/>
-        </w:rPr>
-        <w:t xml:space="preserve">Reservoir Sampling (LC 382/398):</w:t>
-      </w:r>
-      <w:r>
-        <w:t xml:space="preserve"> </w:t>
-      </w:r>
-      <w:r>
-        <w:t xml:space="preserve">pick a uniform item from a stream of</w:t>
-      </w:r>
-      <w:r>
-        <w:t xml:space="preserve"> </w:t>
-      </w:r>
-      <w:r>
-        <w:rPr>
-          <w:i/>
-          <w:iCs/>
-        </w:rPr>
-        <w:t xml:space="preserve">unknown</w:t>
-      </w:r>
-      <w:r>
-        <w:t xml:space="preserve"> </w:t>
-      </w:r>
-      <w:r>
-        <w:t xml:space="preserve">length — keep the i-th item with probability</w:t>
-      </w:r>
-      <w:r>
-        <w:t xml:space="preserve"> </w:t>
-      </w:r>
-      <w:r>
-        <w:rPr>
-          <w:rStyle w:val="VerbatimChar"/>
-        </w:rPr>
-        <w:t xml:space="preserve">1/i</w:t>
-      </w:r>
-      <w:r>
-        <w:t xml:space="preserve"> </w:t>
-      </w:r>
-      <w:r>
-        <w:t xml:space="preserve">(replace the</w:t>
-      </w:r>
-      <w:r>
-        <w:t xml:space="preserve"> </w:t>
-      </w:r>
-      <w:r>
-        <w:t xml:space="preserve">current pick). Each element ends with probability</w:t>
-      </w:r>
-      <w:r>
-        <w:t xml:space="preserve"> </w:t>
-      </w:r>
-      <w:r>
-        <w:rPr>
-          <w:rStyle w:val="VerbatimChar"/>
-        </w:rPr>
-        <w:t xml:space="preserve">1/n</w:t>
-      </w:r>
-      <w:r>
-        <w:t xml:space="preserve">.</w:t>
-      </w:r>
-    </w:p>
-    <w:p>
-      <w:pPr>
-        <w:pStyle w:val="Compact"/>
-        <w:numPr>
-          <w:ilvl w:val="0"/>
-          <w:numId w:val="1015"/>
-        </w:numPr>
-      </w:pPr>
-      <w:r>
-        <w:rPr>
-          <w:b/>
-          <w:bCs/>
-        </w:rPr>
-        <w:t xml:space="preserve">Fisher–Yates shuffle (LC 384):</w:t>
-      </w:r>
-      <w:r>
-        <w:t xml:space="preserve"> </w:t>
-      </w:r>
-      <w:r>
-        <w:t xml:space="preserve">for</w:t>
-      </w:r>
-      <w:r>
-        <w:t xml:space="preserve"> </w:t>
-      </w:r>
-      <w:r>
-        <w:rPr>
-          <w:rStyle w:val="VerbatimChar"/>
-        </w:rPr>
-        <w:t xml:space="preserve">i</w:t>
-      </w:r>
-      <w:r>
-        <w:t xml:space="preserve"> </w:t>
-      </w:r>
-      <w:r>
-        <w:t xml:space="preserve">from 0..n−1, swap</w:t>
-      </w:r>
-      <w:r>
-        <w:t xml:space="preserve"> </w:t>
-      </w:r>
-      <w:r>
-        <w:rPr>
-          <w:rStyle w:val="VerbatimChar"/>
-        </w:rPr>
-        <w:t xml:space="preserve">a[i]</w:t>
-      </w:r>
-      <w:r>
-        <w:t xml:space="preserve"> </w:t>
-      </w:r>
-      <w:r>
-        <w:t xml:space="preserve">with a random</w:t>
-      </w:r>
-      <w:r>
-        <w:t xml:space="preserve"> </w:t>
-      </w:r>
-      <w:r>
-        <w:rPr>
-          <w:rStyle w:val="VerbatimChar"/>
-        </w:rPr>
-        <w:t xml:space="preserve">a[j], j∈[i,n)</w:t>
-      </w:r>
-      <w:r>
-        <w:t xml:space="preserve"> </w:t>
-      </w:r>
-      <w:r>
-        <w:t xml:space="preserve">→ every permutation equally likely. (The naive</w:t>
-      </w:r>
-      <w:r>
-        <w:t xml:space="preserve"> </w:t>
-      </w:r>
-      <w:r>
-        <w:t xml:space="preserve">“random index</w:t>
-      </w:r>
-      <w:r>
-        <w:t xml:space="preserve"> </w:t>
-      </w:r>
-      <w:r>
-        <w:t xml:space="preserve">each time”</w:t>
-      </w:r>
-      <w:r>
-        <w:t xml:space="preserve"> </w:t>
-      </w:r>
-      <w:r>
-        <w:t xml:space="preserve">is</w:t>
-      </w:r>
-      <w:r>
-        <w:t xml:space="preserve"> </w:t>
-      </w:r>
-      <w:r>
-        <w:rPr>
-          <w:b/>
-          <w:bCs/>
-        </w:rPr>
-        <w:t xml:space="preserve">biased</w:t>
-      </w:r>
-      <w:r>
-        <w:t xml:space="preserve">.)</w:t>
-      </w:r>
-    </w:p>
-    <w:bookmarkStart w:id="37" w:name="mcqs-4"/>
-    <w:p>
-      <w:pPr>
-        <w:pStyle w:val="Heading3"/>
-      </w:pPr>
-      <w:r>
-        <w:t xml:space="preserve">MCQs</w:t>
-      </w:r>
-    </w:p>
-    <w:p>
-      <w:pPr>
-        <w:pStyle w:val="Compact"/>
-        <w:numPr>
-          <w:ilvl w:val="0"/>
-          <w:numId w:val="1016"/>
-        </w:numPr>
-      </w:pPr>
-      <w:r>
-        <w:t xml:space="preserve">Uniform</w:t>
-      </w:r>
-      <w:r>
-        <w:t xml:space="preserve"> </w:t>
-      </w:r>
-      <w:r>
-        <w:rPr>
-          <w:rStyle w:val="VerbatimChar"/>
-        </w:rPr>
-        <w:t xml:space="preserve">rand10</w:t>
-      </w:r>
-      <w:r>
-        <w:t xml:space="preserve"> </w:t>
-      </w:r>
-      <w:r>
-        <w:t xml:space="preserve">from</w:t>
-      </w:r>
-      <w:r>
-        <w:t xml:space="preserve"> </w:t>
-      </w:r>
-      <w:r>
-        <w:rPr>
-          <w:rStyle w:val="VerbatimChar"/>
-        </w:rPr>
-        <w:t xml:space="preserve">rand7</w:t>
-      </w:r>
-      <w:r>
-        <w:t xml:space="preserve">? →</w:t>
-      </w:r>
-      <w:r>
-        <w:t xml:space="preserve"> </w:t>
-      </w:r>
-      <w:r>
-        <w:rPr>
-          <w:b/>
-          <w:bCs/>
-        </w:rPr>
-        <w:t xml:space="preserve">rejection sampling</w:t>
-      </w:r>
-      <w:r>
-        <w:t xml:space="preserve"> </w:t>
-      </w:r>
-      <w:r>
-        <w:t xml:space="preserve">(reject the tail).</w:t>
-      </w:r>
-    </w:p>
-    <w:p>
-      <w:pPr>
-        <w:pStyle w:val="Compact"/>
-        <w:numPr>
-          <w:ilvl w:val="0"/>
-          <w:numId w:val="1016"/>
-        </w:numPr>
-      </w:pPr>
-      <w:r>
-        <w:t xml:space="preserve">Sample from an unknown-length stream? →</w:t>
-      </w:r>
-      <w:r>
-        <w:t xml:space="preserve"> </w:t>
-      </w:r>
-      <w:r>
-        <w:rPr>
-          <w:b/>
-          <w:bCs/>
-        </w:rPr>
-        <w:t xml:space="preserve">reservoir sampling</w:t>
-      </w:r>
-      <w:r>
-        <w:t xml:space="preserve"> </w:t>
-      </w:r>
-      <w:r>
-        <w:t xml:space="preserve">(keep i-th w.p.</w:t>
-      </w:r>
-      <w:r>
-        <w:t xml:space="preserve"> </w:t>
-      </w:r>
-      <w:r>
-        <w:t xml:space="preserve">1/i).</w:t>
-      </w:r>
-    </w:p>
-    <w:p>
-      <w:pPr>
-        <w:pStyle w:val="Compact"/>
-        <w:numPr>
-          <w:ilvl w:val="0"/>
-          <w:numId w:val="1016"/>
-        </w:numPr>
-      </w:pPr>
-      <w:r>
-        <w:t xml:space="preserve">Unbiased shuffle? →</w:t>
-      </w:r>
-      <w:r>
-        <w:t xml:space="preserve"> </w:t>
-      </w:r>
-      <w:r>
-        <w:rPr>
-          <w:b/>
-          <w:bCs/>
-        </w:rPr>
-        <w:t xml:space="preserve">Fisher–Yates</w:t>
-      </w:r>
-      <w:r>
-        <w:t xml:space="preserve">.</w:t>
-      </w:r>
-    </w:p>
-    <w:bookmarkEnd w:id="37"/>
-    <w:bookmarkEnd w:id="38"/>
-    <w:bookmarkStart w:id="39" w:name="module-16-concept-review-one-page"/>
-    <w:p>
-      <w:pPr>
-        <w:pStyle w:val="Heading2"/>
-      </w:pPr>
-      <w:r>
-        <w:t xml:space="preserve">Module 16 — Concept Review (one page)</w:t>
-      </w:r>
-    </w:p>
-    <w:p>
-      <w:pPr>
-        <w:pStyle w:val="Compact"/>
-        <w:numPr>
-          <w:ilvl w:val="0"/>
-          <w:numId w:val="1017"/>
-        </w:numPr>
-      </w:pPr>
-      <w:r>
-        <w:rPr>
-          <w:b/>
-          <w:bCs/>
-        </w:rPr>
-        <w:t xml:space="preserve">GCD</w:t>
-      </w:r>
-      <w:r>
-        <w:t xml:space="preserve"> </w:t>
-      </w:r>
-      <w:r>
-        <w:t xml:space="preserve">by Euclid</w:t>
-      </w:r>
-      <w:r>
-        <w:t xml:space="preserve"> </w:t>
-      </w:r>
-      <w:r>
-        <w:rPr>
-          <w:rStyle w:val="VerbatimChar"/>
-        </w:rPr>
-        <w:t xml:space="preserve">gcd(b, a%b)</w:t>
-      </w:r>
-      <w:r>
-        <w:t xml:space="preserve"> </w:t>
-      </w:r>
-      <w:r>
-        <w:t xml:space="preserve">O(log); LCM</w:t>
-      </w:r>
-      <w:r>
-        <w:t xml:space="preserve"> </w:t>
-      </w:r>
-      <w:r>
-        <w:rPr>
-          <w:rStyle w:val="VerbatimChar"/>
-        </w:rPr>
-        <w:t xml:space="preserve">a·b/gcd</w:t>
-      </w:r>
-      <w:r>
-        <w:t xml:space="preserve">; extended Euclid → modular</w:t>
-      </w:r>
-      <w:r>
-        <w:t xml:space="preserve"> </w:t>
-      </w:r>
-      <w:r>
-        <w:t xml:space="preserve">inverse.</w:t>
-      </w:r>
-    </w:p>
-    <w:p>
-      <w:pPr>
-        <w:pStyle w:val="Compact"/>
-        <w:numPr>
-          <w:ilvl w:val="0"/>
-          <w:numId w:val="1017"/>
-        </w:numPr>
-      </w:pPr>
-      <w:r>
-        <w:rPr>
-          <w:b/>
-          <w:bCs/>
-        </w:rPr>
-        <w:t xml:space="preserve">Modular arithmetic:</w:t>
-      </w:r>
-      <w:r>
-        <w:t xml:space="preserve"> </w:t>
-      </w:r>
-      <w:r>
-        <w:t xml:space="preserve">distribute over +/×; subtraction add m;</w:t>
-      </w:r>
-      <w:r>
-        <w:t xml:space="preserve"> </w:t>
-      </w:r>
-      <w:r>
-        <w:rPr>
-          <w:b/>
-          <w:bCs/>
-        </w:rPr>
-        <w:t xml:space="preserve">division =</w:t>
-      </w:r>
-      <w:r>
-        <w:rPr>
-          <w:b/>
-          <w:bCs/>
-        </w:rPr>
-        <w:t xml:space="preserve"> </w:t>
-      </w:r>
-      <w:r>
-        <w:rPr>
-          <w:b/>
-          <w:bCs/>
-        </w:rPr>
-        <w:t xml:space="preserve">multiply by modular inverse</w:t>
+          <w:numId w:val="1022"/>
+        </w:numPr>
+      </w:pPr>
+      <w:r>
+        <w:t xml:space="preserve">When to prefer it over O(n) DP? → when</w:t>
+      </w:r>
+      <w:r>
+        <w:t xml:space="preserve"> </w:t>
+      </w:r>
+      <w:r>
+        <w:rPr>
+          <w:b/>
+          <w:bCs/>
+        </w:rPr>
+        <w:t xml:space="preserve">n is huge</w:t>
       </w:r>
       <w:r>
         <w:t xml:space="preserve"> </w:t>
@@ -3625,781 +5091,16 @@
         <w:rPr>
           <w:rStyle w:val="VerbatimChar"/>
         </w:rPr>
-        <w:t xml:space="preserve">b^(m−2)</w:t>
-      </w:r>
-      <w:r>
-        <w:t xml:space="preserve"> </w:t>
-      </w:r>
-      <w:r>
-        <w:t xml:space="preserve">if m prime). Fast exponentiation</w:t>
-      </w:r>
-      <w:r>
-        <w:t xml:space="preserve"> </w:t>
-      </w:r>
-      <w:r>
-        <w:t xml:space="preserve">O(log n).</w:t>
-      </w:r>
-    </w:p>
-    <w:p>
-      <w:pPr>
-        <w:pStyle w:val="Compact"/>
-        <w:numPr>
-          <w:ilvl w:val="0"/>
-          <w:numId w:val="1017"/>
-        </w:numPr>
-      </w:pPr>
-      <w:r>
-        <w:rPr>
-          <w:b/>
-          <w:bCs/>
-        </w:rPr>
-        <w:t xml:space="preserve">Primes:</w:t>
-      </w:r>
-      <w:r>
-        <w:t xml:space="preserve"> </w:t>
-      </w:r>
-      <w:r>
-        <w:t xml:space="preserve">Sieve O(n log log n) (cross from p²); SPF sieve → O(log x)</w:t>
-      </w:r>
-      <w:r>
-        <w:t xml:space="preserve"> </w:t>
-      </w:r>
-      <w:r>
-        <w:t xml:space="preserve">factorise; trial division O(√n); Euler φ.</w:t>
-      </w:r>
-    </w:p>
-    <w:p>
-      <w:pPr>
-        <w:pStyle w:val="Compact"/>
-        <w:numPr>
-          <w:ilvl w:val="0"/>
-          <w:numId w:val="1017"/>
-        </w:numPr>
-      </w:pPr>
-      <w:r>
-        <w:rPr>
-          <w:b/>
-          <w:bCs/>
-        </w:rPr>
-        <w:t xml:space="preserve">Combinatorics:</w:t>
-      </w:r>
-      <w:r>
-        <w:t xml:space="preserve"> </w:t>
-      </w:r>
-      <w:r>
-        <w:rPr>
-          <w:rStyle w:val="VerbatimChar"/>
-        </w:rPr>
-        <w:t xml:space="preserve">nCr=n!/(r!(n−r)!)</w:t>
-      </w:r>
-      <w:r>
-        <w:t xml:space="preserve">, Pascal’s rule, row sum 2ⁿ; nCr mod p via</w:t>
-      </w:r>
-      <w:r>
-        <w:t xml:space="preserve"> </w:t>
-      </w:r>
-      <w:r>
-        <w:t xml:space="preserve">inverse factorials (Lucas for huge n);</w:t>
-      </w:r>
-      <w:r>
-        <w:t xml:space="preserve"> </w:t>
-      </w:r>
-      <w:r>
-        <w:rPr>
-          <w:b/>
-          <w:bCs/>
-        </w:rPr>
-        <w:t xml:space="preserve">Catalan</w:t>
-      </w:r>
-      <w:r>
-        <w:t xml:space="preserve"> </w:t>
-      </w:r>
-      <w:r>
-        <w:rPr>
-          <w:rStyle w:val="VerbatimChar"/>
-        </w:rPr>
-        <w:t xml:space="preserve">C(2n,n)/(n+1)</w:t>
-      </w:r>
-      <w:r>
-        <w:t xml:space="preserve">;</w:t>
-      </w:r>
-      <w:r>
-        <w:t xml:space="preserve"> </w:t>
-      </w:r>
-      <w:r>
-        <w:t xml:space="preserve">inclusion–exclusion; pigeonhole.</w:t>
-      </w:r>
-    </w:p>
-    <w:bookmarkEnd w:id="39"/>
-    <w:bookmarkStart w:id="40" w:name="module-16-flash-cards"/>
-    <w:p>
-      <w:pPr>
-        <w:pStyle w:val="Heading2"/>
-      </w:pPr>
-      <w:r>
-        <w:t xml:space="preserve">Module 16 — Flash Cards</w:t>
-      </w:r>
-    </w:p>
-    <w:p>
-      <w:pPr>
-        <w:pStyle w:val="Compact"/>
-        <w:numPr>
-          <w:ilvl w:val="0"/>
-          <w:numId w:val="1018"/>
-        </w:numPr>
-      </w:pPr>
-      <w:r>
-        <w:t xml:space="preserve">Q: GCD algorithm &amp; time?</w:t>
-      </w:r>
-      <w:r>
-        <w:t xml:space="preserve"> </w:t>
-      </w:r>
-      <w:r>
-        <w:rPr>
-          <w:b/>
-          <w:bCs/>
-        </w:rPr>
-        <w:t xml:space="preserve">A: Euclid</w:t>
-      </w:r>
-      <w:r>
-        <w:rPr>
-          <w:b/>
-          <w:bCs/>
-        </w:rPr>
-        <w:t xml:space="preserve"> </w:t>
-      </w:r>
-      <w:r>
-        <w:rPr>
-          <w:rStyle w:val="VerbatimChar"/>
-          <w:b/>
-          <w:bCs/>
-        </w:rPr>
-        <w:t xml:space="preserve">gcd(b,a%b)</w:t>
-      </w:r>
-      <w:r>
-        <w:rPr>
-          <w:b/>
-          <w:bCs/>
-        </w:rPr>
-        <w:t xml:space="preserve">, O(log min).</w:t>
-      </w:r>
-    </w:p>
-    <w:p>
-      <w:pPr>
-        <w:pStyle w:val="Compact"/>
-        <w:numPr>
-          <w:ilvl w:val="0"/>
-          <w:numId w:val="1018"/>
-        </w:numPr>
-      </w:pPr>
-      <w:r>
-        <w:t xml:space="preserve">Q: Modular inverse (m prime)?</w:t>
-      </w:r>
-      <w:r>
-        <w:t xml:space="preserve"> </w:t>
-      </w:r>
-      <w:r>
-        <w:rPr>
-          <w:b/>
-          <w:bCs/>
-        </w:rPr>
-        <w:t xml:space="preserve">A: b^(m−2) mod m (Fermat).</w:t>
-      </w:r>
-    </w:p>
-    <w:p>
-      <w:pPr>
-        <w:pStyle w:val="Compact"/>
-        <w:numPr>
-          <w:ilvl w:val="0"/>
-          <w:numId w:val="1018"/>
-        </w:numPr>
-      </w:pPr>
-      <w:r>
-        <w:t xml:space="preserve">Q: Sieve time &amp; why start at p²?</w:t>
-      </w:r>
-      <w:r>
-        <w:t xml:space="preserve"> </w:t>
-      </w:r>
-      <w:r>
-        <w:rPr>
-          <w:b/>
-          <w:bCs/>
-        </w:rPr>
-        <w:t xml:space="preserve">A: O(n log log n); smaller multiples done.</w:t>
-      </w:r>
-    </w:p>
-    <w:p>
-      <w:pPr>
-        <w:pStyle w:val="Compact"/>
-        <w:numPr>
-          <w:ilvl w:val="0"/>
-          <w:numId w:val="1018"/>
-        </w:numPr>
-      </w:pPr>
-      <w:r>
-        <w:t xml:space="preserve">Q: Factorise n by trial division?</w:t>
-      </w:r>
-      <w:r>
-        <w:t xml:space="preserve"> </w:t>
-      </w:r>
-      <w:r>
-        <w:rPr>
-          <w:b/>
-          <w:bCs/>
-        </w:rPr>
-        <w:t xml:space="preserve">A: O(√n).</w:t>
-      </w:r>
-    </w:p>
-    <w:p>
-      <w:pPr>
-        <w:pStyle w:val="Compact"/>
-        <w:numPr>
-          <w:ilvl w:val="0"/>
-          <w:numId w:val="1018"/>
-        </w:numPr>
-      </w:pPr>
-      <w:r>
-        <w:t xml:space="preserve">Q: nCr &amp; Pascal’s rule?</w:t>
-      </w:r>
-      <w:r>
-        <w:t xml:space="preserve"> </w:t>
-      </w:r>
-      <w:r>
-        <w:rPr>
-          <w:b/>
-          <w:bCs/>
-        </w:rPr>
-        <w:t xml:space="preserve">A: n!/(r!(n−r)!); C(n-1,r-1)+C(n-1,r).</w:t>
-      </w:r>
-    </w:p>
-    <w:p>
-      <w:pPr>
-        <w:pStyle w:val="Compact"/>
-        <w:numPr>
-          <w:ilvl w:val="0"/>
-          <w:numId w:val="1018"/>
-        </w:numPr>
-      </w:pPr>
-      <w:r>
-        <w:t xml:space="preserve">Q: Catalan formula?</w:t>
-      </w:r>
-      <w:r>
-        <w:t xml:space="preserve"> </w:t>
-      </w:r>
-      <w:r>
-        <w:rPr>
-          <w:b/>
-          <w:bCs/>
-        </w:rPr>
-        <w:t xml:space="preserve">A: C(2n,n)/(n+1).</w:t>
-      </w:r>
-    </w:p>
-    <w:bookmarkEnd w:id="40"/>
-    <w:bookmarkStart w:id="41" w:name="module-16-pattern-recognition"/>
-    <w:p>
-      <w:pPr>
-        <w:pStyle w:val="Heading2"/>
-      </w:pPr>
-      <w:r>
-        <w:t xml:space="preserve">Module 16 — Pattern Recognition</w:t>
-      </w:r>
-    </w:p>
-    <w:p>
-      <w:pPr>
-        <w:pStyle w:val="Compact"/>
-        <w:numPr>
-          <w:ilvl w:val="0"/>
-          <w:numId w:val="1019"/>
-        </w:numPr>
-      </w:pPr>
-      <w:r>
-        <w:t xml:space="preserve">“Reduce a fraction / sync cycles / common divisor”</w:t>
-      </w:r>
-      <w:r>
-        <w:t xml:space="preserve"> </w:t>
-      </w:r>
-      <w:r>
-        <w:t xml:space="preserve">→</w:t>
-      </w:r>
-      <w:r>
-        <w:t xml:space="preserve"> </w:t>
-      </w:r>
-      <w:r>
-        <w:rPr>
-          <w:b/>
-          <w:bCs/>
-        </w:rPr>
-        <w:t xml:space="preserve">GCD/LCM</w:t>
-      </w:r>
-      <w:r>
-        <w:t xml:space="preserve">.</w:t>
-      </w:r>
-    </w:p>
-    <w:p>
-      <w:pPr>
-        <w:pStyle w:val="Compact"/>
-        <w:numPr>
-          <w:ilvl w:val="0"/>
-          <w:numId w:val="1019"/>
-        </w:numPr>
-      </w:pPr>
-      <w:r>
-        <w:t xml:space="preserve">“Huge answer, return mod 1e9+7”</w:t>
-      </w:r>
-      <w:r>
-        <w:t xml:space="preserve"> </w:t>
-      </w:r>
-      <w:r>
-        <w:t xml:space="preserve">→</w:t>
-      </w:r>
-      <w:r>
-        <w:t xml:space="preserve"> </w:t>
-      </w:r>
-      <w:r>
-        <w:rPr>
-          <w:b/>
-          <w:bCs/>
-        </w:rPr>
-        <w:t xml:space="preserve">modular arithmetic</w:t>
-      </w:r>
-      <w:r>
-        <w:t xml:space="preserve"> </w:t>
-      </w:r>
-      <w:r>
-        <w:t xml:space="preserve">(+ inverse for ÷).</w:t>
-      </w:r>
-    </w:p>
-    <w:p>
-      <w:pPr>
-        <w:pStyle w:val="Compact"/>
-        <w:numPr>
-          <w:ilvl w:val="0"/>
-          <w:numId w:val="1019"/>
-        </w:numPr>
-      </w:pPr>
-      <w:r>
-        <w:t xml:space="preserve">“All primes up to n / many primality queries”</w:t>
-      </w:r>
-      <w:r>
-        <w:t xml:space="preserve"> </w:t>
-      </w:r>
-      <w:r>
-        <w:t xml:space="preserve">→</w:t>
-      </w:r>
-      <w:r>
-        <w:t xml:space="preserve"> </w:t>
-      </w:r>
-      <w:r>
-        <w:rPr>
-          <w:b/>
-          <w:bCs/>
-        </w:rPr>
-        <w:t xml:space="preserve">sieve</w:t>
-      </w:r>
-      <w:r>
-        <w:t xml:space="preserve">;</w:t>
-      </w:r>
-      <w:r>
-        <w:t xml:space="preserve"> </w:t>
-      </w:r>
-      <w:r>
-        <w:t xml:space="preserve">“factorise one n”</w:t>
-      </w:r>
-      <w:r>
-        <w:t xml:space="preserve"> </w:t>
-      </w:r>
-      <w:r>
-        <w:t xml:space="preserve">→</w:t>
-      </w:r>
-      <w:r>
-        <w:t xml:space="preserve"> </w:t>
-      </w:r>
-      <w:r>
-        <w:rPr>
-          <w:b/>
-          <w:bCs/>
-        </w:rPr>
-        <w:t xml:space="preserve">trial division / SPF</w:t>
-      </w:r>
-      <w:r>
-        <w:t xml:space="preserve">.</w:t>
-      </w:r>
-    </w:p>
-    <w:p>
-      <w:pPr>
-        <w:pStyle w:val="Compact"/>
-        <w:numPr>
-          <w:ilvl w:val="0"/>
-          <w:numId w:val="1019"/>
-        </w:numPr>
-      </w:pPr>
-      <w:r>
-        <w:t xml:space="preserve">“Count ways / choose / arrange”</w:t>
-      </w:r>
-      <w:r>
-        <w:t xml:space="preserve"> </w:t>
-      </w:r>
-      <w:r>
-        <w:t xml:space="preserve">→</w:t>
-      </w:r>
-      <w:r>
-        <w:t xml:space="preserve"> </w:t>
-      </w:r>
-      <w:r>
-        <w:rPr>
-          <w:b/>
-          <w:bCs/>
-        </w:rPr>
-        <w:t xml:space="preserve">combinatorics (nCr, Catalan)</w:t>
-      </w:r>
-      <w:r>
-        <w:t xml:space="preserve">.</w:t>
-      </w:r>
-    </w:p>
-    <w:p>
-      <w:pPr>
-        <w:pStyle w:val="Compact"/>
-        <w:numPr>
-          <w:ilvl w:val="0"/>
-          <w:numId w:val="1019"/>
-        </w:numPr>
-      </w:pPr>
-      <w:r>
-        <w:t xml:space="preserve">“Count</w:t>
-      </w:r>
-      <w:r>
-        <w:t xml:space="preserve"> </w:t>
-      </w:r>
-      <w:r>
-        <w:t xml:space="preserve">‘at least one of’</w:t>
-      </w:r>
-      <w:r>
-        <w:t xml:space="preserve"> </w:t>
-      </w:r>
-      <w:r>
-        <w:t xml:space="preserve">overlapping sets”</w:t>
-      </w:r>
-      <w:r>
-        <w:t xml:space="preserve"> </w:t>
-      </w:r>
-      <w:r>
-        <w:t xml:space="preserve">→</w:t>
-      </w:r>
-      <w:r>
-        <w:t xml:space="preserve"> </w:t>
-      </w:r>
-      <w:r>
-        <w:rPr>
-          <w:b/>
-          <w:bCs/>
-        </w:rPr>
-        <w:t xml:space="preserve">inclusion–exclusion</w:t>
-      </w:r>
-      <w:r>
-        <w:t xml:space="preserve">.</w:t>
-      </w:r>
-    </w:p>
-    <w:p>
-      <w:pPr>
-        <w:pStyle w:val="Compact"/>
-        <w:numPr>
-          <w:ilvl w:val="0"/>
-          <w:numId w:val="1019"/>
-        </w:numPr>
-      </w:pPr>
-      <w:r>
-        <w:t xml:space="preserve">“Must two of these collide?”</w:t>
-      </w:r>
-      <w:r>
-        <w:t xml:space="preserve"> </w:t>
-      </w:r>
-      <w:r>
-        <w:t xml:space="preserve">→</w:t>
-      </w:r>
-      <w:r>
-        <w:t xml:space="preserve"> </w:t>
-      </w:r>
-      <w:r>
-        <w:rPr>
-          <w:b/>
-          <w:bCs/>
-        </w:rPr>
-        <w:t xml:space="preserve">pigeonhole</w:t>
-      </w:r>
-      <w:r>
-        <w:t xml:space="preserve">.</w:t>
-      </w:r>
-    </w:p>
-    <w:bookmarkEnd w:id="41"/>
-    <w:bookmarkStart w:id="42" w:name="X41037facd4c269b27e8263ed71cfe110e78975d"/>
-    <w:p>
-      <w:pPr>
-        <w:pStyle w:val="Heading2"/>
-      </w:pPr>
-      <w:r>
-        <w:t xml:space="preserve">Module 16 — Interview Questions (with follow-ups)</w:t>
-      </w:r>
-    </w:p>
-    <w:p>
-      <w:pPr>
-        <w:pStyle w:val="Compact"/>
-        <w:numPr>
-          <w:ilvl w:val="0"/>
-          <w:numId w:val="1020"/>
-        </w:numPr>
-      </w:pPr>
-      <w:r>
-        <w:rPr>
-          <w:i/>
-          <w:iCs/>
-        </w:rPr>
-        <w:t xml:space="preserve">Pow(x, n).</w:t>
-      </w:r>
-      <w:r>
-        <w:t xml:space="preserve"> </w:t>
-      </w:r>
-      <w:r>
-        <w:t xml:space="preserve">FU:</w:t>
-      </w:r>
-      <w:r>
-        <w:t xml:space="preserve"> </w:t>
-      </w:r>
-      <w:r>
-        <w:rPr>
-          <w:i/>
-          <w:iCs/>
-        </w:rPr>
-        <w:t xml:space="preserve">negative n; modular version; O(log n).</w:t>
-      </w:r>
-    </w:p>
-    <w:p>
-      <w:pPr>
-        <w:pStyle w:val="Compact"/>
-        <w:numPr>
-          <w:ilvl w:val="0"/>
-          <w:numId w:val="1020"/>
-        </w:numPr>
-      </w:pPr>
-      <w:r>
-        <w:rPr>
-          <w:i/>
-          <w:iCs/>
-        </w:rPr>
-        <w:t xml:space="preserve">Count primes &lt; n.</w:t>
-      </w:r>
-      <w:r>
-        <w:t xml:space="preserve"> </w:t>
-      </w:r>
-      <w:r>
-        <w:t xml:space="preserve">FU:</w:t>
-      </w:r>
-      <w:r>
-        <w:t xml:space="preserve"> </w:t>
-      </w:r>
-      <w:r>
-        <w:rPr>
-          <w:i/>
-          <w:iCs/>
-        </w:rPr>
-        <w:t xml:space="preserve">sieve; memory; segmented sieve.</w:t>
-      </w:r>
-    </w:p>
-    <w:p>
-      <w:pPr>
-        <w:pStyle w:val="Compact"/>
-        <w:numPr>
-          <w:ilvl w:val="0"/>
-          <w:numId w:val="1020"/>
-        </w:numPr>
-      </w:pPr>
-      <w:r>
-        <w:rPr>
-          <w:i/>
-          <w:iCs/>
-        </w:rPr>
-        <w:t xml:space="preserve">GCD / fraction reduction.</w:t>
-      </w:r>
-      <w:r>
-        <w:t xml:space="preserve"> </w:t>
-      </w:r>
-      <w:r>
-        <w:t xml:space="preserve">FU:</w:t>
-      </w:r>
-      <w:r>
-        <w:t xml:space="preserve"> </w:t>
-      </w:r>
-      <w:r>
-        <w:rPr>
-          <w:i/>
-          <w:iCs/>
-        </w:rPr>
-        <w:t xml:space="preserve">extended Euclid; LCM overflow.</w:t>
-      </w:r>
-    </w:p>
-    <w:p>
-      <w:pPr>
-        <w:pStyle w:val="Compact"/>
-        <w:numPr>
-          <w:ilvl w:val="0"/>
-          <w:numId w:val="1020"/>
-        </w:numPr>
-      </w:pPr>
-      <w:r>
-        <w:rPr>
-          <w:i/>
-          <w:iCs/>
-        </w:rPr>
-        <w:t xml:space="preserve">nCr mod p.</w:t>
-      </w:r>
-      <w:r>
-        <w:t xml:space="preserve"> </w:t>
-      </w:r>
-      <w:r>
-        <w:t xml:space="preserve">FU:</w:t>
-      </w:r>
-      <w:r>
-        <w:t xml:space="preserve"> </w:t>
-      </w:r>
-      <w:r>
-        <w:rPr>
-          <w:i/>
-          <w:iCs/>
-        </w:rPr>
-        <w:t xml:space="preserve">precompute inverse factorials; Lucas for huge n.</w:t>
-      </w:r>
-    </w:p>
-    <w:p>
-      <w:pPr>
-        <w:pStyle w:val="Compact"/>
-        <w:numPr>
-          <w:ilvl w:val="0"/>
-          <w:numId w:val="1020"/>
-        </w:numPr>
-      </w:pPr>
-      <w:r>
-        <w:rPr>
-          <w:i/>
-          <w:iCs/>
-        </w:rPr>
-        <w:t xml:space="preserve">Catalan-counting (BSTs / valid parentheses).</w:t>
-      </w:r>
-      <w:r>
-        <w:t xml:space="preserve"> </w:t>
-      </w:r>
-      <w:r>
-        <w:t xml:space="preserve">FU:</w:t>
-      </w:r>
-      <w:r>
-        <w:t xml:space="preserve"> </w:t>
-      </w:r>
-      <w:r>
-        <w:rPr>
-          <w:i/>
-          <w:iCs/>
-        </w:rPr>
-        <w:t xml:space="preserve">derive the recurrence.</w:t>
-      </w:r>
-    </w:p>
-    <w:bookmarkEnd w:id="42"/>
-    <w:bookmarkStart w:id="43" w:name="module-16-gate-sebi-rbi-isro-perspective"/>
-    <w:p>
-      <w:pPr>
-        <w:pStyle w:val="Heading2"/>
-      </w:pPr>
-      <w:r>
-        <w:t xml:space="preserve">Module 16 — GATE / SEBI / RBI / ISRO Perspective</w:t>
-      </w:r>
-    </w:p>
-    <w:p>
-      <w:pPr>
-        <w:pStyle w:val="Compact"/>
-        <w:numPr>
-          <w:ilvl w:val="0"/>
-          <w:numId w:val="1021"/>
-        </w:numPr>
-      </w:pPr>
-      <w:r>
-        <w:rPr>
-          <w:b/>
-          <w:bCs/>
-        </w:rPr>
-        <w:t xml:space="preserve">GATE favourites:</w:t>
-      </w:r>
-      <w:r>
-        <w:t xml:space="preserve"> </w:t>
-      </w:r>
-      <w:r>
-        <w:t xml:space="preserve">GCD/Euclid steps, modular arithmetic &amp;</w:t>
-      </w:r>
-      <w:r>
-        <w:t xml:space="preserve"> </w:t>
-      </w:r>
-      <w:r>
-        <w:rPr>
-          <w:b/>
-          <w:bCs/>
-        </w:rPr>
-        <w:t xml:space="preserve">Fermat/Euler</w:t>
-      </w:r>
-      <w:r>
-        <w:rPr>
-          <w:b/>
-          <w:bCs/>
-        </w:rPr>
-        <w:t xml:space="preserve"> </w:t>
-      </w:r>
-      <w:r>
-        <w:rPr>
-          <w:b/>
-          <w:bCs/>
-        </w:rPr>
-        <w:t xml:space="preserve">theorems</w:t>
-      </w:r>
-      <w:r>
-        <w:t xml:space="preserve">, sieve complexity, counting (nCr, Catalan, inclusion–exclusion),</w:t>
-      </w:r>
-      <w:r>
-        <w:t xml:space="preserve"> </w:t>
-      </w:r>
-      <w:r>
-        <w:t xml:space="preserve">pigeonhole proofs.</w:t>
-      </w:r>
-      <w:r>
-        <w:t xml:space="preserve"> </w:t>
-      </w:r>
-      <w:r>
-        <w:rPr>
-          <w:b/>
-          <w:bCs/>
-        </w:rPr>
-        <w:t xml:space="preserve">SEBI/RBI-IT:</w:t>
-      </w:r>
-      <w:r>
-        <w:t xml:space="preserve"> </w:t>
-      </w:r>
-      <w:r>
-        <w:t xml:space="preserve">modular exponentiation underlies RSA/crypto</w:t>
-      </w:r>
-      <w:r>
-        <w:t xml:space="preserve"> </w:t>
-      </w:r>
-      <w:r>
-        <w:t xml:space="preserve">— know</w:t>
-      </w:r>
-      <w:r>
-        <w:t xml:space="preserve"> </w:t>
-      </w:r>
-      <w:r>
-        <w:rPr>
-          <w:rStyle w:val="VerbatimChar"/>
-        </w:rPr>
-        <w:t xml:space="preserve">aⁿ mod m</w:t>
-      </w:r>
-      <w:r>
-        <w:t xml:space="preserve"> </w:t>
-      </w:r>
-      <w:r>
-        <w:t xml:space="preserve">and modular inverse.</w:t>
+        <w:t xml:space="preserve">10¹⁸</w:t>
+      </w:r>
+      <w:r>
+        <w:t xml:space="preserve">) and recurrence</w:t>
+      </w:r>
+      <w:r>
+        <w:t xml:space="preserve"> </w:t>
+      </w:r>
+      <w:r>
+        <w:t xml:space="preserve">is linear.</w:t>
       </w:r>
     </w:p>
     <w:p>
@@ -4409,16 +5110,148 @@
         </w:pict>
       </w:r>
     </w:p>
-    <w:p>
-      <w:pPr>
-        <w:pStyle w:val="FirstParagraph"/>
-      </w:pPr>
+    <w:bookmarkEnd w:id="37"/>
+    <w:bookmarkEnd w:id="38"/>
+    <w:bookmarkStart w:id="39" w:name="Xd6e30f9405d6cedacf6eb9da1542c86c78155be"/>
+    <w:p>
+      <w:pPr>
+        <w:pStyle w:val="Heading2"/>
+      </w:pPr>
+      <w:r>
+        <w:t xml:space="preserve">16.5 Number / Representation Problems (common FAANG warm-ups)</w:t>
+      </w:r>
+    </w:p>
+    <w:p>
+      <w:pPr>
+        <w:pStyle w:val="Compact"/>
+        <w:numPr>
+          <w:ilvl w:val="0"/>
+          <w:numId w:val="1023"/>
+        </w:numPr>
+      </w:pPr>
+      <w:r>
+        <w:rPr>
+          <w:b/>
+          <w:bCs/>
+        </w:rPr>
+        <w:t xml:space="preserve">Happy Number (LC 202):</w:t>
+      </w:r>
+      <w:r>
+        <w:t xml:space="preserve"> </w:t>
+      </w:r>
+      <w:r>
+        <w:t xml:space="preserve">repeatedly sum the squares of digits; detect a cycle</w:t>
+      </w:r>
+      <w:r>
+        <w:t xml:space="preserve"> </w:t>
+      </w:r>
+      <w:r>
+        <w:t xml:space="preserve">with</w:t>
+      </w:r>
+      <w:r>
+        <w:t xml:space="preserve"> </w:t>
+      </w:r>
+      <w:r>
+        <w:rPr>
+          <w:b/>
+          <w:bCs/>
+        </w:rPr>
+        <w:t xml:space="preserve">Floyd’s fast/slow</w:t>
+      </w:r>
+      <w:r>
+        <w:t xml:space="preserve"> </w:t>
+      </w:r>
+      <w:r>
+        <w:t xml:space="preserve">(Module 4) or a seen-set → happy iff it reaches 1.</w:t>
+      </w:r>
+    </w:p>
+    <w:p>
+      <w:pPr>
+        <w:pStyle w:val="Compact"/>
+        <w:numPr>
+          <w:ilvl w:val="0"/>
+          <w:numId w:val="1023"/>
+        </w:numPr>
+      </w:pPr>
+      <w:r>
+        <w:rPr>
+          <w:b/>
+          <w:bCs/>
+        </w:rPr>
+        <w:t xml:space="preserve">Ugly Number II (LC 264):</w:t>
+      </w:r>
+      <w:r>
+        <w:t xml:space="preserve"> </w:t>
+      </w:r>
+      <w:r>
+        <w:t xml:space="preserve">the n-th number whose only prime factors are 2,3,5;</w:t>
+      </w:r>
+      <w:r>
+        <w:t xml:space="preserve"> </w:t>
+      </w:r>
+      <w:r>
+        <w:rPr>
+          <w:b/>
+          <w:bCs/>
+        </w:rPr>
+        <w:t xml:space="preserve">three pointers</w:t>
+      </w:r>
+      <w:r>
+        <w:t xml:space="preserve"> </w:t>
+      </w:r>
+      <w:r>
+        <w:rPr>
+          <w:rStyle w:val="VerbatimChar"/>
+        </w:rPr>
+        <w:t xml:space="preserve">i2,i3,i5</w:t>
+      </w:r>
+      <w:r>
+        <w:t xml:space="preserve"> </w:t>
+      </w:r>
+      <w:r>
+        <w:t xml:space="preserve">building the sequence in order (DP).</w:t>
+      </w:r>
+    </w:p>
+    <w:p>
+      <w:pPr>
+        <w:pStyle w:val="Compact"/>
+        <w:numPr>
+          <w:ilvl w:val="0"/>
+          <w:numId w:val="1023"/>
+        </w:numPr>
+      </w:pPr>
+      <w:r>
+        <w:rPr>
+          <w:b/>
+          <w:bCs/>
+        </w:rPr>
+        <w:t xml:space="preserve">Excel Column ↔ Number (LC 168/171):</w:t>
+      </w:r>
+      <w:r>
+        <w:t xml:space="preserve"> </w:t>
+      </w:r>
+      <w:r>
+        <w:rPr>
+          <w:b/>
+          <w:bCs/>
+        </w:rPr>
+        <w:t xml:space="preserve">bijective base-26</w:t>
+      </w:r>
+      <w:r>
+        <w:t xml:space="preserve"> </w:t>
+      </w:r>
+      <w:r>
+        <w:t xml:space="preserve">(A=1…Z=26,</w:t>
+      </w:r>
+      <w:r>
+        <w:t xml:space="preserve"> </w:t>
+      </w:r>
       <w:r>
         <w:rPr>
           <w:i/>
           <w:iCs/>
         </w:rPr>
-        <w:t xml:space="preserve">End of Module 16. Next: Module 17 — Advanced Data Structures (suffix array,</w:t>
+        <w:t xml:space="preserve">no</w:t>
       </w:r>
       <w:r>
         <w:rPr>
@@ -4432,11 +5265,1698 @@
           <w:i/>
           <w:iCs/>
         </w:rPr>
+        <w:t xml:space="preserve">zero</w:t>
+      </w:r>
+      <w:r>
+        <w:t xml:space="preserve">) → the classic off-by-one (</w:t>
+      </w:r>
+      <w:r>
+        <w:rPr>
+          <w:rStyle w:val="VerbatimChar"/>
+        </w:rPr>
+        <w:t xml:space="preserve">n--</w:t>
+      </w:r>
+      <w:r>
+        <w:t xml:space="preserve"> </w:t>
+      </w:r>
+      <w:r>
+        <w:t xml:space="preserve">before each</w:t>
+      </w:r>
+      <w:r>
+        <w:t xml:space="preserve"> </w:t>
+      </w:r>
+      <w:r>
+        <w:rPr>
+          <w:rStyle w:val="VerbatimChar"/>
+        </w:rPr>
+        <w:t xml:space="preserve">% 26</w:t>
+      </w:r>
+      <w:r>
+        <w:t xml:space="preserve">).</w:t>
+      </w:r>
+    </w:p>
+    <w:p>
+      <w:pPr>
+        <w:pStyle w:val="Compact"/>
+        <w:numPr>
+          <w:ilvl w:val="0"/>
+          <w:numId w:val="1023"/>
+        </w:numPr>
+      </w:pPr>
+      <w:r>
+        <w:rPr>
+          <w:b/>
+          <w:bCs/>
+        </w:rPr>
+        <w:t xml:space="preserve">Integer ↔ Roman (LC 12/13):</w:t>
+      </w:r>
+      <w:r>
+        <w:t xml:space="preserve"> </w:t>
+      </w:r>
+      <w:r>
+        <w:t xml:space="preserve">a</w:t>
+      </w:r>
+      <w:r>
+        <w:t xml:space="preserve"> </w:t>
+      </w:r>
+      <w:r>
+        <w:rPr>
+          <w:b/>
+          <w:bCs/>
+        </w:rPr>
+        <w:t xml:space="preserve">descending value/symbol table</w:t>
+      </w:r>
+      <w:r>
+        <w:t xml:space="preserve"> </w:t>
+      </w:r>
+      <w:r>
+        <w:t xml:space="preserve">processed</w:t>
+      </w:r>
+      <w:r>
+        <w:t xml:space="preserve"> </w:t>
+      </w:r>
+      <w:r>
+        <w:t xml:space="preserve">greedily (include 900=CM, 400=CD, etc.).</w:t>
+      </w:r>
+    </w:p>
+    <w:p>
+      <w:pPr>
+        <w:pStyle w:val="Compact"/>
+        <w:numPr>
+          <w:ilvl w:val="0"/>
+          <w:numId w:val="1023"/>
+        </w:numPr>
+      </w:pPr>
+      <w:r>
+        <w:rPr>
+          <w:b/>
+          <w:bCs/>
+        </w:rPr>
+        <w:t xml:space="preserve">Digital root</w:t>
+      </w:r>
+      <w:r>
+        <w:t xml:space="preserve"> </w:t>
+      </w:r>
+      <w:r>
+        <w:t xml:space="preserve">(Add Digits, LC 258): closed form</w:t>
+      </w:r>
+      <w:r>
+        <w:t xml:space="preserve"> </w:t>
+      </w:r>
+      <w:r>
+        <w:rPr>
+          <w:rStyle w:val="VerbatimChar"/>
+        </w:rPr>
+        <w:t xml:space="preserve">1 + (n−1) % 9</w:t>
+      </w:r>
+      <w:r>
+        <w:t xml:space="preserve">.</w:t>
+      </w:r>
+    </w:p>
+    <w:bookmarkEnd w:id="39"/>
+    <w:bookmarkStart w:id="41" w:name="randomized-algorithms-a-google-favourite"/>
+    <w:p>
+      <w:pPr>
+        <w:pStyle w:val="Heading2"/>
+      </w:pPr>
+      <w:r>
+        <w:t xml:space="preserve">16.6 Randomized Algorithms (a Google favourite)</w:t>
+      </w:r>
+    </w:p>
+    <w:p>
+      <w:pPr>
+        <w:pStyle w:val="Compact"/>
+        <w:numPr>
+          <w:ilvl w:val="0"/>
+          <w:numId w:val="1024"/>
+        </w:numPr>
+      </w:pPr>
+      <w:r>
+        <w:rPr>
+          <w:b/>
+          <w:bCs/>
+        </w:rPr>
+        <w:t xml:space="preserve">rand7 → rand10 (LC 470):</w:t>
+      </w:r>
+      <w:r>
+        <w:t xml:space="preserve"> </w:t>
+      </w:r>
+      <w:r>
+        <w:rPr>
+          <w:b/>
+          <w:bCs/>
+        </w:rPr>
+        <w:t xml:space="preserve">rejection sampling</w:t>
+      </w:r>
+      <w:r>
+        <w:t xml:space="preserve"> </w:t>
+      </w:r>
+      <w:r>
+        <w:t xml:space="preserve">— map</w:t>
+      </w:r>
+      <w:r>
+        <w:t xml:space="preserve"> </w:t>
+      </w:r>
+      <w:r>
+        <w:rPr>
+          <w:rStyle w:val="VerbatimChar"/>
+        </w:rPr>
+        <w:t xml:space="preserve">(rand7−1)*7 + rand7</w:t>
+      </w:r>
+      <w:r>
+        <w:t xml:space="preserve"> </w:t>
+      </w:r>
+      <w:r>
+        <w:t xml:space="preserve">to</w:t>
+      </w:r>
+      <w:r>
+        <w:t xml:space="preserve"> </w:t>
+      </w:r>
+      <w:r>
+        <w:rPr>
+          <w:rStyle w:val="VerbatimChar"/>
+        </w:rPr>
+        <w:t xml:space="preserve">1..49</w:t>
+      </w:r>
+      <w:r>
+        <w:t xml:space="preserve">,</w:t>
+      </w:r>
+      <w:r>
+        <w:t xml:space="preserve"> </w:t>
+      </w:r>
+      <w:r>
+        <w:rPr>
+          <w:b/>
+          <w:bCs/>
+        </w:rPr>
+        <w:t xml:space="preserve">reject</w:t>
+      </w:r>
+      <w:r>
+        <w:t xml:space="preserve"> </w:t>
+      </w:r>
+      <w:r>
+        <w:t xml:space="preserve">the top tail (41..49) so the kept range is a clean</w:t>
+      </w:r>
+      <w:r>
+        <w:t xml:space="preserve"> </w:t>
+      </w:r>
+      <w:r>
+        <w:t xml:space="preserve">multiple of 10 → uniform.</w:t>
+      </w:r>
+    </w:p>
+    <w:p>
+      <w:pPr>
+        <w:pStyle w:val="Compact"/>
+        <w:numPr>
+          <w:ilvl w:val="0"/>
+          <w:numId w:val="1024"/>
+        </w:numPr>
+      </w:pPr>
+      <w:r>
+        <w:rPr>
+          <w:b/>
+          <w:bCs/>
+        </w:rPr>
+        <w:t xml:space="preserve">Reservoir Sampling (LC 382/398):</w:t>
+      </w:r>
+      <w:r>
+        <w:t xml:space="preserve"> </w:t>
+      </w:r>
+      <w:r>
+        <w:t xml:space="preserve">pick a uniform item from a stream of</w:t>
+      </w:r>
+      <w:r>
+        <w:t xml:space="preserve"> </w:t>
+      </w:r>
+      <w:r>
+        <w:rPr>
+          <w:i/>
+          <w:iCs/>
+        </w:rPr>
+        <w:t xml:space="preserve">unknown</w:t>
+      </w:r>
+      <w:r>
+        <w:t xml:space="preserve"> </w:t>
+      </w:r>
+      <w:r>
+        <w:t xml:space="preserve">length — keep the i-th item with probability</w:t>
+      </w:r>
+      <w:r>
+        <w:t xml:space="preserve"> </w:t>
+      </w:r>
+      <w:r>
+        <w:rPr>
+          <w:rStyle w:val="VerbatimChar"/>
+        </w:rPr>
+        <w:t xml:space="preserve">1/i</w:t>
+      </w:r>
+      <w:r>
+        <w:t xml:space="preserve"> </w:t>
+      </w:r>
+      <w:r>
+        <w:t xml:space="preserve">(replace the</w:t>
+      </w:r>
+      <w:r>
+        <w:t xml:space="preserve"> </w:t>
+      </w:r>
+      <w:r>
+        <w:t xml:space="preserve">current pick). Each element ends with probability</w:t>
+      </w:r>
+      <w:r>
+        <w:t xml:space="preserve"> </w:t>
+      </w:r>
+      <w:r>
+        <w:rPr>
+          <w:rStyle w:val="VerbatimChar"/>
+        </w:rPr>
+        <w:t xml:space="preserve">1/n</w:t>
+      </w:r>
+      <w:r>
+        <w:t xml:space="preserve">.</w:t>
+      </w:r>
+    </w:p>
+    <w:p>
+      <w:pPr>
+        <w:pStyle w:val="Compact"/>
+        <w:numPr>
+          <w:ilvl w:val="0"/>
+          <w:numId w:val="1024"/>
+        </w:numPr>
+      </w:pPr>
+      <w:r>
+        <w:rPr>
+          <w:b/>
+          <w:bCs/>
+        </w:rPr>
+        <w:t xml:space="preserve">Fisher–Yates shuffle (LC 384):</w:t>
+      </w:r>
+      <w:r>
+        <w:t xml:space="preserve"> </w:t>
+      </w:r>
+      <w:r>
+        <w:t xml:space="preserve">for</w:t>
+      </w:r>
+      <w:r>
+        <w:t xml:space="preserve"> </w:t>
+      </w:r>
+      <w:r>
+        <w:rPr>
+          <w:rStyle w:val="VerbatimChar"/>
+        </w:rPr>
+        <w:t xml:space="preserve">i</w:t>
+      </w:r>
+      <w:r>
+        <w:t xml:space="preserve"> </w:t>
+      </w:r>
+      <w:r>
+        <w:t xml:space="preserve">from 0..n−1, swap</w:t>
+      </w:r>
+      <w:r>
+        <w:t xml:space="preserve"> </w:t>
+      </w:r>
+      <w:r>
+        <w:rPr>
+          <w:rStyle w:val="VerbatimChar"/>
+        </w:rPr>
+        <w:t xml:space="preserve">a[i]</w:t>
+      </w:r>
+      <w:r>
+        <w:t xml:space="preserve"> </w:t>
+      </w:r>
+      <w:r>
+        <w:t xml:space="preserve">with a random</w:t>
+      </w:r>
+      <w:r>
+        <w:t xml:space="preserve"> </w:t>
+      </w:r>
+      <w:r>
+        <w:rPr>
+          <w:rStyle w:val="VerbatimChar"/>
+        </w:rPr>
+        <w:t xml:space="preserve">a[j], j∈[i,n)</w:t>
+      </w:r>
+      <w:r>
+        <w:t xml:space="preserve"> </w:t>
+      </w:r>
+      <w:r>
+        <w:t xml:space="preserve">→ every permutation equally likely. (The naive</w:t>
+      </w:r>
+      <w:r>
+        <w:t xml:space="preserve"> </w:t>
+      </w:r>
+      <w:r>
+        <w:t xml:space="preserve">“random index</w:t>
+      </w:r>
+      <w:r>
+        <w:t xml:space="preserve"> </w:t>
+      </w:r>
+      <w:r>
+        <w:t xml:space="preserve">each time”</w:t>
+      </w:r>
+      <w:r>
+        <w:t xml:space="preserve"> </w:t>
+      </w:r>
+      <w:r>
+        <w:t xml:space="preserve">is</w:t>
+      </w:r>
+      <w:r>
+        <w:t xml:space="preserve"> </w:t>
+      </w:r>
+      <w:r>
+        <w:rPr>
+          <w:b/>
+          <w:bCs/>
+        </w:rPr>
+        <w:t xml:space="preserve">biased</w:t>
+      </w:r>
+      <w:r>
+        <w:t xml:space="preserve">.)</w:t>
+      </w:r>
+    </w:p>
+    <w:bookmarkStart w:id="40" w:name="mcqs-5"/>
+    <w:p>
+      <w:pPr>
+        <w:pStyle w:val="Heading3"/>
+      </w:pPr>
+      <w:r>
+        <w:t xml:space="preserve">MCQs</w:t>
+      </w:r>
+    </w:p>
+    <w:p>
+      <w:pPr>
+        <w:pStyle w:val="Compact"/>
+        <w:numPr>
+          <w:ilvl w:val="0"/>
+          <w:numId w:val="1025"/>
+        </w:numPr>
+      </w:pPr>
+      <w:r>
+        <w:t xml:space="preserve">Uniform</w:t>
+      </w:r>
+      <w:r>
+        <w:t xml:space="preserve"> </w:t>
+      </w:r>
+      <w:r>
+        <w:rPr>
+          <w:rStyle w:val="VerbatimChar"/>
+        </w:rPr>
+        <w:t xml:space="preserve">rand10</w:t>
+      </w:r>
+      <w:r>
+        <w:t xml:space="preserve"> </w:t>
+      </w:r>
+      <w:r>
+        <w:t xml:space="preserve">from</w:t>
+      </w:r>
+      <w:r>
+        <w:t xml:space="preserve"> </w:t>
+      </w:r>
+      <w:r>
+        <w:rPr>
+          <w:rStyle w:val="VerbatimChar"/>
+        </w:rPr>
+        <w:t xml:space="preserve">rand7</w:t>
+      </w:r>
+      <w:r>
+        <w:t xml:space="preserve">? →</w:t>
+      </w:r>
+      <w:r>
+        <w:t xml:space="preserve"> </w:t>
+      </w:r>
+      <w:r>
+        <w:rPr>
+          <w:b/>
+          <w:bCs/>
+        </w:rPr>
+        <w:t xml:space="preserve">rejection sampling</w:t>
+      </w:r>
+      <w:r>
+        <w:t xml:space="preserve"> </w:t>
+      </w:r>
+      <w:r>
+        <w:t xml:space="preserve">(reject the tail).</w:t>
+      </w:r>
+    </w:p>
+    <w:p>
+      <w:pPr>
+        <w:pStyle w:val="Compact"/>
+        <w:numPr>
+          <w:ilvl w:val="0"/>
+          <w:numId w:val="1025"/>
+        </w:numPr>
+      </w:pPr>
+      <w:r>
+        <w:t xml:space="preserve">Sample from an unknown-length stream? →</w:t>
+      </w:r>
+      <w:r>
+        <w:t xml:space="preserve"> </w:t>
+      </w:r>
+      <w:r>
+        <w:rPr>
+          <w:b/>
+          <w:bCs/>
+        </w:rPr>
+        <w:t xml:space="preserve">reservoir sampling</w:t>
+      </w:r>
+      <w:r>
+        <w:t xml:space="preserve"> </w:t>
+      </w:r>
+      <w:r>
+        <w:t xml:space="preserve">(keep i-th w.p.</w:t>
+      </w:r>
+      <w:r>
+        <w:t xml:space="preserve"> </w:t>
+      </w:r>
+      <w:r>
+        <w:t xml:space="preserve">1/i).</w:t>
+      </w:r>
+    </w:p>
+    <w:p>
+      <w:pPr>
+        <w:pStyle w:val="Compact"/>
+        <w:numPr>
+          <w:ilvl w:val="0"/>
+          <w:numId w:val="1025"/>
+        </w:numPr>
+      </w:pPr>
+      <w:r>
+        <w:t xml:space="preserve">Unbiased shuffle? →</w:t>
+      </w:r>
+      <w:r>
+        <w:t xml:space="preserve"> </w:t>
+      </w:r>
+      <w:r>
+        <w:rPr>
+          <w:b/>
+          <w:bCs/>
+        </w:rPr>
+        <w:t xml:space="preserve">Fisher–Yates</w:t>
+      </w:r>
+      <w:r>
+        <w:t xml:space="preserve">.</w:t>
+      </w:r>
+    </w:p>
+    <w:bookmarkEnd w:id="40"/>
+    <w:bookmarkEnd w:id="41"/>
+    <w:bookmarkStart w:id="42" w:name="module-16-concept-review-one-page"/>
+    <w:p>
+      <w:pPr>
+        <w:pStyle w:val="Heading2"/>
+      </w:pPr>
+      <w:r>
+        <w:t xml:space="preserve">Module 16 — Concept Review (one page)</w:t>
+      </w:r>
+    </w:p>
+    <w:p>
+      <w:pPr>
+        <w:pStyle w:val="Compact"/>
+        <w:numPr>
+          <w:ilvl w:val="0"/>
+          <w:numId w:val="1026"/>
+        </w:numPr>
+      </w:pPr>
+      <w:r>
+        <w:rPr>
+          <w:b/>
+          <w:bCs/>
+        </w:rPr>
+        <w:t xml:space="preserve">GCD</w:t>
+      </w:r>
+      <w:r>
+        <w:t xml:space="preserve"> </w:t>
+      </w:r>
+      <w:r>
+        <w:t xml:space="preserve">by Euclid</w:t>
+      </w:r>
+      <w:r>
+        <w:t xml:space="preserve"> </w:t>
+      </w:r>
+      <w:r>
+        <w:rPr>
+          <w:rStyle w:val="VerbatimChar"/>
+        </w:rPr>
+        <w:t xml:space="preserve">gcd(b, a%b)</w:t>
+      </w:r>
+      <w:r>
+        <w:t xml:space="preserve"> </w:t>
+      </w:r>
+      <w:r>
+        <w:t xml:space="preserve">O(log); LCM</w:t>
+      </w:r>
+      <w:r>
+        <w:t xml:space="preserve"> </w:t>
+      </w:r>
+      <w:r>
+        <w:rPr>
+          <w:rStyle w:val="VerbatimChar"/>
+        </w:rPr>
+        <w:t xml:space="preserve">a·b/gcd</w:t>
+      </w:r>
+      <w:r>
+        <w:t xml:space="preserve">; extended Euclid → modular</w:t>
+      </w:r>
+      <w:r>
+        <w:t xml:space="preserve"> </w:t>
+      </w:r>
+      <w:r>
+        <w:t xml:space="preserve">inverse.</w:t>
+      </w:r>
+    </w:p>
+    <w:p>
+      <w:pPr>
+        <w:pStyle w:val="Compact"/>
+        <w:numPr>
+          <w:ilvl w:val="0"/>
+          <w:numId w:val="1026"/>
+        </w:numPr>
+      </w:pPr>
+      <w:r>
+        <w:rPr>
+          <w:b/>
+          <w:bCs/>
+        </w:rPr>
+        <w:t xml:space="preserve">Modular arithmetic:</w:t>
+      </w:r>
+      <w:r>
+        <w:t xml:space="preserve"> </w:t>
+      </w:r>
+      <w:r>
+        <w:t xml:space="preserve">distribute over +/×; subtraction add m;</w:t>
+      </w:r>
+      <w:r>
+        <w:t xml:space="preserve"> </w:t>
+      </w:r>
+      <w:r>
+        <w:rPr>
+          <w:b/>
+          <w:bCs/>
+        </w:rPr>
+        <w:t xml:space="preserve">division =</w:t>
+      </w:r>
+      <w:r>
+        <w:rPr>
+          <w:b/>
+          <w:bCs/>
+        </w:rPr>
+        <w:t xml:space="preserve"> </w:t>
+      </w:r>
+      <w:r>
+        <w:rPr>
+          <w:b/>
+          <w:bCs/>
+        </w:rPr>
+        <w:t xml:space="preserve">multiply by modular inverse</w:t>
+      </w:r>
+      <w:r>
+        <w:t xml:space="preserve"> </w:t>
+      </w:r>
+      <w:r>
+        <w:t xml:space="preserve">(</w:t>
+      </w:r>
+      <w:r>
+        <w:rPr>
+          <w:rStyle w:val="VerbatimChar"/>
+        </w:rPr>
+        <w:t xml:space="preserve">b^(m−2)</w:t>
+      </w:r>
+      <w:r>
+        <w:t xml:space="preserve"> </w:t>
+      </w:r>
+      <w:r>
+        <w:t xml:space="preserve">if m prime). Fast exponentiation</w:t>
+      </w:r>
+      <w:r>
+        <w:t xml:space="preserve"> </w:t>
+      </w:r>
+      <w:r>
+        <w:t xml:space="preserve">O(log n).</w:t>
+      </w:r>
+    </w:p>
+    <w:p>
+      <w:pPr>
+        <w:pStyle w:val="Compact"/>
+        <w:numPr>
+          <w:ilvl w:val="0"/>
+          <w:numId w:val="1026"/>
+        </w:numPr>
+      </w:pPr>
+      <w:r>
+        <w:rPr>
+          <w:b/>
+          <w:bCs/>
+        </w:rPr>
+        <w:t xml:space="preserve">Primes:</w:t>
+      </w:r>
+      <w:r>
+        <w:t xml:space="preserve"> </w:t>
+      </w:r>
+      <w:r>
+        <w:t xml:space="preserve">Sieve O(n log log n) (cross from p²); SPF sieve → O(log x)</w:t>
+      </w:r>
+      <w:r>
+        <w:t xml:space="preserve"> </w:t>
+      </w:r>
+      <w:r>
+        <w:t xml:space="preserve">factorise; trial division O(√n); Euler φ.</w:t>
+      </w:r>
+    </w:p>
+    <w:p>
+      <w:pPr>
+        <w:pStyle w:val="Compact"/>
+        <w:numPr>
+          <w:ilvl w:val="0"/>
+          <w:numId w:val="1026"/>
+        </w:numPr>
+      </w:pPr>
+      <w:r>
+        <w:rPr>
+          <w:b/>
+          <w:bCs/>
+        </w:rPr>
+        <w:t xml:space="preserve">Combinatorics:</w:t>
+      </w:r>
+      <w:r>
+        <w:t xml:space="preserve"> </w:t>
+      </w:r>
+      <w:r>
+        <w:rPr>
+          <w:rStyle w:val="VerbatimChar"/>
+        </w:rPr>
+        <w:t xml:space="preserve">nCr=n!/(r!(n−r)!)</w:t>
+      </w:r>
+      <w:r>
+        <w:t xml:space="preserve">, Pascal’s rule, row sum 2ⁿ; nCr mod p via</w:t>
+      </w:r>
+      <w:r>
+        <w:t xml:space="preserve"> </w:t>
+      </w:r>
+      <w:r>
+        <w:t xml:space="preserve">inverse factorials (Lucas for huge n);</w:t>
+      </w:r>
+      <w:r>
+        <w:t xml:space="preserve"> </w:t>
+      </w:r>
+      <w:r>
+        <w:rPr>
+          <w:b/>
+          <w:bCs/>
+        </w:rPr>
+        <w:t xml:space="preserve">Catalan</w:t>
+      </w:r>
+      <w:r>
+        <w:t xml:space="preserve"> </w:t>
+      </w:r>
+      <w:r>
+        <w:rPr>
+          <w:rStyle w:val="VerbatimChar"/>
+        </w:rPr>
+        <w:t xml:space="preserve">C(2n,n)/(n+1)</w:t>
+      </w:r>
+      <w:r>
+        <w:t xml:space="preserve">;</w:t>
+      </w:r>
+      <w:r>
+        <w:t xml:space="preserve"> </w:t>
+      </w:r>
+      <w:r>
+        <w:t xml:space="preserve">inclusion–exclusion; pigeonhole.</w:t>
+      </w:r>
+    </w:p>
+    <w:bookmarkEnd w:id="42"/>
+    <w:bookmarkStart w:id="43" w:name="module-16-flash-cards"/>
+    <w:p>
+      <w:pPr>
+        <w:pStyle w:val="Heading2"/>
+      </w:pPr>
+      <w:r>
+        <w:t xml:space="preserve">Module 16 — Flash Cards</w:t>
+      </w:r>
+    </w:p>
+    <w:p>
+      <w:pPr>
+        <w:pStyle w:val="Compact"/>
+        <w:numPr>
+          <w:ilvl w:val="0"/>
+          <w:numId w:val="1027"/>
+        </w:numPr>
+      </w:pPr>
+      <w:r>
+        <w:t xml:space="preserve">Q: GCD algorithm &amp; time?</w:t>
+      </w:r>
+      <w:r>
+        <w:t xml:space="preserve"> </w:t>
+      </w:r>
+      <w:r>
+        <w:rPr>
+          <w:b/>
+          <w:bCs/>
+        </w:rPr>
+        <w:t xml:space="preserve">A: Euclid</w:t>
+      </w:r>
+      <w:r>
+        <w:rPr>
+          <w:b/>
+          <w:bCs/>
+        </w:rPr>
+        <w:t xml:space="preserve"> </w:t>
+      </w:r>
+      <w:r>
+        <w:rPr>
+          <w:rStyle w:val="VerbatimChar"/>
+          <w:b/>
+          <w:bCs/>
+        </w:rPr>
+        <w:t xml:space="preserve">gcd(b,a%b)</w:t>
+      </w:r>
+      <w:r>
+        <w:rPr>
+          <w:b/>
+          <w:bCs/>
+        </w:rPr>
+        <w:t xml:space="preserve">, O(log min).</w:t>
+      </w:r>
+    </w:p>
+    <w:p>
+      <w:pPr>
+        <w:pStyle w:val="Compact"/>
+        <w:numPr>
+          <w:ilvl w:val="0"/>
+          <w:numId w:val="1027"/>
+        </w:numPr>
+      </w:pPr>
+      <w:r>
+        <w:t xml:space="preserve">Q: Modular inverse (m prime)?</w:t>
+      </w:r>
+      <w:r>
+        <w:t xml:space="preserve"> </w:t>
+      </w:r>
+      <w:r>
+        <w:rPr>
+          <w:b/>
+          <w:bCs/>
+        </w:rPr>
+        <w:t xml:space="preserve">A: b^(m−2) mod m (Fermat).</w:t>
+      </w:r>
+    </w:p>
+    <w:p>
+      <w:pPr>
+        <w:pStyle w:val="Compact"/>
+        <w:numPr>
+          <w:ilvl w:val="0"/>
+          <w:numId w:val="1027"/>
+        </w:numPr>
+      </w:pPr>
+      <w:r>
+        <w:t xml:space="preserve">Q: Sieve time &amp; why start at p²?</w:t>
+      </w:r>
+      <w:r>
+        <w:t xml:space="preserve"> </w:t>
+      </w:r>
+      <w:r>
+        <w:rPr>
+          <w:b/>
+          <w:bCs/>
+        </w:rPr>
+        <w:t xml:space="preserve">A: O(n log log n); smaller multiples done.</w:t>
+      </w:r>
+    </w:p>
+    <w:p>
+      <w:pPr>
+        <w:pStyle w:val="Compact"/>
+        <w:numPr>
+          <w:ilvl w:val="0"/>
+          <w:numId w:val="1027"/>
+        </w:numPr>
+      </w:pPr>
+      <w:r>
+        <w:t xml:space="preserve">Q: Factorise n by trial division?</w:t>
+      </w:r>
+      <w:r>
+        <w:t xml:space="preserve"> </w:t>
+      </w:r>
+      <w:r>
+        <w:rPr>
+          <w:b/>
+          <w:bCs/>
+        </w:rPr>
+        <w:t xml:space="preserve">A: O(√n).</w:t>
+      </w:r>
+    </w:p>
+    <w:p>
+      <w:pPr>
+        <w:pStyle w:val="Compact"/>
+        <w:numPr>
+          <w:ilvl w:val="0"/>
+          <w:numId w:val="1027"/>
+        </w:numPr>
+      </w:pPr>
+      <w:r>
+        <w:t xml:space="preserve">Q: nCr &amp; Pascal’s rule?</w:t>
+      </w:r>
+      <w:r>
+        <w:t xml:space="preserve"> </w:t>
+      </w:r>
+      <w:r>
+        <w:rPr>
+          <w:b/>
+          <w:bCs/>
+        </w:rPr>
+        <w:t xml:space="preserve">A: n!/(r!(n−r)!); C(n-1,r-1)+C(n-1,r).</w:t>
+      </w:r>
+    </w:p>
+    <w:p>
+      <w:pPr>
+        <w:pStyle w:val="Compact"/>
+        <w:numPr>
+          <w:ilvl w:val="0"/>
+          <w:numId w:val="1027"/>
+        </w:numPr>
+      </w:pPr>
+      <w:r>
+        <w:t xml:space="preserve">Q: Catalan formula?</w:t>
+      </w:r>
+      <w:r>
+        <w:t xml:space="preserve"> </w:t>
+      </w:r>
+      <w:r>
+        <w:rPr>
+          <w:b/>
+          <w:bCs/>
+        </w:rPr>
+        <w:t xml:space="preserve">A: C(2n,n)/(n+1).</w:t>
+      </w:r>
+    </w:p>
+    <w:p>
+      <w:pPr>
+        <w:pStyle w:val="Compact"/>
+        <w:numPr>
+          <w:ilvl w:val="0"/>
+          <w:numId w:val="1027"/>
+        </w:numPr>
+      </w:pPr>
+      <w:r>
+        <w:t xml:space="preserve">Q: nCr mod p precompute cost &amp; query cost?</w:t>
+      </w:r>
+      <w:r>
+        <w:t xml:space="preserve"> </w:t>
+      </w:r>
+      <w:r>
+        <w:rPr>
+          <w:b/>
+          <w:bCs/>
+        </w:rPr>
+        <w:t xml:space="preserve">A: O(N) precompute (one inverse),</w:t>
+      </w:r>
+      <w:r>
+        <w:rPr>
+          <w:b/>
+          <w:bCs/>
+        </w:rPr>
+        <w:t xml:space="preserve"> </w:t>
+      </w:r>
+      <w:r>
+        <w:rPr>
+          <w:b/>
+          <w:bCs/>
+        </w:rPr>
+        <w:t xml:space="preserve">O(1) per query via fact + invfact.</w:t>
+      </w:r>
+    </w:p>
+    <w:p>
+      <w:pPr>
+        <w:pStyle w:val="Compact"/>
+        <w:numPr>
+          <w:ilvl w:val="0"/>
+          <w:numId w:val="1027"/>
+        </w:numPr>
+      </w:pPr>
+      <w:r>
+        <w:t xml:space="preserve">Q: Euclid’s worst-case input?</w:t>
+      </w:r>
+      <w:r>
+        <w:t xml:space="preserve"> </w:t>
+      </w:r>
+      <w:r>
+        <w:rPr>
+          <w:b/>
+          <w:bCs/>
+        </w:rPr>
+        <w:t xml:space="preserve">A: adjacent Fibonacci numbers (Lamé).</w:t>
+      </w:r>
+    </w:p>
+    <w:p>
+      <w:pPr>
+        <w:pStyle w:val="Compact"/>
+        <w:numPr>
+          <w:ilvl w:val="0"/>
+          <w:numId w:val="1027"/>
+        </w:numPr>
+      </w:pPr>
+      <w:r>
+        <w:t xml:space="preserve">Q: φ(n) formula?</w:t>
+      </w:r>
+      <w:r>
+        <w:t xml:space="preserve"> </w:t>
+      </w:r>
+      <w:r>
+        <w:rPr>
+          <w:b/>
+          <w:bCs/>
+        </w:rPr>
+        <w:t xml:space="preserve">A: n·Π(1−1/p) over distinct primes p; φ(36)=12.</w:t>
+      </w:r>
+    </w:p>
+    <w:p>
+      <w:pPr>
+        <w:pStyle w:val="Compact"/>
+        <w:numPr>
+          <w:ilvl w:val="0"/>
+          <w:numId w:val="1027"/>
+        </w:numPr>
+      </w:pPr>
+      <w:r>
+        <w:t xml:space="preserve">Q: n-th term of a linear recurrence for huge n?</w:t>
+      </w:r>
+      <w:r>
+        <w:t xml:space="preserve"> </w:t>
+      </w:r>
+      <w:r>
+        <w:rPr>
+          <w:b/>
+          <w:bCs/>
+        </w:rPr>
+        <w:t xml:space="preserve">A: matrix exponentiation,</w:t>
+      </w:r>
+      <w:r>
+        <w:rPr>
+          <w:b/>
+          <w:bCs/>
+        </w:rPr>
+        <w:t xml:space="preserve"> </w:t>
+      </w:r>
+      <w:r>
+        <w:rPr>
+          <w:b/>
+          <w:bCs/>
+        </w:rPr>
+        <w:t xml:space="preserve">O(k³ log n).</w:t>
+      </w:r>
+    </w:p>
+    <w:p>
+      <w:pPr>
+        <w:pStyle w:val="Compact"/>
+        <w:numPr>
+          <w:ilvl w:val="0"/>
+          <w:numId w:val="1027"/>
+        </w:numPr>
+      </w:pPr>
+      <w:r>
+        <w:t xml:space="preserve">Q: |A∪B∪C|?</w:t>
+      </w:r>
+      <w:r>
+        <w:t xml:space="preserve"> </w:t>
+      </w:r>
+      <w:r>
+        <w:rPr>
+          <w:b/>
+          <w:bCs/>
+        </w:rPr>
+        <w:t xml:space="preserve">A: singles − pairs + triple.</w:t>
+      </w:r>
+    </w:p>
+    <w:bookmarkEnd w:id="43"/>
+    <w:bookmarkStart w:id="44" w:name="module-16-pattern-recognition"/>
+    <w:p>
+      <w:pPr>
+        <w:pStyle w:val="Heading2"/>
+      </w:pPr>
+      <w:r>
+        <w:t xml:space="preserve">Module 16 — Pattern Recognition</w:t>
+      </w:r>
+    </w:p>
+    <w:p>
+      <w:pPr>
+        <w:pStyle w:val="Compact"/>
+        <w:numPr>
+          <w:ilvl w:val="0"/>
+          <w:numId w:val="1028"/>
+        </w:numPr>
+      </w:pPr>
+      <w:r>
+        <w:t xml:space="preserve">“Reduce a fraction / sync cycles / common divisor”</w:t>
+      </w:r>
+      <w:r>
+        <w:t xml:space="preserve"> </w:t>
+      </w:r>
+      <w:r>
+        <w:t xml:space="preserve">→</w:t>
+      </w:r>
+      <w:r>
+        <w:t xml:space="preserve"> </w:t>
+      </w:r>
+      <w:r>
+        <w:rPr>
+          <w:b/>
+          <w:bCs/>
+        </w:rPr>
+        <w:t xml:space="preserve">GCD/LCM</w:t>
+      </w:r>
+      <w:r>
+        <w:t xml:space="preserve">.</w:t>
+      </w:r>
+    </w:p>
+    <w:p>
+      <w:pPr>
+        <w:pStyle w:val="Compact"/>
+        <w:numPr>
+          <w:ilvl w:val="0"/>
+          <w:numId w:val="1028"/>
+        </w:numPr>
+      </w:pPr>
+      <w:r>
+        <w:t xml:space="preserve">“Huge answer, return mod 1e9+7”</w:t>
+      </w:r>
+      <w:r>
+        <w:t xml:space="preserve"> </w:t>
+      </w:r>
+      <w:r>
+        <w:t xml:space="preserve">→</w:t>
+      </w:r>
+      <w:r>
+        <w:t xml:space="preserve"> </w:t>
+      </w:r>
+      <w:r>
+        <w:rPr>
+          <w:b/>
+          <w:bCs/>
+        </w:rPr>
+        <w:t xml:space="preserve">modular arithmetic</w:t>
+      </w:r>
+      <w:r>
+        <w:t xml:space="preserve"> </w:t>
+      </w:r>
+      <w:r>
+        <w:t xml:space="preserve">(+ inverse for ÷).</w:t>
+      </w:r>
+    </w:p>
+    <w:p>
+      <w:pPr>
+        <w:pStyle w:val="Compact"/>
+        <w:numPr>
+          <w:ilvl w:val="0"/>
+          <w:numId w:val="1028"/>
+        </w:numPr>
+      </w:pPr>
+      <w:r>
+        <w:t xml:space="preserve">“All primes up to n / many primality queries”</w:t>
+      </w:r>
+      <w:r>
+        <w:t xml:space="preserve"> </w:t>
+      </w:r>
+      <w:r>
+        <w:t xml:space="preserve">→</w:t>
+      </w:r>
+      <w:r>
+        <w:t xml:space="preserve"> </w:t>
+      </w:r>
+      <w:r>
+        <w:rPr>
+          <w:b/>
+          <w:bCs/>
+        </w:rPr>
+        <w:t xml:space="preserve">sieve</w:t>
+      </w:r>
+      <w:r>
+        <w:t xml:space="preserve">;</w:t>
+      </w:r>
+      <w:r>
+        <w:t xml:space="preserve"> </w:t>
+      </w:r>
+      <w:r>
+        <w:t xml:space="preserve">“factorise one n”</w:t>
+      </w:r>
+      <w:r>
+        <w:t xml:space="preserve"> </w:t>
+      </w:r>
+      <w:r>
+        <w:t xml:space="preserve">→</w:t>
+      </w:r>
+      <w:r>
+        <w:t xml:space="preserve"> </w:t>
+      </w:r>
+      <w:r>
+        <w:rPr>
+          <w:b/>
+          <w:bCs/>
+        </w:rPr>
+        <w:t xml:space="preserve">trial division / SPF</w:t>
+      </w:r>
+      <w:r>
+        <w:t xml:space="preserve">.</w:t>
+      </w:r>
+    </w:p>
+    <w:p>
+      <w:pPr>
+        <w:pStyle w:val="Compact"/>
+        <w:numPr>
+          <w:ilvl w:val="0"/>
+          <w:numId w:val="1028"/>
+        </w:numPr>
+      </w:pPr>
+      <w:r>
+        <w:t xml:space="preserve">“Count ways / choose / arrange”</w:t>
+      </w:r>
+      <w:r>
+        <w:t xml:space="preserve"> </w:t>
+      </w:r>
+      <w:r>
+        <w:t xml:space="preserve">→</w:t>
+      </w:r>
+      <w:r>
+        <w:t xml:space="preserve"> </w:t>
+      </w:r>
+      <w:r>
+        <w:rPr>
+          <w:b/>
+          <w:bCs/>
+        </w:rPr>
+        <w:t xml:space="preserve">combinatorics (nCr, Catalan)</w:t>
+      </w:r>
+      <w:r>
+        <w:t xml:space="preserve">.</w:t>
+      </w:r>
+    </w:p>
+    <w:p>
+      <w:pPr>
+        <w:pStyle w:val="Compact"/>
+        <w:numPr>
+          <w:ilvl w:val="0"/>
+          <w:numId w:val="1028"/>
+        </w:numPr>
+      </w:pPr>
+      <w:r>
+        <w:t xml:space="preserve">“Count</w:t>
+      </w:r>
+      <w:r>
+        <w:t xml:space="preserve"> </w:t>
+      </w:r>
+      <w:r>
+        <w:t xml:space="preserve">‘at least one of’</w:t>
+      </w:r>
+      <w:r>
+        <w:t xml:space="preserve"> </w:t>
+      </w:r>
+      <w:r>
+        <w:t xml:space="preserve">overlapping sets”</w:t>
+      </w:r>
+      <w:r>
+        <w:t xml:space="preserve"> </w:t>
+      </w:r>
+      <w:r>
+        <w:t xml:space="preserve">→</w:t>
+      </w:r>
+      <w:r>
+        <w:t xml:space="preserve"> </w:t>
+      </w:r>
+      <w:r>
+        <w:rPr>
+          <w:b/>
+          <w:bCs/>
+        </w:rPr>
+        <w:t xml:space="preserve">inclusion–exclusion</w:t>
+      </w:r>
+      <w:r>
+        <w:t xml:space="preserve">.</w:t>
+      </w:r>
+    </w:p>
+    <w:p>
+      <w:pPr>
+        <w:pStyle w:val="Compact"/>
+        <w:numPr>
+          <w:ilvl w:val="0"/>
+          <w:numId w:val="1028"/>
+        </w:numPr>
+      </w:pPr>
+      <w:r>
+        <w:t xml:space="preserve">“Must two of these collide?”</w:t>
+      </w:r>
+      <w:r>
+        <w:t xml:space="preserve"> </w:t>
+      </w:r>
+      <w:r>
+        <w:t xml:space="preserve">→</w:t>
+      </w:r>
+      <w:r>
+        <w:t xml:space="preserve"> </w:t>
+      </w:r>
+      <w:r>
+        <w:rPr>
+          <w:b/>
+          <w:bCs/>
+        </w:rPr>
+        <w:t xml:space="preserve">pigeonhole</w:t>
+      </w:r>
+      <w:r>
+        <w:t xml:space="preserve">.</w:t>
+      </w:r>
+    </w:p>
+    <w:p>
+      <w:pPr>
+        <w:pStyle w:val="Compact"/>
+        <w:numPr>
+          <w:ilvl w:val="0"/>
+          <w:numId w:val="1028"/>
+        </w:numPr>
+      </w:pPr>
+      <w:r>
+        <w:t xml:space="preserve">“Linear recurrence, n up to 1e18”</w:t>
+      </w:r>
+      <w:r>
+        <w:t xml:space="preserve"> </w:t>
+      </w:r>
+      <w:r>
+        <w:t xml:space="preserve">→</w:t>
+      </w:r>
+      <w:r>
+        <w:t xml:space="preserve"> </w:t>
+      </w:r>
+      <w:r>
+        <w:rPr>
+          <w:b/>
+          <w:bCs/>
+        </w:rPr>
+        <w:t xml:space="preserve">matrix exponentiation</w:t>
+      </w:r>
+      <w:r>
+        <w:t xml:space="preserve"> </w:t>
+      </w:r>
+      <w:r>
+        <w:t xml:space="preserve">(O(k³ log n)).</w:t>
+      </w:r>
+    </w:p>
+    <w:p>
+      <w:pPr>
+        <w:pStyle w:val="Compact"/>
+        <w:numPr>
+          <w:ilvl w:val="0"/>
+          <w:numId w:val="1028"/>
+        </w:numPr>
+      </w:pPr>
+      <w:r>
+        <w:t xml:space="preserve">“Count coprime to n / order under a modulus”</w:t>
+      </w:r>
+      <w:r>
+        <w:t xml:space="preserve"> </w:t>
+      </w:r>
+      <w:r>
+        <w:t xml:space="preserve">→</w:t>
+      </w:r>
+      <w:r>
+        <w:t xml:space="preserve"> </w:t>
+      </w:r>
+      <w:r>
+        <w:rPr>
+          <w:b/>
+          <w:bCs/>
+        </w:rPr>
+        <w:t xml:space="preserve">Euler totient φ(n)</w:t>
+      </w:r>
+      <w:r>
+        <w:t xml:space="preserve">.</w:t>
+      </w:r>
+    </w:p>
+    <w:p>
+      <w:pPr>
+        <w:pStyle w:val="Compact"/>
+        <w:numPr>
+          <w:ilvl w:val="0"/>
+          <w:numId w:val="1028"/>
+        </w:numPr>
+      </w:pPr>
+      <w:r>
+        <w:t xml:space="preserve">“Primes in a huge range [L,R], small window”</w:t>
+      </w:r>
+      <w:r>
+        <w:t xml:space="preserve"> </w:t>
+      </w:r>
+      <w:r>
+        <w:t xml:space="preserve">→</w:t>
+      </w:r>
+      <w:r>
+        <w:t xml:space="preserve"> </w:t>
+      </w:r>
+      <w:r>
+        <w:rPr>
+          <w:b/>
+          <w:bCs/>
+        </w:rPr>
+        <w:t xml:space="preserve">segmented sieve</w:t>
+      </w:r>
+      <w:r>
+        <w:t xml:space="preserve">.</w:t>
+      </w:r>
+    </w:p>
+    <w:p>
+      <w:pPr>
+        <w:pStyle w:val="Compact"/>
+        <w:numPr>
+          <w:ilvl w:val="0"/>
+          <w:numId w:val="1028"/>
+        </w:numPr>
+      </w:pPr>
+      <w:r>
+        <w:t xml:space="preserve">“nCr mod prime, many queries”</w:t>
+      </w:r>
+      <w:r>
+        <w:t xml:space="preserve"> </w:t>
+      </w:r>
+      <w:r>
+        <w:t xml:space="preserve">→</w:t>
+      </w:r>
+      <w:r>
+        <w:t xml:space="preserve"> </w:t>
+      </w:r>
+      <w:r>
+        <w:rPr>
+          <w:b/>
+          <w:bCs/>
+        </w:rPr>
+        <w:t xml:space="preserve">precompute fact + invfact</w:t>
+      </w:r>
+      <w:r>
+        <w:t xml:space="preserve"> </w:t>
+      </w:r>
+      <w:r>
+        <w:t xml:space="preserve">(O(1)/query).</w:t>
+      </w:r>
+    </w:p>
+    <w:bookmarkEnd w:id="44"/>
+    <w:bookmarkStart w:id="45" w:name="X41037facd4c269b27e8263ed71cfe110e78975d"/>
+    <w:p>
+      <w:pPr>
+        <w:pStyle w:val="Heading2"/>
+      </w:pPr>
+      <w:r>
+        <w:t xml:space="preserve">Module 16 — Interview Questions (with follow-ups)</w:t>
+      </w:r>
+    </w:p>
+    <w:p>
+      <w:pPr>
+        <w:pStyle w:val="Compact"/>
+        <w:numPr>
+          <w:ilvl w:val="0"/>
+          <w:numId w:val="1029"/>
+        </w:numPr>
+      </w:pPr>
+      <w:r>
+        <w:rPr>
+          <w:i/>
+          <w:iCs/>
+        </w:rPr>
+        <w:t xml:space="preserve">Pow(x, n).</w:t>
+      </w:r>
+      <w:r>
+        <w:t xml:space="preserve"> </w:t>
+      </w:r>
+      <w:r>
+        <w:t xml:space="preserve">FU:</w:t>
+      </w:r>
+      <w:r>
+        <w:t xml:space="preserve"> </w:t>
+      </w:r>
+      <w:r>
+        <w:rPr>
+          <w:i/>
+          <w:iCs/>
+        </w:rPr>
+        <w:t xml:space="preserve">negative n; modular version; O(log n).</w:t>
+      </w:r>
+    </w:p>
+    <w:p>
+      <w:pPr>
+        <w:pStyle w:val="Compact"/>
+        <w:numPr>
+          <w:ilvl w:val="0"/>
+          <w:numId w:val="1029"/>
+        </w:numPr>
+      </w:pPr>
+      <w:r>
+        <w:rPr>
+          <w:i/>
+          <w:iCs/>
+        </w:rPr>
+        <w:t xml:space="preserve">Count primes &lt; n.</w:t>
+      </w:r>
+      <w:r>
+        <w:t xml:space="preserve"> </w:t>
+      </w:r>
+      <w:r>
+        <w:t xml:space="preserve">FU:</w:t>
+      </w:r>
+      <w:r>
+        <w:t xml:space="preserve"> </w:t>
+      </w:r>
+      <w:r>
+        <w:rPr>
+          <w:i/>
+          <w:iCs/>
+        </w:rPr>
+        <w:t xml:space="preserve">sieve; memory; segmented sieve.</w:t>
+      </w:r>
+    </w:p>
+    <w:p>
+      <w:pPr>
+        <w:pStyle w:val="Compact"/>
+        <w:numPr>
+          <w:ilvl w:val="0"/>
+          <w:numId w:val="1029"/>
+        </w:numPr>
+      </w:pPr>
+      <w:r>
+        <w:rPr>
+          <w:i/>
+          <w:iCs/>
+        </w:rPr>
+        <w:t xml:space="preserve">GCD / fraction reduction.</w:t>
+      </w:r>
+      <w:r>
+        <w:t xml:space="preserve"> </w:t>
+      </w:r>
+      <w:r>
+        <w:t xml:space="preserve">FU:</w:t>
+      </w:r>
+      <w:r>
+        <w:t xml:space="preserve"> </w:t>
+      </w:r>
+      <w:r>
+        <w:rPr>
+          <w:i/>
+          <w:iCs/>
+        </w:rPr>
+        <w:t xml:space="preserve">extended Euclid; LCM overflow.</w:t>
+      </w:r>
+    </w:p>
+    <w:p>
+      <w:pPr>
+        <w:pStyle w:val="Compact"/>
+        <w:numPr>
+          <w:ilvl w:val="0"/>
+          <w:numId w:val="1029"/>
+        </w:numPr>
+      </w:pPr>
+      <w:r>
+        <w:rPr>
+          <w:i/>
+          <w:iCs/>
+        </w:rPr>
+        <w:t xml:space="preserve">nCr mod p.</w:t>
+      </w:r>
+      <w:r>
+        <w:t xml:space="preserve"> </w:t>
+      </w:r>
+      <w:r>
+        <w:t xml:space="preserve">FU:</w:t>
+      </w:r>
+      <w:r>
+        <w:t xml:space="preserve"> </w:t>
+      </w:r>
+      <w:r>
+        <w:rPr>
+          <w:i/>
+          <w:iCs/>
+        </w:rPr>
+        <w:t xml:space="preserve">precompute inverse factorials; Lucas for huge n.</w:t>
+      </w:r>
+    </w:p>
+    <w:p>
+      <w:pPr>
+        <w:pStyle w:val="Compact"/>
+        <w:numPr>
+          <w:ilvl w:val="0"/>
+          <w:numId w:val="1029"/>
+        </w:numPr>
+      </w:pPr>
+      <w:r>
+        <w:rPr>
+          <w:i/>
+          <w:iCs/>
+        </w:rPr>
+        <w:t xml:space="preserve">Catalan-counting (BSTs / valid parentheses).</w:t>
+      </w:r>
+      <w:r>
+        <w:t xml:space="preserve"> </w:t>
+      </w:r>
+      <w:r>
+        <w:t xml:space="preserve">FU:</w:t>
+      </w:r>
+      <w:r>
+        <w:t xml:space="preserve"> </w:t>
+      </w:r>
+      <w:r>
+        <w:rPr>
+          <w:i/>
+          <w:iCs/>
+        </w:rPr>
+        <w:t xml:space="preserve">derive the recurrence.</w:t>
+      </w:r>
+    </w:p>
+    <w:bookmarkEnd w:id="45"/>
+    <w:bookmarkStart w:id="46" w:name="module-16-gate-sebi-rbi-isro-perspective"/>
+    <w:p>
+      <w:pPr>
+        <w:pStyle w:val="Heading2"/>
+      </w:pPr>
+      <w:r>
+        <w:t xml:space="preserve">Module 16 — GATE / SEBI / RBI / ISRO Perspective</w:t>
+      </w:r>
+    </w:p>
+    <w:p>
+      <w:pPr>
+        <w:pStyle w:val="Compact"/>
+        <w:numPr>
+          <w:ilvl w:val="0"/>
+          <w:numId w:val="1030"/>
+        </w:numPr>
+      </w:pPr>
+      <w:r>
+        <w:rPr>
+          <w:b/>
+          <w:bCs/>
+        </w:rPr>
+        <w:t xml:space="preserve">GATE favourites:</w:t>
+      </w:r>
+      <w:r>
+        <w:t xml:space="preserve"> </w:t>
+      </w:r>
+      <w:r>
+        <w:t xml:space="preserve">GCD/Euclid steps, modular arithmetic &amp;</w:t>
+      </w:r>
+      <w:r>
+        <w:t xml:space="preserve"> </w:t>
+      </w:r>
+      <w:r>
+        <w:rPr>
+          <w:b/>
+          <w:bCs/>
+        </w:rPr>
+        <w:t xml:space="preserve">Fermat/Euler</w:t>
+      </w:r>
+      <w:r>
+        <w:rPr>
+          <w:b/>
+          <w:bCs/>
+        </w:rPr>
+        <w:t xml:space="preserve"> </w:t>
+      </w:r>
+      <w:r>
+        <w:rPr>
+          <w:b/>
+          <w:bCs/>
+        </w:rPr>
+        <w:t xml:space="preserve">theorems</w:t>
+      </w:r>
+      <w:r>
+        <w:t xml:space="preserve">, sieve complexity, counting (nCr, Catalan, inclusion–exclusion),</w:t>
+      </w:r>
+      <w:r>
+        <w:t xml:space="preserve"> </w:t>
+      </w:r>
+      <w:r>
+        <w:t xml:space="preserve">pigeonhole proofs.</w:t>
+      </w:r>
+      <w:r>
+        <w:t xml:space="preserve"> </w:t>
+      </w:r>
+      <w:r>
+        <w:rPr>
+          <w:b/>
+          <w:bCs/>
+        </w:rPr>
+        <w:t xml:space="preserve">SEBI/RBI-IT:</w:t>
+      </w:r>
+      <w:r>
+        <w:t xml:space="preserve"> </w:t>
+      </w:r>
+      <w:r>
+        <w:t xml:space="preserve">modular exponentiation underlies RSA/crypto</w:t>
+      </w:r>
+      <w:r>
+        <w:t xml:space="preserve"> </w:t>
+      </w:r>
+      <w:r>
+        <w:t xml:space="preserve">— know</w:t>
+      </w:r>
+      <w:r>
+        <w:t xml:space="preserve"> </w:t>
+      </w:r>
+      <w:r>
+        <w:rPr>
+          <w:rStyle w:val="VerbatimChar"/>
+        </w:rPr>
+        <w:t xml:space="preserve">aⁿ mod m</w:t>
+      </w:r>
+      <w:r>
+        <w:t xml:space="preserve"> </w:t>
+      </w:r>
+      <w:r>
+        <w:t xml:space="preserve">and modular inverse.</w:t>
+      </w:r>
+    </w:p>
+    <w:p>
+      <w:r>
+        <w:pict>
+          <v:rect style="width:0;height:1.5pt" o:hralign="center" o:hrstd="t" o:hr="t"/>
+        </w:pict>
+      </w:r>
+    </w:p>
+    <w:p>
+      <w:pPr>
+        <w:pStyle w:val="FirstParagraph"/>
+      </w:pPr>
+      <w:r>
+        <w:rPr>
+          <w:i/>
+          <w:iCs/>
+        </w:rPr>
+        <w:t xml:space="preserve">End of Module 16. Next: Module 17 — Advanced Data Structures (suffix array,</w:t>
+      </w:r>
+      <w:r>
+        <w:rPr>
+          <w:i/>
+          <w:iCs/>
+        </w:rPr>
+        <w:t xml:space="preserve"> </w:t>
+      </w:r>
+      <w:r>
+        <w:rPr>
+          <w:i/>
+          <w:iCs/>
+        </w:rPr>
         <w:t xml:space="preserve">treap, skip list, persistent structures, KD-tree, wavelet tree) — with visuals.</w:t>
       </w:r>
     </w:p>
-    <w:bookmarkEnd w:id="43"/>
-    <w:bookmarkEnd w:id="44"/>
+    <w:bookmarkEnd w:id="46"/>
+    <w:bookmarkEnd w:id="47"/>
     <w:sectPr>
       <w:footnotePr>
         <w:numRestart w:val="eachSect"/>
@@ -4742,6 +7262,9 @@
     <w:abstractNumId w:val="991"/>
   </w:num>
   <w:num w:numId="1002">
+    <w:abstractNumId w:val="991"/>
+  </w:num>
+  <w:num w:numId="1003">
     <w:abstractNumId w:val="99411"/>
     <w:lvlOverride w:ilvl="0">
       <w:startOverride w:val="1"/>
@@ -4771,9 +7294,6 @@
       <w:startOverride w:val="1"/>
     </w:lvlOverride>
   </w:num>
-  <w:num w:numId="1003">
-    <w:abstractNumId w:val="991"/>
-  </w:num>
   <w:num w:numId="1004">
     <w:abstractNumId w:val="991"/>
   </w:num>
@@ -4781,34 +7301,7 @@
     <w:abstractNumId w:val="991"/>
   </w:num>
   <w:num w:numId="1006">
-    <w:abstractNumId w:val="99411"/>
-    <w:lvlOverride w:ilvl="0">
-      <w:startOverride w:val="1"/>
-    </w:lvlOverride>
-    <w:lvlOverride w:ilvl="1">
-      <w:startOverride w:val="1"/>
-    </w:lvlOverride>
-    <w:lvlOverride w:ilvl="2">
-      <w:startOverride w:val="1"/>
-    </w:lvlOverride>
-    <w:lvlOverride w:ilvl="3">
-      <w:startOverride w:val="1"/>
-    </w:lvlOverride>
-    <w:lvlOverride w:ilvl="4">
-      <w:startOverride w:val="1"/>
-    </w:lvlOverride>
-    <w:lvlOverride w:ilvl="5">
-      <w:startOverride w:val="1"/>
-    </w:lvlOverride>
-    <w:lvlOverride w:ilvl="6">
-      <w:startOverride w:val="1"/>
-    </w:lvlOverride>
-    <w:lvlOverride w:ilvl="7">
-      <w:startOverride w:val="1"/>
-    </w:lvlOverride>
-    <w:lvlOverride w:ilvl="8">
-      <w:startOverride w:val="1"/>
-    </w:lvlOverride>
+    <w:abstractNumId w:val="991"/>
   </w:num>
   <w:num w:numId="1007">
     <w:abstractNumId w:val="991"/>
@@ -4856,6 +7349,9 @@
     <w:abstractNumId w:val="991"/>
   </w:num>
   <w:num w:numId="1013">
+    <w:abstractNumId w:val="991"/>
+  </w:num>
+  <w:num w:numId="1014">
     <w:abstractNumId w:val="99411"/>
     <w:lvlOverride w:ilvl="0">
       <w:startOverride w:val="1"/>
@@ -4885,13 +7381,19 @@
       <w:startOverride w:val="1"/>
     </w:lvlOverride>
   </w:num>
-  <w:num w:numId="1014">
-    <w:abstractNumId w:val="991"/>
-  </w:num>
   <w:num w:numId="1015">
     <w:abstractNumId w:val="991"/>
   </w:num>
   <w:num w:numId="1016">
+    <w:abstractNumId w:val="991"/>
+  </w:num>
+  <w:num w:numId="1017">
+    <w:abstractNumId w:val="991"/>
+  </w:num>
+  <w:num w:numId="1018">
+    <w:abstractNumId w:val="991"/>
+  </w:num>
+  <w:num w:numId="1019">
     <w:abstractNumId w:val="99411"/>
     <w:lvlOverride w:ilvl="0">
       <w:startOverride w:val="1"/>
@@ -4921,16 +7423,13 @@
       <w:startOverride w:val="1"/>
     </w:lvlOverride>
   </w:num>
-  <w:num w:numId="1017">
+  <w:num w:numId="1020">
     <w:abstractNumId w:val="991"/>
   </w:num>
-  <w:num w:numId="1018">
+  <w:num w:numId="1021">
     <w:abstractNumId w:val="991"/>
   </w:num>
-  <w:num w:numId="1019">
-    <w:abstractNumId w:val="991"/>
-  </w:num>
-  <w:num w:numId="1020">
+  <w:num w:numId="1022">
     <w:abstractNumId w:val="99411"/>
     <w:lvlOverride w:ilvl="0">
       <w:startOverride w:val="1"/>
@@ -4960,7 +7459,82 @@
       <w:startOverride w:val="1"/>
     </w:lvlOverride>
   </w:num>
-  <w:num w:numId="1021">
+  <w:num w:numId="1023">
+    <w:abstractNumId w:val="991"/>
+  </w:num>
+  <w:num w:numId="1024">
+    <w:abstractNumId w:val="991"/>
+  </w:num>
+  <w:num w:numId="1025">
+    <w:abstractNumId w:val="99411"/>
+    <w:lvlOverride w:ilvl="0">
+      <w:startOverride w:val="1"/>
+    </w:lvlOverride>
+    <w:lvlOverride w:ilvl="1">
+      <w:startOverride w:val="1"/>
+    </w:lvlOverride>
+    <w:lvlOverride w:ilvl="2">
+      <w:startOverride w:val="1"/>
+    </w:lvlOverride>
+    <w:lvlOverride w:ilvl="3">
+      <w:startOverride w:val="1"/>
+    </w:lvlOverride>
+    <w:lvlOverride w:ilvl="4">
+      <w:startOverride w:val="1"/>
+    </w:lvlOverride>
+    <w:lvlOverride w:ilvl="5">
+      <w:startOverride w:val="1"/>
+    </w:lvlOverride>
+    <w:lvlOverride w:ilvl="6">
+      <w:startOverride w:val="1"/>
+    </w:lvlOverride>
+    <w:lvlOverride w:ilvl="7">
+      <w:startOverride w:val="1"/>
+    </w:lvlOverride>
+    <w:lvlOverride w:ilvl="8">
+      <w:startOverride w:val="1"/>
+    </w:lvlOverride>
+  </w:num>
+  <w:num w:numId="1026">
+    <w:abstractNumId w:val="991"/>
+  </w:num>
+  <w:num w:numId="1027">
+    <w:abstractNumId w:val="991"/>
+  </w:num>
+  <w:num w:numId="1028">
+    <w:abstractNumId w:val="991"/>
+  </w:num>
+  <w:num w:numId="1029">
+    <w:abstractNumId w:val="99411"/>
+    <w:lvlOverride w:ilvl="0">
+      <w:startOverride w:val="1"/>
+    </w:lvlOverride>
+    <w:lvlOverride w:ilvl="1">
+      <w:startOverride w:val="1"/>
+    </w:lvlOverride>
+    <w:lvlOverride w:ilvl="2">
+      <w:startOverride w:val="1"/>
+    </w:lvlOverride>
+    <w:lvlOverride w:ilvl="3">
+      <w:startOverride w:val="1"/>
+    </w:lvlOverride>
+    <w:lvlOverride w:ilvl="4">
+      <w:startOverride w:val="1"/>
+    </w:lvlOverride>
+    <w:lvlOverride w:ilvl="5">
+      <w:startOverride w:val="1"/>
+    </w:lvlOverride>
+    <w:lvlOverride w:ilvl="6">
+      <w:startOverride w:val="1"/>
+    </w:lvlOverride>
+    <w:lvlOverride w:ilvl="7">
+      <w:startOverride w:val="1"/>
+    </w:lvlOverride>
+    <w:lvlOverride w:ilvl="8">
+      <w:startOverride w:val="1"/>
+    </w:lvlOverride>
+  </w:num>
+  <w:num w:numId="1030">
     <w:abstractNumId w:val="991"/>
   </w:num>
 </w:numbering>

--- a/SITP/DSA-Notes/M16_Mathematics.docx
+++ b/SITP/DSA-Notes/M16_Mathematics.docx
@@ -8076,24 +8076,34 @@
   <w:style w:default="1" w:styleId="Table" w:type="table">
     <w:name w:val="Table"/>
     <w:basedOn w:val="TableNormal"/>
-    <w:semiHidden/>
-    <w:unhideWhenUsed/>
     <w:qFormat/>
     <w:tblPr>
       <w:tblInd w:type="dxa" w:w="0"/>
+      <w:tblBorders>
+        <w:top w:color="808080" w:space="0" w:sz="4" w:val="single"/>
+        <w:left w:color="808080" w:space="0" w:sz="4" w:val="single"/>
+        <w:bottom w:color="808080" w:space="0" w:sz="4" w:val="single"/>
+        <w:right w:color="808080" w:space="0" w:sz="4" w:val="single"/>
+        <w:insideH w:color="BFBFBF" w:space="0" w:sz="4" w:val="single"/>
+        <w:insideV w:color="BFBFBF" w:space="0" w:sz="4" w:val="single"/>
+      </w:tblBorders>
       <w:tblCellMar>
-        <w:top w:type="dxa" w:w="0"/>
+        <w:top w:type="dxa" w:w="40"/>
         <w:left w:type="dxa" w:w="108"/>
-        <w:bottom w:type="dxa" w:w="0"/>
+        <w:bottom w:type="dxa" w:w="40"/>
         <w:right w:type="dxa" w:w="108"/>
       </w:tblCellMar>
     </w:tblPr>
     <w:tblStylePr w:type="firstRow">
+      <w:rPr>
+        <w:b/>
+      </w:rPr>
       <w:tcPr>
+        <w:shd w:color="auto" w:fill="DDEBF7" w:val="clear"/>
         <w:tcBorders>
-          <w:bottom w:val="single"/>
+          <w:bottom w:color="1F4E78" w:space="0" w:sz="8" w:val="single"/>
         </w:tcBorders>
-        <w:vAlign w:val="bottom"/>
+        <w:vAlign w:val="center"/>
       </w:tcPr>
     </w:tblStylePr>
   </w:style>
